--- a/gradebook.docx
+++ b/gradebook.docx
@@ -3,35 +3,102 @@
 <w:document xmlns:wpc="http://schemas.microsoft.com/office/word/2010/wordprocessingCanvas" xmlns:cx="http://schemas.microsoft.com/office/drawing/2014/chartex" xmlns:cx1="http://schemas.microsoft.com/office/drawing/2015/9/8/chartex" xmlns:cx2="http://schemas.microsoft.com/office/drawing/2015/10/21/chartex" xmlns:cx3="http://schemas.microsoft.com/office/drawing/2016/5/9/chartex" xmlns:cx4="http://schemas.microsoft.com/office/drawing/2016/5/10/chartex" xmlns:cx5="http://schemas.microsoft.com/office/drawing/2016/5/11/chartex" xmlns:cx6="http://schemas.microsoft.com/office/drawing/2016/5/12/chartex" xmlns:cx7="http://schemas.microsoft.com/office/drawing/2016/5/13/chartex" xmlns:cx8="http://schemas.microsoft.com/office/drawing/2016/5/14/chartex" xmlns:mc="http://schemas.openxmlformats.org/markup-compatibility/2006" xmlns:aink="http://schemas.microsoft.com/office/drawing/2016/ink" xmlns:am3d="http://schemas.microsoft.com/office/drawing/2017/model3d" xmlns:o="urn:schemas-microsoft-com:office:office" xmlns:r="http://schemas.openxmlformats.org/officeDocument/2006/relationships" xmlns:m="http://schemas.openxmlformats.org/officeDocument/2006/math" xmlns:v="urn:schemas-microsoft-com:vml" xmlns:wp14="http://schemas.microsoft.com/office/word/2010/wordprocessingDrawing" xmlns:wp="http://schemas.openxmlformats.org/drawingml/2006/wordprocessingDrawing" xmlns:w10="urn:schemas-microsoft-com:office:word" xmlns:w="http://schemas.openxmlformats.org/wordprocessingml/2006/main" xmlns:w14="http://schemas.microsoft.com/office/word/2010/wordml" xmlns:w15="http://schemas.microsoft.com/office/word/2012/wordml" xmlns:w16cex="http://schemas.microsoft.com/office/word/2018/wordml/cex" xmlns:w16cid="http://schemas.microsoft.com/office/word/2016/wordml/cid" xmlns:w16="http://schemas.microsoft.com/office/word/2018/wordml" xmlns:w16sdtdh="http://schemas.microsoft.com/office/word/2020/wordml/sdtdatahash" xmlns:w16se="http://schemas.microsoft.com/office/word/2015/wordml/symex" xmlns:wpg="http://schemas.microsoft.com/office/word/2010/wordprocessingGroup" xmlns:wpi="http://schemas.microsoft.com/office/word/2010/wordprocessingInk" xmlns:wne="http://schemas.microsoft.com/office/word/2006/wordml" xmlns:wps="http://schemas.microsoft.com/office/word/2010/wordprocessingShape" mc:Ignorable="w14 w15 w16se w16cid w16 w16cex w16sdtdh wp14">
   <w:body>
     <w:p>
-      <w:r>
-        <w:t>Overall:</w:t>
-      </w:r>
+      <w:pPr>
+        <w:rPr>
+          <w:sz w:val="26"/>
+          <w:szCs w:val="26"/>
+        </w:rPr>
+      </w:pPr>
+      <w:r>
+        <w:rPr>
+          <w:sz w:val="26"/>
+          <w:szCs w:val="26"/>
+        </w:rPr>
+        <w:t xml:space="preserve">22408 [ </w:t>
+      </w:r>
+      <w:proofErr w:type="spellStart"/>
+      <w:r>
+        <w:rPr>
+          <w:sz w:val="26"/>
+          <w:szCs w:val="26"/>
+        </w:rPr>
+        <w:t>GradeBook</w:t>
+      </w:r>
+      <w:proofErr w:type="spellEnd"/>
+      <w:r>
+        <w:rPr>
+          <w:sz w:val="26"/>
+          <w:szCs w:val="26"/>
+        </w:rPr>
+        <w:t xml:space="preserve"> – AI </w:t>
+      </w:r>
+      <w:proofErr w:type="gramStart"/>
+      <w:r>
+        <w:rPr>
+          <w:sz w:val="26"/>
+          <w:szCs w:val="26"/>
+        </w:rPr>
+        <w:t>Planning ]</w:t>
+      </w:r>
+      <w:proofErr w:type="gramEnd"/>
     </w:p>
     <w:p>
       <w:pPr>
         <w:rPr>
-          <w:rtl/>
-        </w:rPr>
-      </w:pPr>
-      <w:r>
-        <w:t xml:space="preserve">Chatbot for </w:t>
-      </w:r>
-      <w:r>
-        <w:t>students’</w:t>
-      </w:r>
-      <w:r>
-        <w:t xml:space="preserve"> performance tracking (maybe not)</w:t>
+          <w:sz w:val="26"/>
+          <w:szCs w:val="26"/>
+        </w:rPr>
+      </w:pPr>
+      <w:r>
+        <w:rPr>
+          <w:sz w:val="26"/>
+          <w:szCs w:val="26"/>
+        </w:rPr>
+        <w:t>Study the gradebook module and suggest ways to improve it through AI integration.</w:t>
       </w:r>
     </w:p>
     <w:p>
-      <w:r>
-        <w:br/>
-      </w:r>
-      <w:r>
-        <w:br/>
-      </w:r>
-      <w:r>
-        <w:t>Grades Page:</w:t>
+      <w:pPr>
+        <w:rPr>
+          <w:sz w:val="26"/>
+          <w:szCs w:val="26"/>
+        </w:rPr>
+      </w:pPr>
+    </w:p>
+    <w:p>
+      <w:pPr>
+        <w:rPr>
+          <w:sz w:val="24"/>
+          <w:szCs w:val="24"/>
+        </w:rPr>
+      </w:pPr>
+      <w:r>
+        <w:rPr>
+          <w:sz w:val="24"/>
+          <w:szCs w:val="24"/>
+        </w:rPr>
+        <w:t>AI Integration</w:t>
+      </w:r>
+      <w:r>
+        <w:rPr>
+          <w:sz w:val="24"/>
+          <w:szCs w:val="24"/>
+        </w:rPr>
+        <w:t xml:space="preserve"> </w:t>
+      </w:r>
+      <w:r>
+        <w:rPr>
+          <w:sz w:val="24"/>
+          <w:szCs w:val="24"/>
+        </w:rPr>
+        <w:t>R</w:t>
+      </w:r>
+      <w:r>
+        <w:rPr>
+          <w:sz w:val="24"/>
+          <w:szCs w:val="24"/>
+        </w:rPr>
+        <w:t>ecommendations:</w:t>
       </w:r>
     </w:p>
     <w:p>
@@ -39,17 +106,33 @@
         <w:pStyle w:val="ListParagraph"/>
         <w:numPr>
           <w:ilvl w:val="0"/>
-          <w:numId w:val="1"/>
+          <w:numId w:val="2"/>
         </w:numPr>
-      </w:pPr>
-      <w:r>
-        <w:t>Conduct can be automatically chosen (</w:t>
-      </w:r>
-      <w:r>
-        <w:t xml:space="preserve">doesn’t require </w:t>
-      </w:r>
-      <w:r>
-        <w:t>ai)</w:t>
+        <w:rPr>
+          <w:sz w:val="24"/>
+          <w:szCs w:val="24"/>
+        </w:rPr>
+      </w:pPr>
+      <w:r>
+        <w:rPr>
+          <w:sz w:val="24"/>
+          <w:szCs w:val="24"/>
+        </w:rPr>
+        <w:t>S</w:t>
+      </w:r>
+      <w:r>
+        <w:rPr>
+          <w:sz w:val="24"/>
+          <w:szCs w:val="24"/>
+        </w:rPr>
+        <w:t>tudents’ performance tracking</w:t>
+      </w:r>
+      <w:r>
+        <w:rPr>
+          <w:sz w:val="24"/>
+          <w:szCs w:val="24"/>
+        </w:rPr>
+        <w:t>:</w:t>
       </w:r>
     </w:p>
     <w:p>
@@ -57,11 +140,82 @@
         <w:pStyle w:val="ListParagraph"/>
         <w:numPr>
           <w:ilvl w:val="0"/>
-          <w:numId w:val="1"/>
+          <w:numId w:val="4"/>
         </w:numPr>
-      </w:pPr>
-      <w:r>
-        <w:t>If a student was absent -&gt; automatic grade guess</w:t>
+        <w:rPr>
+          <w:sz w:val="24"/>
+          <w:szCs w:val="24"/>
+        </w:rPr>
+      </w:pPr>
+      <w:r>
+        <w:rPr>
+          <w:sz w:val="24"/>
+          <w:szCs w:val="24"/>
+        </w:rPr>
+        <w:t xml:space="preserve">from Remarks / Period Remarks / </w:t>
+      </w:r>
+      <w:r>
+        <w:rPr>
+          <w:sz w:val="24"/>
+          <w:szCs w:val="24"/>
+        </w:rPr>
+        <w:t xml:space="preserve">Skills / </w:t>
+      </w:r>
+      <w:r>
+        <w:rPr>
+          <w:sz w:val="24"/>
+          <w:szCs w:val="24"/>
+        </w:rPr>
+        <w:t xml:space="preserve">and </w:t>
+      </w:r>
+      <w:r>
+        <w:rPr>
+          <w:sz w:val="24"/>
+          <w:szCs w:val="24"/>
+        </w:rPr>
+        <w:t xml:space="preserve">Attendance </w:t>
+      </w:r>
+      <w:r>
+        <w:rPr>
+          <w:sz w:val="24"/>
+          <w:szCs w:val="24"/>
+        </w:rPr>
+        <w:t xml:space="preserve">pages </w:t>
+      </w:r>
+      <w:r>
+        <w:rPr>
+          <w:sz w:val="24"/>
+          <w:szCs w:val="24"/>
+        </w:rPr>
+        <w:t>(Behavior</w:t>
+      </w:r>
+      <w:r>
+        <w:rPr>
+          <w:sz w:val="24"/>
+          <w:szCs w:val="24"/>
+        </w:rPr>
+        <w:t xml:space="preserve"> page</w:t>
+      </w:r>
+      <w:r>
+        <w:rPr>
+          <w:sz w:val="24"/>
+          <w:szCs w:val="24"/>
+        </w:rPr>
+        <w:t>: is empty i</w:t>
+      </w:r>
+      <w:r>
+        <w:rPr>
+          <w:sz w:val="24"/>
+          <w:szCs w:val="24"/>
+        </w:rPr>
+        <w:t>n</w:t>
+      </w:r>
+      <w:r>
+        <w:rPr>
+          <w:sz w:val="24"/>
+          <w:szCs w:val="24"/>
+        </w:rPr>
+        <w:t xml:space="preserve"> the tested account)</w:t>
       </w:r>
     </w:p>
     <w:p>
@@ -69,11 +223,19 @@
         <w:pStyle w:val="ListParagraph"/>
         <w:numPr>
           <w:ilvl w:val="0"/>
-          <w:numId w:val="1"/>
+          <w:numId w:val="4"/>
         </w:numPr>
-      </w:pPr>
-      <w:r>
-        <w:t>Usually doesn’t happen in schools, but curving grades</w:t>
+        <w:rPr>
+          <w:sz w:val="24"/>
+          <w:szCs w:val="24"/>
+        </w:rPr>
+      </w:pPr>
+      <w:r>
+        <w:rPr>
+          <w:sz w:val="24"/>
+          <w:szCs w:val="24"/>
+        </w:rPr>
+        <w:t>Over years</w:t>
       </w:r>
     </w:p>
     <w:p>
@@ -81,42 +243,170 @@
         <w:pStyle w:val="ListParagraph"/>
         <w:numPr>
           <w:ilvl w:val="0"/>
-          <w:numId w:val="1"/>
+          <w:numId w:val="4"/>
         </w:numPr>
-      </w:pPr>
-    </w:p>
-    <w:p/>
-    <w:p>
-      <w:r>
-        <w:t>Remarks:</w:t>
+        <w:rPr>
+          <w:sz w:val="24"/>
+          <w:szCs w:val="24"/>
+        </w:rPr>
+      </w:pPr>
+      <w:r>
+        <w:rPr>
+          <w:sz w:val="24"/>
+          <w:szCs w:val="24"/>
+        </w:rPr>
+        <w:t>Across subjects</w:t>
       </w:r>
     </w:p>
     <w:p>
-      <w:r>
-        <w:t>Read each remark and generate an overall course remark.</w:t>
+      <w:pPr>
+        <w:pStyle w:val="ListParagraph"/>
+        <w:numPr>
+          <w:ilvl w:val="0"/>
+          <w:numId w:val="2"/>
+        </w:numPr>
+        <w:rPr>
+          <w:sz w:val="24"/>
+          <w:szCs w:val="24"/>
+        </w:rPr>
+      </w:pPr>
+      <w:r>
+        <w:rPr>
+          <w:sz w:val="24"/>
+          <w:szCs w:val="24"/>
+        </w:rPr>
+        <w:t xml:space="preserve">Generate assessment </w:t>
+      </w:r>
+      <w:r>
+        <w:rPr>
+          <w:sz w:val="24"/>
+          <w:szCs w:val="24"/>
+        </w:rPr>
+        <w:t>checklist and tools based on explained lessons</w:t>
       </w:r>
     </w:p>
     <w:p>
       <w:pPr>
-        <w:rPr>
-          <w:rFonts w:hint="cs"/>
-          <w:rtl/>
-          <w:lang w:bidi="ar-LB"/>
-        </w:rPr>
-      </w:pPr>
-      <w:r>
-        <w:t>(</w:t>
-      </w:r>
-      <w:proofErr w:type="gramStart"/>
-      <w:r>
-        <w:t>overall</w:t>
-      </w:r>
-      <w:proofErr w:type="gramEnd"/>
-      <w:r>
-        <w:t xml:space="preserve"> for each term, what each student say, overall for whole course)</w:t>
+        <w:pStyle w:val="ListParagraph"/>
+        <w:numPr>
+          <w:ilvl w:val="0"/>
+          <w:numId w:val="2"/>
+        </w:numPr>
+        <w:rPr>
+          <w:sz w:val="24"/>
+          <w:szCs w:val="24"/>
+        </w:rPr>
+      </w:pPr>
+      <w:r>
+        <w:rPr>
+          <w:sz w:val="24"/>
+          <w:szCs w:val="24"/>
+        </w:rPr>
+        <w:t>Automatic Grade Guess if the student was absent on a specific exam</w:t>
       </w:r>
     </w:p>
-    <w:p/>
+    <w:p>
+      <w:pPr>
+        <w:pStyle w:val="ListParagraph"/>
+        <w:numPr>
+          <w:ilvl w:val="0"/>
+          <w:numId w:val="2"/>
+        </w:numPr>
+        <w:rPr>
+          <w:sz w:val="24"/>
+          <w:szCs w:val="24"/>
+        </w:rPr>
+      </w:pPr>
+      <w:r>
+        <w:rPr>
+          <w:sz w:val="24"/>
+          <w:szCs w:val="24"/>
+        </w:rPr>
+        <w:t>Generate</w:t>
+      </w:r>
+      <w:r>
+        <w:rPr>
+          <w:sz w:val="24"/>
+          <w:szCs w:val="24"/>
+        </w:rPr>
+        <w:t xml:space="preserve"> the schedule for the whole school</w:t>
+      </w:r>
+    </w:p>
+    <w:p>
+      <w:pPr>
+        <w:rPr>
+          <w:sz w:val="24"/>
+          <w:szCs w:val="24"/>
+        </w:rPr>
+      </w:pPr>
+    </w:p>
+    <w:p>
+      <w:pPr>
+        <w:rPr>
+          <w:sz w:val="24"/>
+          <w:szCs w:val="24"/>
+        </w:rPr>
+      </w:pPr>
+      <w:r>
+        <w:rPr>
+          <w:sz w:val="24"/>
+          <w:szCs w:val="24"/>
+        </w:rPr>
+        <w:t>Issues:</w:t>
+      </w:r>
+    </w:p>
+    <w:p>
+      <w:pPr>
+        <w:rPr>
+          <w:sz w:val="24"/>
+          <w:szCs w:val="24"/>
+        </w:rPr>
+      </w:pPr>
+      <w:r>
+        <w:rPr>
+          <w:sz w:val="24"/>
+          <w:szCs w:val="24"/>
+        </w:rPr>
+        <w:t xml:space="preserve">In </w:t>
+      </w:r>
+      <w:r>
+        <w:rPr>
+          <w:sz w:val="24"/>
+          <w:szCs w:val="24"/>
+        </w:rPr>
+        <w:t>Objectives</w:t>
+      </w:r>
+      <w:r>
+        <w:rPr>
+          <w:sz w:val="24"/>
+          <w:szCs w:val="24"/>
+        </w:rPr>
+        <w:t xml:space="preserve"> page, e</w:t>
+      </w:r>
+      <w:r>
+        <w:rPr>
+          <w:sz w:val="24"/>
+          <w:szCs w:val="24"/>
+        </w:rPr>
+        <w:t>xisting AI adds topics even if they already exist</w:t>
+      </w:r>
+    </w:p>
+    <w:p>
+      <w:pPr>
+        <w:rPr>
+          <w:sz w:val="24"/>
+          <w:szCs w:val="24"/>
+        </w:rPr>
+      </w:pPr>
+    </w:p>
+    <w:p>
+      <w:pPr>
+        <w:rPr>
+          <w:sz w:val="24"/>
+          <w:szCs w:val="24"/>
+        </w:rPr>
+      </w:pPr>
+    </w:p>
     <w:sectPr>
       <w:pgSz w:w="12240" w:h="15840"/>
       <w:pgMar w:top="1440" w:right="1440" w:bottom="1440" w:left="1440" w:header="720" w:footer="720" w:gutter="0"/>
@@ -130,6 +420,119 @@
 <file path=word/numbering.xml><?xml version="1.0" encoding="utf-8"?>
 <w:numbering xmlns:wpc="http://schemas.microsoft.com/office/word/2010/wordprocessingCanvas" xmlns:cx="http://schemas.microsoft.com/office/drawing/2014/chartex" xmlns:cx1="http://schemas.microsoft.com/office/drawing/2015/9/8/chartex" xmlns:cx2="http://schemas.microsoft.com/office/drawing/2015/10/21/chartex" xmlns:cx3="http://schemas.microsoft.com/office/drawing/2016/5/9/chartex" xmlns:cx4="http://schemas.microsoft.com/office/drawing/2016/5/10/chartex" xmlns:cx5="http://schemas.microsoft.com/office/drawing/2016/5/11/chartex" xmlns:cx6="http://schemas.microsoft.com/office/drawing/2016/5/12/chartex" xmlns:cx7="http://schemas.microsoft.com/office/drawing/2016/5/13/chartex" xmlns:cx8="http://schemas.microsoft.com/office/drawing/2016/5/14/chartex" xmlns:mc="http://schemas.openxmlformats.org/markup-compatibility/2006" xmlns:aink="http://schemas.microsoft.com/office/drawing/2016/ink" xmlns:am3d="http://schemas.microsoft.com/office/drawing/2017/model3d" xmlns:o="urn:schemas-microsoft-com:office:office" xmlns:r="http://schemas.openxmlformats.org/officeDocument/2006/relationships" xmlns:m="http://schemas.openxmlformats.org/officeDocument/2006/math" xmlns:v="urn:schemas-microsoft-com:vml" xmlns:wp14="http://schemas.microsoft.com/office/word/2010/wordprocessingDrawing" xmlns:wp="http://schemas.openxmlformats.org/drawingml/2006/wordprocessingDrawing" xmlns:w10="urn:schemas-microsoft-com:office:word" xmlns:w="http://schemas.openxmlformats.org/wordprocessingml/2006/main" xmlns:w14="http://schemas.microsoft.com/office/word/2010/wordml" xmlns:w15="http://schemas.microsoft.com/office/word/2012/wordml" xmlns:w16cex="http://schemas.microsoft.com/office/word/2018/wordml/cex" xmlns:w16cid="http://schemas.microsoft.com/office/word/2016/wordml/cid" xmlns:w16="http://schemas.microsoft.com/office/word/2018/wordml" xmlns:w16sdtdh="http://schemas.microsoft.com/office/word/2020/wordml/sdtdatahash" xmlns:w16se="http://schemas.microsoft.com/office/word/2015/wordml/symex" xmlns:wpg="http://schemas.microsoft.com/office/word/2010/wordprocessingGroup" xmlns:wpi="http://schemas.microsoft.com/office/word/2010/wordprocessingInk" xmlns:wne="http://schemas.microsoft.com/office/word/2006/wordml" xmlns:wps="http://schemas.microsoft.com/office/word/2010/wordprocessingShape" mc:Ignorable="w14 w15 w16se w16cid w16 w16cex w16sdtdh wp14">
   <w:abstractNum w:abstractNumId="0" w15:restartNumberingAfterBreak="0">
+    <w:nsid w:val="150805F1"/>
+    <w:multiLevelType w:val="hybridMultilevel"/>
+    <w:tmpl w:val="865E2DF0"/>
+    <w:lvl w:ilvl="0" w:tplc="EE7CAB34">
+      <w:start w:val="1"/>
+      <w:numFmt w:val="bullet"/>
+      <w:lvlText w:val="-"/>
+      <w:lvlJc w:val="left"/>
+      <w:pPr>
+        <w:ind w:left="1080" w:hanging="360"/>
+      </w:pPr>
+      <w:rPr>
+        <w:rFonts w:ascii="Calibri" w:eastAsiaTheme="minorHAnsi" w:hAnsi="Calibri" w:cs="Calibri" w:hint="default"/>
+      </w:rPr>
+    </w:lvl>
+    <w:lvl w:ilvl="1" w:tplc="04090003" w:tentative="1">
+      <w:start w:val="1"/>
+      <w:numFmt w:val="bullet"/>
+      <w:lvlText w:val="o"/>
+      <w:lvlJc w:val="left"/>
+      <w:pPr>
+        <w:ind w:left="1800" w:hanging="360"/>
+      </w:pPr>
+      <w:rPr>
+        <w:rFonts w:ascii="Courier New" w:hAnsi="Courier New" w:cs="Courier New" w:hint="default"/>
+      </w:rPr>
+    </w:lvl>
+    <w:lvl w:ilvl="2" w:tplc="04090005" w:tentative="1">
+      <w:start w:val="1"/>
+      <w:numFmt w:val="bullet"/>
+      <w:lvlText w:val=""/>
+      <w:lvlJc w:val="left"/>
+      <w:pPr>
+        <w:ind w:left="2520" w:hanging="360"/>
+      </w:pPr>
+      <w:rPr>
+        <w:rFonts w:ascii="Wingdings" w:hAnsi="Wingdings" w:hint="default"/>
+      </w:rPr>
+    </w:lvl>
+    <w:lvl w:ilvl="3" w:tplc="04090001" w:tentative="1">
+      <w:start w:val="1"/>
+      <w:numFmt w:val="bullet"/>
+      <w:lvlText w:val=""/>
+      <w:lvlJc w:val="left"/>
+      <w:pPr>
+        <w:ind w:left="3240" w:hanging="360"/>
+      </w:pPr>
+      <w:rPr>
+        <w:rFonts w:ascii="Symbol" w:hAnsi="Symbol" w:hint="default"/>
+      </w:rPr>
+    </w:lvl>
+    <w:lvl w:ilvl="4" w:tplc="04090003" w:tentative="1">
+      <w:start w:val="1"/>
+      <w:numFmt w:val="bullet"/>
+      <w:lvlText w:val="o"/>
+      <w:lvlJc w:val="left"/>
+      <w:pPr>
+        <w:ind w:left="3960" w:hanging="360"/>
+      </w:pPr>
+      <w:rPr>
+        <w:rFonts w:ascii="Courier New" w:hAnsi="Courier New" w:cs="Courier New" w:hint="default"/>
+      </w:rPr>
+    </w:lvl>
+    <w:lvl w:ilvl="5" w:tplc="04090005" w:tentative="1">
+      <w:start w:val="1"/>
+      <w:numFmt w:val="bullet"/>
+      <w:lvlText w:val=""/>
+      <w:lvlJc w:val="left"/>
+      <w:pPr>
+        <w:ind w:left="4680" w:hanging="360"/>
+      </w:pPr>
+      <w:rPr>
+        <w:rFonts w:ascii="Wingdings" w:hAnsi="Wingdings" w:hint="default"/>
+      </w:rPr>
+    </w:lvl>
+    <w:lvl w:ilvl="6" w:tplc="04090001" w:tentative="1">
+      <w:start w:val="1"/>
+      <w:numFmt w:val="bullet"/>
+      <w:lvlText w:val=""/>
+      <w:lvlJc w:val="left"/>
+      <w:pPr>
+        <w:ind w:left="5400" w:hanging="360"/>
+      </w:pPr>
+      <w:rPr>
+        <w:rFonts w:ascii="Symbol" w:hAnsi="Symbol" w:hint="default"/>
+      </w:rPr>
+    </w:lvl>
+    <w:lvl w:ilvl="7" w:tplc="04090003" w:tentative="1">
+      <w:start w:val="1"/>
+      <w:numFmt w:val="bullet"/>
+      <w:lvlText w:val="o"/>
+      <w:lvlJc w:val="left"/>
+      <w:pPr>
+        <w:ind w:left="6120" w:hanging="360"/>
+      </w:pPr>
+      <w:rPr>
+        <w:rFonts w:ascii="Courier New" w:hAnsi="Courier New" w:cs="Courier New" w:hint="default"/>
+      </w:rPr>
+    </w:lvl>
+    <w:lvl w:ilvl="8" w:tplc="04090005" w:tentative="1">
+      <w:start w:val="1"/>
+      <w:numFmt w:val="bullet"/>
+      <w:lvlText w:val=""/>
+      <w:lvlJc w:val="left"/>
+      <w:pPr>
+        <w:ind w:left="6840" w:hanging="360"/>
+      </w:pPr>
+      <w:rPr>
+        <w:rFonts w:ascii="Wingdings" w:hAnsi="Wingdings" w:hint="default"/>
+      </w:rPr>
+    </w:lvl>
+  </w:abstractNum>
+  <w:abstractNum w:abstractNumId="1" w15:restartNumberingAfterBreak="0">
     <w:nsid w:val="23202A0E"/>
     <w:multiLevelType w:val="hybridMultilevel"/>
     <w:tmpl w:val="F290215E"/>
@@ -241,7 +644,218 @@
       </w:rPr>
     </w:lvl>
   </w:abstractNum>
+  <w:abstractNum w:abstractNumId="2" w15:restartNumberingAfterBreak="0">
+    <w:nsid w:val="456D3927"/>
+    <w:multiLevelType w:val="hybridMultilevel"/>
+    <w:tmpl w:val="E3A4B17C"/>
+    <w:lvl w:ilvl="0" w:tplc="A0DA421E">
+      <w:start w:val="1"/>
+      <w:numFmt w:val="bullet"/>
+      <w:lvlText w:val="-"/>
+      <w:lvlJc w:val="left"/>
+      <w:pPr>
+        <w:ind w:left="360" w:hanging="360"/>
+      </w:pPr>
+      <w:rPr>
+        <w:rFonts w:ascii="Calibri" w:eastAsiaTheme="minorHAnsi" w:hAnsi="Calibri" w:cs="Calibri" w:hint="default"/>
+      </w:rPr>
+    </w:lvl>
+    <w:lvl w:ilvl="1" w:tplc="04090003" w:tentative="1">
+      <w:start w:val="1"/>
+      <w:numFmt w:val="bullet"/>
+      <w:lvlText w:val="o"/>
+      <w:lvlJc w:val="left"/>
+      <w:pPr>
+        <w:ind w:left="1080" w:hanging="360"/>
+      </w:pPr>
+      <w:rPr>
+        <w:rFonts w:ascii="Courier New" w:hAnsi="Courier New" w:cs="Courier New" w:hint="default"/>
+      </w:rPr>
+    </w:lvl>
+    <w:lvl w:ilvl="2" w:tplc="04090005" w:tentative="1">
+      <w:start w:val="1"/>
+      <w:numFmt w:val="bullet"/>
+      <w:lvlText w:val=""/>
+      <w:lvlJc w:val="left"/>
+      <w:pPr>
+        <w:ind w:left="1800" w:hanging="360"/>
+      </w:pPr>
+      <w:rPr>
+        <w:rFonts w:ascii="Wingdings" w:hAnsi="Wingdings" w:hint="default"/>
+      </w:rPr>
+    </w:lvl>
+    <w:lvl w:ilvl="3" w:tplc="04090001" w:tentative="1">
+      <w:start w:val="1"/>
+      <w:numFmt w:val="bullet"/>
+      <w:lvlText w:val=""/>
+      <w:lvlJc w:val="left"/>
+      <w:pPr>
+        <w:ind w:left="2520" w:hanging="360"/>
+      </w:pPr>
+      <w:rPr>
+        <w:rFonts w:ascii="Symbol" w:hAnsi="Symbol" w:hint="default"/>
+      </w:rPr>
+    </w:lvl>
+    <w:lvl w:ilvl="4" w:tplc="04090003" w:tentative="1">
+      <w:start w:val="1"/>
+      <w:numFmt w:val="bullet"/>
+      <w:lvlText w:val="o"/>
+      <w:lvlJc w:val="left"/>
+      <w:pPr>
+        <w:ind w:left="3240" w:hanging="360"/>
+      </w:pPr>
+      <w:rPr>
+        <w:rFonts w:ascii="Courier New" w:hAnsi="Courier New" w:cs="Courier New" w:hint="default"/>
+      </w:rPr>
+    </w:lvl>
+    <w:lvl w:ilvl="5" w:tplc="04090005" w:tentative="1">
+      <w:start w:val="1"/>
+      <w:numFmt w:val="bullet"/>
+      <w:lvlText w:val=""/>
+      <w:lvlJc w:val="left"/>
+      <w:pPr>
+        <w:ind w:left="3960" w:hanging="360"/>
+      </w:pPr>
+      <w:rPr>
+        <w:rFonts w:ascii="Wingdings" w:hAnsi="Wingdings" w:hint="default"/>
+      </w:rPr>
+    </w:lvl>
+    <w:lvl w:ilvl="6" w:tplc="04090001" w:tentative="1">
+      <w:start w:val="1"/>
+      <w:numFmt w:val="bullet"/>
+      <w:lvlText w:val=""/>
+      <w:lvlJc w:val="left"/>
+      <w:pPr>
+        <w:ind w:left="4680" w:hanging="360"/>
+      </w:pPr>
+      <w:rPr>
+        <w:rFonts w:ascii="Symbol" w:hAnsi="Symbol" w:hint="default"/>
+      </w:rPr>
+    </w:lvl>
+    <w:lvl w:ilvl="7" w:tplc="04090003" w:tentative="1">
+      <w:start w:val="1"/>
+      <w:numFmt w:val="bullet"/>
+      <w:lvlText w:val="o"/>
+      <w:lvlJc w:val="left"/>
+      <w:pPr>
+        <w:ind w:left="5400" w:hanging="360"/>
+      </w:pPr>
+      <w:rPr>
+        <w:rFonts w:ascii="Courier New" w:hAnsi="Courier New" w:cs="Courier New" w:hint="default"/>
+      </w:rPr>
+    </w:lvl>
+    <w:lvl w:ilvl="8" w:tplc="04090005" w:tentative="1">
+      <w:start w:val="1"/>
+      <w:numFmt w:val="bullet"/>
+      <w:lvlText w:val=""/>
+      <w:lvlJc w:val="left"/>
+      <w:pPr>
+        <w:ind w:left="6120" w:hanging="360"/>
+      </w:pPr>
+      <w:rPr>
+        <w:rFonts w:ascii="Wingdings" w:hAnsi="Wingdings" w:hint="default"/>
+      </w:rPr>
+    </w:lvl>
+  </w:abstractNum>
+  <w:abstractNum w:abstractNumId="3" w15:restartNumberingAfterBreak="0">
+    <w:nsid w:val="5E8C6727"/>
+    <w:multiLevelType w:val="hybridMultilevel"/>
+    <w:tmpl w:val="C50A8580"/>
+    <w:lvl w:ilvl="0" w:tplc="0409000F">
+      <w:start w:val="1"/>
+      <w:numFmt w:val="decimal"/>
+      <w:lvlText w:val="%1."/>
+      <w:lvlJc w:val="left"/>
+      <w:pPr>
+        <w:ind w:left="720" w:hanging="360"/>
+      </w:pPr>
+      <w:rPr>
+        <w:rFonts w:hint="default"/>
+      </w:rPr>
+    </w:lvl>
+    <w:lvl w:ilvl="1" w:tplc="04090019" w:tentative="1">
+      <w:start w:val="1"/>
+      <w:numFmt w:val="lowerLetter"/>
+      <w:lvlText w:val="%2."/>
+      <w:lvlJc w:val="left"/>
+      <w:pPr>
+        <w:ind w:left="1440" w:hanging="360"/>
+      </w:pPr>
+    </w:lvl>
+    <w:lvl w:ilvl="2" w:tplc="0409001B" w:tentative="1">
+      <w:start w:val="1"/>
+      <w:numFmt w:val="lowerRoman"/>
+      <w:lvlText w:val="%3."/>
+      <w:lvlJc w:val="right"/>
+      <w:pPr>
+        <w:ind w:left="2160" w:hanging="180"/>
+      </w:pPr>
+    </w:lvl>
+    <w:lvl w:ilvl="3" w:tplc="0409000F" w:tentative="1">
+      <w:start w:val="1"/>
+      <w:numFmt w:val="decimal"/>
+      <w:lvlText w:val="%4."/>
+      <w:lvlJc w:val="left"/>
+      <w:pPr>
+        <w:ind w:left="2880" w:hanging="360"/>
+      </w:pPr>
+    </w:lvl>
+    <w:lvl w:ilvl="4" w:tplc="04090019" w:tentative="1">
+      <w:start w:val="1"/>
+      <w:numFmt w:val="lowerLetter"/>
+      <w:lvlText w:val="%5."/>
+      <w:lvlJc w:val="left"/>
+      <w:pPr>
+        <w:ind w:left="3600" w:hanging="360"/>
+      </w:pPr>
+    </w:lvl>
+    <w:lvl w:ilvl="5" w:tplc="0409001B" w:tentative="1">
+      <w:start w:val="1"/>
+      <w:numFmt w:val="lowerRoman"/>
+      <w:lvlText w:val="%6."/>
+      <w:lvlJc w:val="right"/>
+      <w:pPr>
+        <w:ind w:left="4320" w:hanging="180"/>
+      </w:pPr>
+    </w:lvl>
+    <w:lvl w:ilvl="6" w:tplc="0409000F" w:tentative="1">
+      <w:start w:val="1"/>
+      <w:numFmt w:val="decimal"/>
+      <w:lvlText w:val="%7."/>
+      <w:lvlJc w:val="left"/>
+      <w:pPr>
+        <w:ind w:left="5040" w:hanging="360"/>
+      </w:pPr>
+    </w:lvl>
+    <w:lvl w:ilvl="7" w:tplc="04090019" w:tentative="1">
+      <w:start w:val="1"/>
+      <w:numFmt w:val="lowerLetter"/>
+      <w:lvlText w:val="%8."/>
+      <w:lvlJc w:val="left"/>
+      <w:pPr>
+        <w:ind w:left="5760" w:hanging="360"/>
+      </w:pPr>
+    </w:lvl>
+    <w:lvl w:ilvl="8" w:tplc="0409001B" w:tentative="1">
+      <w:start w:val="1"/>
+      <w:numFmt w:val="lowerRoman"/>
+      <w:lvlText w:val="%9."/>
+      <w:lvlJc w:val="right"/>
+      <w:pPr>
+        <w:ind w:left="6480" w:hanging="180"/>
+      </w:pPr>
+    </w:lvl>
+  </w:abstractNum>
   <w:num w:numId="1">
+    <w:abstractNumId w:val="1"/>
+  </w:num>
+  <w:num w:numId="2">
+    <w:abstractNumId w:val="3"/>
+  </w:num>
+  <w:num w:numId="3">
+    <w:abstractNumId w:val="2"/>
+  </w:num>
+  <w:num w:numId="4">
     <w:abstractNumId w:val="0"/>
   </w:num>
 </w:numbering>
@@ -649,6 +1263,7 @@
   <w:style w:type="character" w:default="1" w:styleId="DefaultParagraphFont">
     <w:name w:val="Default Paragraph Font"/>
     <w:uiPriority w:val="1"/>
+    <w:semiHidden/>
     <w:unhideWhenUsed/>
   </w:style>
   <w:style w:type="table" w:default="1" w:styleId="TableNormal">
@@ -979,4 +1594,16 @@
     </a:ext>
   </a:extLst>
 </a:theme>
+</file>
+
+<file path=customXml/item1.xml><?xml version="1.0" encoding="utf-8"?>
+<b:Sources xmlns:b="http://schemas.openxmlformats.org/officeDocument/2006/bibliography" xmlns="http://schemas.openxmlformats.org/officeDocument/2006/bibliography" SelectedStyle="\APASixthEditionOfficeOnline.xsl" StyleName="APA" Version="6"/>
+</file>
+
+<file path=customXml/itemProps1.xml><?xml version="1.0" encoding="utf-8"?>
+<ds:datastoreItem xmlns:ds="http://schemas.openxmlformats.org/officeDocument/2006/customXml" ds:itemID="{2F488982-7C12-40DF-9AD2-9F95A1628521}">
+  <ds:schemaRefs>
+    <ds:schemaRef ds:uri="http://schemas.openxmlformats.org/officeDocument/2006/bibliography"/>
+  </ds:schemaRefs>
+</ds:datastoreItem>
 </file>
--- a/gradebook.docx
+++ b/gradebook.docx
@@ -65,40 +65,686 @@
         </w:rPr>
       </w:pPr>
     </w:p>
-    <w:p>
-      <w:pPr>
-        <w:rPr>
-          <w:sz w:val="24"/>
-          <w:szCs w:val="24"/>
-        </w:rPr>
-      </w:pPr>
-      <w:r>
-        <w:rPr>
-          <w:sz w:val="24"/>
-          <w:szCs w:val="24"/>
-        </w:rPr>
-        <w:t>AI Integration</w:t>
-      </w:r>
-      <w:r>
-        <w:rPr>
-          <w:sz w:val="24"/>
-          <w:szCs w:val="24"/>
-        </w:rPr>
-        <w:t xml:space="preserve"> </w:t>
-      </w:r>
-      <w:r>
-        <w:rPr>
-          <w:sz w:val="24"/>
-          <w:szCs w:val="24"/>
-        </w:rPr>
-        <w:t>R</w:t>
-      </w:r>
-      <w:r>
-        <w:rPr>
-          <w:sz w:val="24"/>
-          <w:szCs w:val="24"/>
-        </w:rPr>
-        <w:t>ecommendations:</w:t>
+    <w:sdt>
+      <w:sdtPr>
+        <w:id w:val="-717437698"/>
+        <w:docPartObj>
+          <w:docPartGallery w:val="Table of Contents"/>
+          <w:docPartUnique/>
+        </w:docPartObj>
+      </w:sdtPr>
+      <w:sdtEndPr>
+        <w:rPr>
+          <w:rFonts w:asciiTheme="minorHAnsi" w:eastAsiaTheme="minorHAnsi" w:hAnsiTheme="minorHAnsi" w:cstheme="minorBidi"/>
+          <w:b/>
+          <w:bCs/>
+          <w:noProof/>
+          <w:color w:val="auto"/>
+          <w:sz w:val="24"/>
+          <w:szCs w:val="24"/>
+        </w:rPr>
+      </w:sdtEndPr>
+      <w:sdtContent>
+        <w:p>
+          <w:pPr>
+            <w:pStyle w:val="TOCHeading"/>
+          </w:pPr>
+          <w:r>
+            <w:t>Table of Contents</w:t>
+          </w:r>
+        </w:p>
+        <w:p>
+          <w:pPr>
+            <w:pStyle w:val="TOC1"/>
+            <w:tabs>
+              <w:tab w:val="right" w:leader="dot" w:pos="9350"/>
+            </w:tabs>
+            <w:rPr>
+              <w:rFonts w:eastAsiaTheme="minorEastAsia"/>
+              <w:noProof/>
+            </w:rPr>
+          </w:pPr>
+          <w:r>
+            <w:rPr>
+              <w:sz w:val="28"/>
+              <w:szCs w:val="28"/>
+            </w:rPr>
+            <w:fldChar w:fldCharType="begin"/>
+          </w:r>
+          <w:r>
+            <w:rPr>
+              <w:sz w:val="28"/>
+              <w:szCs w:val="28"/>
+            </w:rPr>
+            <w:instrText xml:space="preserve"> TOC \o "1-3" \h \z \u </w:instrText>
+          </w:r>
+          <w:r>
+            <w:rPr>
+              <w:sz w:val="28"/>
+              <w:szCs w:val="28"/>
+            </w:rPr>
+            <w:fldChar w:fldCharType="separate"/>
+          </w:r>
+          <w:hyperlink w:anchor="_Toc218868831" w:history="1">
+            <w:r>
+              <w:rPr>
+                <w:rStyle w:val="Hyperlink"/>
+                <w:noProof/>
+              </w:rPr>
+              <w:t>AI Integration Recommendations:</w:t>
+            </w:r>
+            <w:r>
+              <w:rPr>
+                <w:noProof/>
+                <w:webHidden/>
+              </w:rPr>
+              <w:tab/>
+            </w:r>
+            <w:r>
+              <w:rPr>
+                <w:noProof/>
+                <w:webHidden/>
+              </w:rPr>
+              <w:fldChar w:fldCharType="begin"/>
+            </w:r>
+            <w:r>
+              <w:rPr>
+                <w:noProof/>
+                <w:webHidden/>
+              </w:rPr>
+              <w:instrText xml:space="preserve"> PAGEREF _Toc218868831 \h </w:instrText>
+            </w:r>
+            <w:r>
+              <w:rPr>
+                <w:noProof/>
+                <w:webHidden/>
+              </w:rPr>
+            </w:r>
+            <w:r>
+              <w:rPr>
+                <w:noProof/>
+                <w:webHidden/>
+              </w:rPr>
+              <w:fldChar w:fldCharType="separate"/>
+            </w:r>
+            <w:r>
+              <w:rPr>
+                <w:noProof/>
+                <w:webHidden/>
+              </w:rPr>
+              <w:t>2</w:t>
+            </w:r>
+            <w:r>
+              <w:rPr>
+                <w:noProof/>
+                <w:webHidden/>
+              </w:rPr>
+              <w:fldChar w:fldCharType="end"/>
+            </w:r>
+          </w:hyperlink>
+        </w:p>
+        <w:p>
+          <w:pPr>
+            <w:pStyle w:val="TOC1"/>
+            <w:tabs>
+              <w:tab w:val="left" w:pos="440"/>
+              <w:tab w:val="right" w:leader="dot" w:pos="9350"/>
+            </w:tabs>
+            <w:rPr>
+              <w:rFonts w:eastAsiaTheme="minorEastAsia"/>
+              <w:noProof/>
+            </w:rPr>
+          </w:pPr>
+          <w:hyperlink w:anchor="_Toc218868832" w:history="1">
+            <w:r>
+              <w:rPr>
+                <w:rStyle w:val="Hyperlink"/>
+                <w:noProof/>
+              </w:rPr>
+              <w:t>1.</w:t>
+            </w:r>
+            <w:r>
+              <w:rPr>
+                <w:rFonts w:eastAsiaTheme="minorEastAsia"/>
+                <w:noProof/>
+              </w:rPr>
+              <w:tab/>
+            </w:r>
+            <w:r>
+              <w:rPr>
+                <w:rStyle w:val="Hyperlink"/>
+                <w:noProof/>
+              </w:rPr>
+              <w:t>Student performance tracking:</w:t>
+            </w:r>
+            <w:r>
+              <w:rPr>
+                <w:noProof/>
+                <w:webHidden/>
+              </w:rPr>
+              <w:tab/>
+            </w:r>
+            <w:r>
+              <w:rPr>
+                <w:noProof/>
+                <w:webHidden/>
+              </w:rPr>
+              <w:fldChar w:fldCharType="begin"/>
+            </w:r>
+            <w:r>
+              <w:rPr>
+                <w:noProof/>
+                <w:webHidden/>
+              </w:rPr>
+              <w:instrText xml:space="preserve"> PAGEREF _Toc218868832 \h </w:instrText>
+            </w:r>
+            <w:r>
+              <w:rPr>
+                <w:noProof/>
+                <w:webHidden/>
+              </w:rPr>
+            </w:r>
+            <w:r>
+              <w:rPr>
+                <w:noProof/>
+                <w:webHidden/>
+              </w:rPr>
+              <w:fldChar w:fldCharType="separate"/>
+            </w:r>
+            <w:r>
+              <w:rPr>
+                <w:noProof/>
+                <w:webHidden/>
+              </w:rPr>
+              <w:t>2</w:t>
+            </w:r>
+            <w:r>
+              <w:rPr>
+                <w:noProof/>
+                <w:webHidden/>
+              </w:rPr>
+              <w:fldChar w:fldCharType="end"/>
+            </w:r>
+          </w:hyperlink>
+        </w:p>
+        <w:p>
+          <w:pPr>
+            <w:pStyle w:val="TOC1"/>
+            <w:tabs>
+              <w:tab w:val="left" w:pos="440"/>
+              <w:tab w:val="right" w:leader="dot" w:pos="9350"/>
+            </w:tabs>
+            <w:rPr>
+              <w:rFonts w:eastAsiaTheme="minorEastAsia"/>
+              <w:noProof/>
+            </w:rPr>
+          </w:pPr>
+          <w:hyperlink w:anchor="_Toc218868833" w:history="1">
+            <w:r>
+              <w:rPr>
+                <w:rStyle w:val="Hyperlink"/>
+                <w:noProof/>
+              </w:rPr>
+              <w:t>2.</w:t>
+            </w:r>
+            <w:r>
+              <w:rPr>
+                <w:rFonts w:eastAsiaTheme="minorEastAsia"/>
+                <w:noProof/>
+              </w:rPr>
+              <w:tab/>
+            </w:r>
+            <w:r>
+              <w:rPr>
+                <w:rStyle w:val="Hyperlink"/>
+                <w:noProof/>
+              </w:rPr>
+              <w:t>Generate assessment checklists and tools based on explained lessons</w:t>
+            </w:r>
+            <w:r>
+              <w:rPr>
+                <w:noProof/>
+                <w:webHidden/>
+              </w:rPr>
+              <w:tab/>
+            </w:r>
+            <w:r>
+              <w:rPr>
+                <w:noProof/>
+                <w:webHidden/>
+              </w:rPr>
+              <w:fldChar w:fldCharType="begin"/>
+            </w:r>
+            <w:r>
+              <w:rPr>
+                <w:noProof/>
+                <w:webHidden/>
+              </w:rPr>
+              <w:instrText xml:space="preserve"> PAGEREF _Toc218868833 \h </w:instrText>
+            </w:r>
+            <w:r>
+              <w:rPr>
+                <w:noProof/>
+                <w:webHidden/>
+              </w:rPr>
+            </w:r>
+            <w:r>
+              <w:rPr>
+                <w:noProof/>
+                <w:webHidden/>
+              </w:rPr>
+              <w:fldChar w:fldCharType="separate"/>
+            </w:r>
+            <w:r>
+              <w:rPr>
+                <w:noProof/>
+                <w:webHidden/>
+              </w:rPr>
+              <w:t>3</w:t>
+            </w:r>
+            <w:r>
+              <w:rPr>
+                <w:noProof/>
+                <w:webHidden/>
+              </w:rPr>
+              <w:fldChar w:fldCharType="end"/>
+            </w:r>
+          </w:hyperlink>
+        </w:p>
+        <w:p>
+          <w:pPr>
+            <w:pStyle w:val="TOC1"/>
+            <w:tabs>
+              <w:tab w:val="left" w:pos="440"/>
+              <w:tab w:val="right" w:leader="dot" w:pos="9350"/>
+            </w:tabs>
+            <w:rPr>
+              <w:rFonts w:eastAsiaTheme="minorEastAsia"/>
+              <w:noProof/>
+            </w:rPr>
+          </w:pPr>
+          <w:hyperlink w:anchor="_Toc218868834" w:history="1">
+            <w:r>
+              <w:rPr>
+                <w:rStyle w:val="Hyperlink"/>
+                <w:noProof/>
+              </w:rPr>
+              <w:t>3.</w:t>
+            </w:r>
+            <w:r>
+              <w:rPr>
+                <w:rFonts w:eastAsiaTheme="minorEastAsia"/>
+                <w:noProof/>
+              </w:rPr>
+              <w:tab/>
+            </w:r>
+            <w:r>
+              <w:rPr>
+                <w:rStyle w:val="Hyperlink"/>
+                <w:noProof/>
+              </w:rPr>
+              <w:t>Generate the schedule for the entire school</w:t>
+            </w:r>
+            <w:r>
+              <w:rPr>
+                <w:noProof/>
+                <w:webHidden/>
+              </w:rPr>
+              <w:tab/>
+            </w:r>
+            <w:r>
+              <w:rPr>
+                <w:noProof/>
+                <w:webHidden/>
+              </w:rPr>
+              <w:fldChar w:fldCharType="begin"/>
+            </w:r>
+            <w:r>
+              <w:rPr>
+                <w:noProof/>
+                <w:webHidden/>
+              </w:rPr>
+              <w:instrText xml:space="preserve"> PAGEREF _Toc218868834 \h </w:instrText>
+            </w:r>
+            <w:r>
+              <w:rPr>
+                <w:noProof/>
+                <w:webHidden/>
+              </w:rPr>
+            </w:r>
+            <w:r>
+              <w:rPr>
+                <w:noProof/>
+                <w:webHidden/>
+              </w:rPr>
+              <w:fldChar w:fldCharType="separate"/>
+            </w:r>
+            <w:r>
+              <w:rPr>
+                <w:noProof/>
+                <w:webHidden/>
+              </w:rPr>
+              <w:t>6</w:t>
+            </w:r>
+            <w:r>
+              <w:rPr>
+                <w:noProof/>
+                <w:webHidden/>
+              </w:rPr>
+              <w:fldChar w:fldCharType="end"/>
+            </w:r>
+          </w:hyperlink>
+        </w:p>
+        <w:p>
+          <w:pPr>
+            <w:pStyle w:val="TOC1"/>
+            <w:tabs>
+              <w:tab w:val="left" w:pos="440"/>
+              <w:tab w:val="right" w:leader="dot" w:pos="9350"/>
+            </w:tabs>
+            <w:rPr>
+              <w:rFonts w:eastAsiaTheme="minorEastAsia"/>
+              <w:noProof/>
+            </w:rPr>
+          </w:pPr>
+          <w:hyperlink w:anchor="_Toc218868835" w:history="1">
+            <w:r>
+              <w:rPr>
+                <w:rStyle w:val="Hyperlink"/>
+                <w:noProof/>
+              </w:rPr>
+              <w:t>4.</w:t>
+            </w:r>
+            <w:r>
+              <w:rPr>
+                <w:rFonts w:eastAsiaTheme="minorEastAsia"/>
+                <w:noProof/>
+              </w:rPr>
+              <w:tab/>
+            </w:r>
+            <w:r>
+              <w:rPr>
+                <w:rStyle w:val="Hyperlink"/>
+                <w:noProof/>
+              </w:rPr>
+              <w:t>Automatic grade prediction if the student was absent on a specific exam</w:t>
+            </w:r>
+            <w:r>
+              <w:rPr>
+                <w:noProof/>
+                <w:webHidden/>
+              </w:rPr>
+              <w:tab/>
+            </w:r>
+            <w:r>
+              <w:rPr>
+                <w:noProof/>
+                <w:webHidden/>
+              </w:rPr>
+              <w:fldChar w:fldCharType="begin"/>
+            </w:r>
+            <w:r>
+              <w:rPr>
+                <w:noProof/>
+                <w:webHidden/>
+              </w:rPr>
+              <w:instrText xml:space="preserve"> PAGEREF _Toc218868835 \h </w:instrText>
+            </w:r>
+            <w:r>
+              <w:rPr>
+                <w:noProof/>
+                <w:webHidden/>
+              </w:rPr>
+            </w:r>
+            <w:r>
+              <w:rPr>
+                <w:noProof/>
+                <w:webHidden/>
+              </w:rPr>
+              <w:fldChar w:fldCharType="separate"/>
+            </w:r>
+            <w:r>
+              <w:rPr>
+                <w:noProof/>
+                <w:webHidden/>
+              </w:rPr>
+              <w:t>7</w:t>
+            </w:r>
+            <w:r>
+              <w:rPr>
+                <w:noProof/>
+                <w:webHidden/>
+              </w:rPr>
+              <w:fldChar w:fldCharType="end"/>
+            </w:r>
+          </w:hyperlink>
+        </w:p>
+        <w:p>
+          <w:pPr>
+            <w:rPr>
+              <w:sz w:val="24"/>
+              <w:szCs w:val="24"/>
+            </w:rPr>
+          </w:pPr>
+          <w:r>
+            <w:rPr>
+              <w:b/>
+              <w:bCs/>
+              <w:noProof/>
+              <w:sz w:val="28"/>
+              <w:szCs w:val="28"/>
+            </w:rPr>
+            <w:fldChar w:fldCharType="end"/>
+          </w:r>
+        </w:p>
+      </w:sdtContent>
+    </w:sdt>
+    <w:p>
+      <w:pPr>
+        <w:rPr>
+          <w:sz w:val="24"/>
+          <w:szCs w:val="24"/>
+          <w:u w:val="single"/>
+        </w:rPr>
+      </w:pPr>
+    </w:p>
+    <w:p>
+      <w:pPr>
+        <w:rPr>
+          <w:sz w:val="24"/>
+          <w:szCs w:val="24"/>
+        </w:rPr>
+      </w:pPr>
+      <w:r>
+        <w:rPr>
+          <w:sz w:val="24"/>
+          <w:szCs w:val="24"/>
+        </w:rPr>
+        <w:t>Issues:</w:t>
+      </w:r>
+    </w:p>
+    <w:p>
+      <w:pPr>
+        <w:rPr>
+          <w:sz w:val="24"/>
+          <w:szCs w:val="24"/>
+        </w:rPr>
+      </w:pPr>
+      <w:r>
+        <w:rPr>
+          <w:sz w:val="24"/>
+          <w:szCs w:val="24"/>
+        </w:rPr>
+        <w:t xml:space="preserve">In </w:t>
+      </w:r>
+      <w:r>
+        <w:rPr>
+          <w:sz w:val="24"/>
+          <w:szCs w:val="24"/>
+        </w:rPr>
+        <w:t>Objectives</w:t>
+      </w:r>
+      <w:r>
+        <w:rPr>
+          <w:sz w:val="24"/>
+          <w:szCs w:val="24"/>
+        </w:rPr>
+        <w:t xml:space="preserve"> page, e</w:t>
+      </w:r>
+      <w:r>
+        <w:rPr>
+          <w:sz w:val="24"/>
+          <w:szCs w:val="24"/>
+        </w:rPr>
+        <w:t>xisting AI adds topics even if they already exist</w:t>
+      </w:r>
+    </w:p>
+    <w:p>
+      <w:pPr>
+        <w:rPr>
+          <w:sz w:val="24"/>
+          <w:szCs w:val="24"/>
+          <w:u w:val="single"/>
+        </w:rPr>
+      </w:pPr>
+    </w:p>
+    <w:p>
+      <w:pPr>
+        <w:rPr>
+          <w:sz w:val="24"/>
+          <w:szCs w:val="24"/>
+          <w:u w:val="single"/>
+        </w:rPr>
+      </w:pPr>
+      <w:r>
+        <w:rPr>
+          <w:sz w:val="24"/>
+          <w:szCs w:val="24"/>
+          <w:u w:val="single"/>
+        </w:rPr>
+        <w:br w:type="page"/>
+      </w:r>
+    </w:p>
+    <w:p>
+      <w:pPr>
+        <w:pStyle w:val="Heading1"/>
+      </w:pPr>
+      <w:bookmarkStart w:id="0" w:name="_Toc218868831"/>
+      <w:r>
+        <w:lastRenderedPageBreak/>
+        <w:t>AI Integration Recommendations:</w:t>
+      </w:r>
+      <w:bookmarkEnd w:id="0"/>
+    </w:p>
+    <w:p>
+      <w:pPr>
+        <w:pStyle w:val="Heading1"/>
+        <w:numPr>
+          <w:ilvl w:val="0"/>
+          <w:numId w:val="24"/>
+        </w:numPr>
+      </w:pPr>
+      <w:bookmarkStart w:id="1" w:name="_Toc218868832"/>
+      <w:r>
+        <w:t>Student performance tracking:</w:t>
+      </w:r>
+      <w:bookmarkEnd w:id="1"/>
+    </w:p>
+    <w:p>
+      <w:pPr>
+        <w:pStyle w:val="ListParagraph"/>
+        <w:ind w:left="360"/>
+        <w:rPr>
+          <w:sz w:val="24"/>
+          <w:szCs w:val="24"/>
+        </w:rPr>
+      </w:pPr>
+      <w:r>
+        <w:rPr>
+          <w:sz w:val="24"/>
+          <w:szCs w:val="24"/>
+        </w:rPr>
+        <w:t>(</w:t>
+      </w:r>
+      <w:r>
+        <w:rPr>
+          <w:sz w:val="24"/>
+          <w:szCs w:val="24"/>
+        </w:rPr>
+        <w:t>Can u give an example? what is the needed data structure as input and what will be the AI output?</w:t>
+      </w:r>
+      <w:r>
+        <w:rPr>
+          <w:sz w:val="24"/>
+          <w:szCs w:val="24"/>
+        </w:rPr>
+        <w:t>)</w:t>
+      </w:r>
+    </w:p>
+    <w:p>
+      <w:pPr>
+        <w:pStyle w:val="ListParagraph"/>
+        <w:ind w:left="360"/>
+        <w:rPr>
+          <w:sz w:val="24"/>
+          <w:szCs w:val="24"/>
+        </w:rPr>
+      </w:pPr>
+    </w:p>
+    <w:p>
+      <w:pPr>
+        <w:pStyle w:val="ListParagraph"/>
+        <w:ind w:left="360"/>
+        <w:rPr>
+          <w:sz w:val="24"/>
+          <w:szCs w:val="24"/>
+        </w:rPr>
+      </w:pPr>
+      <w:r>
+        <w:rPr>
+          <w:b/>
+          <w:bCs/>
+          <w:sz w:val="24"/>
+          <w:szCs w:val="24"/>
+        </w:rPr>
+        <w:t>Purpose:</w:t>
+      </w:r>
+      <w:r>
+        <w:rPr>
+          <w:sz w:val="24"/>
+          <w:szCs w:val="24"/>
+        </w:rPr>
+        <w:br/>
+        <w:t>AI will help teachers quickly understand each student’s performance over time and identify students who may need additional support.</w:t>
+      </w:r>
+    </w:p>
+    <w:p>
+      <w:pPr>
+        <w:pStyle w:val="ListParagraph"/>
+        <w:ind w:left="360"/>
+        <w:rPr>
+          <w:sz w:val="24"/>
+          <w:szCs w:val="24"/>
+        </w:rPr>
+      </w:pPr>
+    </w:p>
+    <w:p>
+      <w:pPr>
+        <w:pStyle w:val="ListParagraph"/>
+        <w:ind w:left="360"/>
+        <w:rPr>
+          <w:sz w:val="24"/>
+          <w:szCs w:val="24"/>
+        </w:rPr>
+      </w:pPr>
+      <w:r>
+        <w:rPr>
+          <w:b/>
+          <w:bCs/>
+          <w:sz w:val="24"/>
+          <w:szCs w:val="24"/>
+        </w:rPr>
+        <w:t>Example Use Cases:</w:t>
       </w:r>
     </w:p>
     <w:p>
@@ -106,7 +752,7 @@
         <w:pStyle w:val="ListParagraph"/>
         <w:numPr>
           <w:ilvl w:val="0"/>
-          <w:numId w:val="2"/>
+          <w:numId w:val="7"/>
         </w:numPr>
         <w:rPr>
           <w:sz w:val="24"/>
@@ -118,21 +764,14 @@
           <w:sz w:val="24"/>
           <w:szCs w:val="24"/>
         </w:rPr>
-        <w:t>S</w:t>
-      </w:r>
-      <w:r>
-        <w:rPr>
-          <w:sz w:val="24"/>
-          <w:szCs w:val="24"/>
-        </w:rPr>
-        <w:t>tudents’ performance tracking</w:t>
-      </w:r>
-      <w:r>
-        <w:rPr>
-          <w:sz w:val="24"/>
-          <w:szCs w:val="24"/>
-        </w:rPr>
-        <w:t>:</w:t>
+        <w:t xml:space="preserve">A new teacher wants an overview of </w:t>
+      </w:r>
+      <w:r>
+        <w:rPr>
+          <w:sz w:val="24"/>
+          <w:szCs w:val="24"/>
+        </w:rPr>
+        <w:t>her students’ academic strengths and weaknesses.</w:t>
       </w:r>
     </w:p>
     <w:p>
@@ -140,7 +779,7 @@
         <w:pStyle w:val="ListParagraph"/>
         <w:numPr>
           <w:ilvl w:val="0"/>
-          <w:numId w:val="4"/>
+          <w:numId w:val="7"/>
         </w:numPr>
         <w:rPr>
           <w:sz w:val="24"/>
@@ -152,70 +791,82 @@
           <w:sz w:val="24"/>
           <w:szCs w:val="24"/>
         </w:rPr>
-        <w:t xml:space="preserve">from Remarks / Period Remarks / </w:t>
-      </w:r>
-      <w:r>
-        <w:rPr>
-          <w:sz w:val="24"/>
-          <w:szCs w:val="24"/>
-        </w:rPr>
-        <w:t xml:space="preserve">Skills / </w:t>
-      </w:r>
-      <w:r>
-        <w:rPr>
-          <w:sz w:val="24"/>
-          <w:szCs w:val="24"/>
-        </w:rPr>
-        <w:t xml:space="preserve">and </w:t>
-      </w:r>
-      <w:r>
-        <w:rPr>
-          <w:sz w:val="24"/>
-          <w:szCs w:val="24"/>
-        </w:rPr>
-        <w:t xml:space="preserve">Attendance </w:t>
-      </w:r>
-      <w:r>
-        <w:rPr>
-          <w:sz w:val="24"/>
-          <w:szCs w:val="24"/>
-        </w:rPr>
-        <w:t xml:space="preserve">pages </w:t>
-      </w:r>
-      <w:r>
-        <w:rPr>
-          <w:sz w:val="24"/>
-          <w:szCs w:val="24"/>
-        </w:rPr>
-        <w:t>(Behavior</w:t>
-      </w:r>
-      <w:r>
-        <w:rPr>
-          <w:sz w:val="24"/>
-          <w:szCs w:val="24"/>
-        </w:rPr>
-        <w:t xml:space="preserve"> page</w:t>
-      </w:r>
-      <w:r>
-        <w:rPr>
-          <w:sz w:val="24"/>
-          <w:szCs w:val="24"/>
-        </w:rPr>
-        <w:t>: is empty i</w:t>
-      </w:r>
-      <w:r>
-        <w:rPr>
-          <w:sz w:val="24"/>
-          <w:szCs w:val="24"/>
-        </w:rPr>
-        <w:t>n</w:t>
-      </w:r>
-      <w:r>
-        <w:rPr>
-          <w:sz w:val="24"/>
-          <w:szCs w:val="24"/>
-        </w:rPr>
-        <w:t xml:space="preserve"> the tested account)</w:t>
+        <w:t xml:space="preserve">A teacher wants to identify which students are at risk of failing </w:t>
+      </w:r>
+      <w:r>
+        <w:rPr>
+          <w:sz w:val="24"/>
+          <w:szCs w:val="24"/>
+        </w:rPr>
+        <w:t>her course</w:t>
+      </w:r>
+      <w:r>
+        <w:rPr>
+          <w:sz w:val="24"/>
+          <w:szCs w:val="24"/>
+        </w:rPr>
+        <w:t xml:space="preserve"> this year.</w:t>
+      </w:r>
+    </w:p>
+    <w:p>
+      <w:pPr>
+        <w:pStyle w:val="ListParagraph"/>
+        <w:ind w:left="360"/>
+        <w:rPr>
+          <w:sz w:val="24"/>
+          <w:szCs w:val="24"/>
+        </w:rPr>
+      </w:pPr>
+    </w:p>
+    <w:p>
+      <w:pPr>
+        <w:pStyle w:val="ListParagraph"/>
+        <w:ind w:left="360"/>
+        <w:rPr>
+          <w:sz w:val="24"/>
+          <w:szCs w:val="24"/>
+        </w:rPr>
+      </w:pPr>
+      <w:r>
+        <w:rPr>
+          <w:b/>
+          <w:bCs/>
+          <w:sz w:val="24"/>
+          <w:szCs w:val="24"/>
+        </w:rPr>
+        <w:t>Required Input Data</w:t>
+      </w:r>
+    </w:p>
+    <w:p>
+      <w:pPr>
+        <w:ind w:left="360"/>
+        <w:rPr>
+          <w:sz w:val="24"/>
+          <w:szCs w:val="24"/>
+        </w:rPr>
+      </w:pPr>
+      <w:r>
+        <w:rPr>
+          <w:sz w:val="24"/>
+          <w:szCs w:val="24"/>
+        </w:rPr>
+        <w:t>The AI requires structured historical data collected by the school’s information system. This data serves as the input for performance analysis.</w:t>
+      </w:r>
+    </w:p>
+    <w:p>
+      <w:pPr>
+        <w:ind w:left="360"/>
+        <w:rPr>
+          <w:sz w:val="24"/>
+          <w:szCs w:val="24"/>
+        </w:rPr>
+      </w:pPr>
+      <w:r>
+        <w:rPr>
+          <w:sz w:val="24"/>
+          <w:szCs w:val="24"/>
+        </w:rPr>
+        <w:t>Key Data Fields:</w:t>
       </w:r>
     </w:p>
     <w:p>
@@ -223,7 +874,7 @@
         <w:pStyle w:val="ListParagraph"/>
         <w:numPr>
           <w:ilvl w:val="0"/>
-          <w:numId w:val="4"/>
+          <w:numId w:val="8"/>
         </w:numPr>
         <w:rPr>
           <w:sz w:val="24"/>
@@ -235,7 +886,7 @@
           <w:sz w:val="24"/>
           <w:szCs w:val="24"/>
         </w:rPr>
-        <w:t>Over years</w:t>
+        <w:t>Student ID and name</w:t>
       </w:r>
     </w:p>
     <w:p>
@@ -243,7 +894,7 @@
         <w:pStyle w:val="ListParagraph"/>
         <w:numPr>
           <w:ilvl w:val="0"/>
-          <w:numId w:val="4"/>
+          <w:numId w:val="8"/>
         </w:numPr>
         <w:rPr>
           <w:sz w:val="24"/>
@@ -255,7 +906,7 @@
           <w:sz w:val="24"/>
           <w:szCs w:val="24"/>
         </w:rPr>
-        <w:t>Across subjects</w:t>
+        <w:t>Subjects the student is enrolled in</w:t>
       </w:r>
     </w:p>
     <w:p>
@@ -263,7 +914,7 @@
         <w:pStyle w:val="ListParagraph"/>
         <w:numPr>
           <w:ilvl w:val="0"/>
-          <w:numId w:val="2"/>
+          <w:numId w:val="8"/>
         </w:numPr>
         <w:rPr>
           <w:sz w:val="24"/>
@@ -275,14 +926,7 @@
           <w:sz w:val="24"/>
           <w:szCs w:val="24"/>
         </w:rPr>
-        <w:t xml:space="preserve">Generate assessment </w:t>
-      </w:r>
-      <w:r>
-        <w:rPr>
-          <w:sz w:val="24"/>
-          <w:szCs w:val="24"/>
-        </w:rPr>
-        <w:t>checklist and tools based on explained lessons</w:t>
+        <w:t>Teachers’ remarks and evaluations</w:t>
       </w:r>
     </w:p>
     <w:p>
@@ -290,7 +934,7 @@
         <w:pStyle w:val="ListParagraph"/>
         <w:numPr>
           <w:ilvl w:val="0"/>
-          <w:numId w:val="2"/>
+          <w:numId w:val="8"/>
         </w:numPr>
         <w:rPr>
           <w:sz w:val="24"/>
@@ -302,7 +946,14 @@
           <w:sz w:val="24"/>
           <w:szCs w:val="24"/>
         </w:rPr>
-        <w:t>Automatic Grade Guess if the student was absent on a specific exam</w:t>
+        <w:t xml:space="preserve">Recorded skills or </w:t>
+      </w:r>
+      <w:r>
+        <w:rPr>
+          <w:sz w:val="24"/>
+          <w:szCs w:val="24"/>
+        </w:rPr>
+        <w:t>behavior</w:t>
       </w:r>
     </w:p>
     <w:p>
@@ -310,7 +961,7 @@
         <w:pStyle w:val="ListParagraph"/>
         <w:numPr>
           <w:ilvl w:val="0"/>
-          <w:numId w:val="2"/>
+          <w:numId w:val="8"/>
         </w:numPr>
         <w:rPr>
           <w:sz w:val="24"/>
@@ -322,85 +973,3708 @@
           <w:sz w:val="24"/>
           <w:szCs w:val="24"/>
         </w:rPr>
-        <w:t>Generate</w:t>
-      </w:r>
-      <w:r>
-        <w:rPr>
-          <w:sz w:val="24"/>
-          <w:szCs w:val="24"/>
-        </w:rPr>
-        <w:t xml:space="preserve"> the schedule for the whole school</w:t>
-      </w:r>
-    </w:p>
-    <w:p>
-      <w:pPr>
-        <w:rPr>
-          <w:sz w:val="24"/>
-          <w:szCs w:val="24"/>
-        </w:rPr>
-      </w:pPr>
-    </w:p>
-    <w:p>
-      <w:pPr>
-        <w:rPr>
-          <w:sz w:val="24"/>
-          <w:szCs w:val="24"/>
-        </w:rPr>
-      </w:pPr>
-      <w:r>
-        <w:rPr>
-          <w:sz w:val="24"/>
-          <w:szCs w:val="24"/>
-        </w:rPr>
-        <w:t>Issues:</w:t>
-      </w:r>
-    </w:p>
-    <w:p>
-      <w:pPr>
-        <w:rPr>
-          <w:sz w:val="24"/>
-          <w:szCs w:val="24"/>
-        </w:rPr>
-      </w:pPr>
-      <w:r>
-        <w:rPr>
-          <w:sz w:val="24"/>
-          <w:szCs w:val="24"/>
-        </w:rPr>
-        <w:t xml:space="preserve">In </w:t>
-      </w:r>
-      <w:r>
-        <w:rPr>
-          <w:sz w:val="24"/>
-          <w:szCs w:val="24"/>
-        </w:rPr>
-        <w:t>Objectives</w:t>
-      </w:r>
-      <w:r>
-        <w:rPr>
-          <w:sz w:val="24"/>
-          <w:szCs w:val="24"/>
-        </w:rPr>
-        <w:t xml:space="preserve"> page, e</w:t>
-      </w:r>
-      <w:r>
-        <w:rPr>
-          <w:sz w:val="24"/>
-          <w:szCs w:val="24"/>
-        </w:rPr>
-        <w:t>xisting AI adds topics even if they already exist</w:t>
-      </w:r>
-    </w:p>
-    <w:p>
-      <w:pPr>
-        <w:rPr>
-          <w:sz w:val="24"/>
-          <w:szCs w:val="24"/>
-        </w:rPr>
-      </w:pPr>
-    </w:p>
-    <w:p>
-      <w:pPr>
+        <w:t>Attendance histor</w:t>
+      </w:r>
+      <w:r>
+        <w:rPr>
+          <w:sz w:val="24"/>
+          <w:szCs w:val="24"/>
+        </w:rPr>
+        <w:t>y</w:t>
+      </w:r>
+    </w:p>
+    <w:p>
+      <w:pPr>
+        <w:pStyle w:val="ListParagraph"/>
+        <w:numPr>
+          <w:ilvl w:val="0"/>
+          <w:numId w:val="8"/>
+        </w:numPr>
+        <w:spacing w:after="0"/>
+        <w:rPr>
+          <w:sz w:val="24"/>
+          <w:szCs w:val="24"/>
+        </w:rPr>
+      </w:pPr>
+      <w:r>
+        <w:rPr>
+          <w:sz w:val="24"/>
+          <w:szCs w:val="24"/>
+        </w:rPr>
+        <w:t xml:space="preserve">e.g.: </w:t>
+      </w:r>
+      <w:r>
+        <w:rPr>
+          <w:sz w:val="24"/>
+          <w:szCs w:val="24"/>
+        </w:rPr>
+        <w:t>{</w:t>
+      </w:r>
+      <w:r>
+        <w:rPr>
+          <w:sz w:val="24"/>
+          <w:szCs w:val="24"/>
+        </w:rPr>
+        <w:tab/>
+      </w:r>
+      <w:r>
+        <w:rPr>
+          <w:sz w:val="24"/>
+          <w:szCs w:val="24"/>
+        </w:rPr>
+        <w:t>"</w:t>
+      </w:r>
+      <w:proofErr w:type="spellStart"/>
+      <w:r>
+        <w:rPr>
+          <w:sz w:val="24"/>
+          <w:szCs w:val="24"/>
+        </w:rPr>
+        <w:t>student_id</w:t>
+      </w:r>
+      <w:proofErr w:type="spellEnd"/>
+      <w:r>
+        <w:rPr>
+          <w:sz w:val="24"/>
+          <w:szCs w:val="24"/>
+        </w:rPr>
+        <w:t>": "S123",</w:t>
+      </w:r>
+    </w:p>
+    <w:p>
+      <w:pPr>
+        <w:spacing w:after="0"/>
+        <w:ind w:left="1440"/>
+        <w:rPr>
+          <w:sz w:val="24"/>
+          <w:szCs w:val="24"/>
+        </w:rPr>
+      </w:pPr>
+      <w:r>
+        <w:rPr>
+          <w:sz w:val="24"/>
+          <w:szCs w:val="24"/>
+        </w:rPr>
+        <w:t xml:space="preserve">  "name": "Tala",</w:t>
+      </w:r>
+    </w:p>
+    <w:p>
+      <w:pPr>
+        <w:spacing w:after="0"/>
+        <w:ind w:left="1440"/>
+        <w:rPr>
+          <w:sz w:val="24"/>
+          <w:szCs w:val="24"/>
+        </w:rPr>
+      </w:pPr>
+      <w:r>
+        <w:rPr>
+          <w:sz w:val="24"/>
+          <w:szCs w:val="24"/>
+        </w:rPr>
+        <w:t xml:space="preserve">  "</w:t>
+      </w:r>
+      <w:proofErr w:type="spellStart"/>
+      <w:proofErr w:type="gramStart"/>
+      <w:r>
+        <w:rPr>
+          <w:sz w:val="24"/>
+          <w:szCs w:val="24"/>
+        </w:rPr>
+        <w:t>grade</w:t>
+      </w:r>
+      <w:proofErr w:type="gramEnd"/>
+      <w:r>
+        <w:rPr>
+          <w:sz w:val="24"/>
+          <w:szCs w:val="24"/>
+        </w:rPr>
+        <w:t>_level</w:t>
+      </w:r>
+      <w:proofErr w:type="spellEnd"/>
+      <w:r>
+        <w:rPr>
+          <w:sz w:val="24"/>
+          <w:szCs w:val="24"/>
+        </w:rPr>
+        <w:t>": "10",</w:t>
+      </w:r>
+    </w:p>
+    <w:p>
+      <w:pPr>
+        <w:spacing w:after="0"/>
+        <w:ind w:left="1440"/>
+        <w:rPr>
+          <w:sz w:val="24"/>
+          <w:szCs w:val="24"/>
+        </w:rPr>
+      </w:pPr>
+      <w:r>
+        <w:rPr>
+          <w:sz w:val="24"/>
+          <w:szCs w:val="24"/>
+        </w:rPr>
+        <w:t xml:space="preserve">  "subjects": [</w:t>
+      </w:r>
+    </w:p>
+    <w:p>
+      <w:pPr>
+        <w:spacing w:after="0"/>
+        <w:ind w:left="1440"/>
+        <w:rPr>
+          <w:sz w:val="24"/>
+          <w:szCs w:val="24"/>
+        </w:rPr>
+      </w:pPr>
+      <w:r>
+        <w:rPr>
+          <w:sz w:val="24"/>
+          <w:szCs w:val="24"/>
+        </w:rPr>
+        <w:t xml:space="preserve">    {</w:t>
+      </w:r>
+    </w:p>
+    <w:p>
+      <w:pPr>
+        <w:spacing w:after="0"/>
+        <w:ind w:left="1440"/>
+        <w:rPr>
+          <w:sz w:val="24"/>
+          <w:szCs w:val="24"/>
+        </w:rPr>
+      </w:pPr>
+      <w:r>
+        <w:rPr>
+          <w:sz w:val="24"/>
+          <w:szCs w:val="24"/>
+        </w:rPr>
+        <w:t xml:space="preserve">      "</w:t>
+      </w:r>
+      <w:proofErr w:type="spellStart"/>
+      <w:proofErr w:type="gramStart"/>
+      <w:r>
+        <w:rPr>
+          <w:sz w:val="24"/>
+          <w:szCs w:val="24"/>
+        </w:rPr>
+        <w:t>subject</w:t>
+      </w:r>
+      <w:proofErr w:type="gramEnd"/>
+      <w:r>
+        <w:rPr>
+          <w:sz w:val="24"/>
+          <w:szCs w:val="24"/>
+        </w:rPr>
+        <w:t>_name</w:t>
+      </w:r>
+      <w:proofErr w:type="spellEnd"/>
+      <w:r>
+        <w:rPr>
+          <w:sz w:val="24"/>
+          <w:szCs w:val="24"/>
+        </w:rPr>
+        <w:t>": "Math",</w:t>
+      </w:r>
+    </w:p>
+    <w:p>
+      <w:pPr>
+        <w:spacing w:after="0"/>
+        <w:ind w:left="1440"/>
+        <w:rPr>
+          <w:sz w:val="24"/>
+          <w:szCs w:val="24"/>
+        </w:rPr>
+      </w:pPr>
+      <w:r>
+        <w:rPr>
+          <w:sz w:val="24"/>
+          <w:szCs w:val="24"/>
+        </w:rPr>
+        <w:t xml:space="preserve">      "grades": [</w:t>
+      </w:r>
+    </w:p>
+    <w:p>
+      <w:pPr>
+        <w:spacing w:after="0"/>
+        <w:ind w:left="1440"/>
+        <w:rPr>
+          <w:sz w:val="24"/>
+          <w:szCs w:val="24"/>
+        </w:rPr>
+      </w:pPr>
+      <w:r>
+        <w:rPr>
+          <w:sz w:val="24"/>
+          <w:szCs w:val="24"/>
+        </w:rPr>
+        <w:t xml:space="preserve">        </w:t>
+      </w:r>
+      <w:proofErr w:type="gramStart"/>
+      <w:r>
+        <w:rPr>
+          <w:sz w:val="24"/>
+          <w:szCs w:val="24"/>
+        </w:rPr>
+        <w:t>{ "</w:t>
+      </w:r>
+      <w:proofErr w:type="gramEnd"/>
+      <w:r>
+        <w:rPr>
+          <w:sz w:val="24"/>
+          <w:szCs w:val="24"/>
+        </w:rPr>
+        <w:t>exam": "Midterm", "score": 78, "date": "2024-10-10" },</w:t>
+      </w:r>
+    </w:p>
+    <w:p>
+      <w:pPr>
+        <w:spacing w:after="0"/>
+        <w:ind w:left="1440"/>
+        <w:rPr>
+          <w:sz w:val="24"/>
+          <w:szCs w:val="24"/>
+        </w:rPr>
+      </w:pPr>
+      <w:r>
+        <w:rPr>
+          <w:sz w:val="24"/>
+          <w:szCs w:val="24"/>
+        </w:rPr>
+        <w:t xml:space="preserve">        </w:t>
+      </w:r>
+      <w:proofErr w:type="gramStart"/>
+      <w:r>
+        <w:rPr>
+          <w:sz w:val="24"/>
+          <w:szCs w:val="24"/>
+        </w:rPr>
+        <w:t>{ "</w:t>
+      </w:r>
+      <w:proofErr w:type="gramEnd"/>
+      <w:r>
+        <w:rPr>
+          <w:sz w:val="24"/>
+          <w:szCs w:val="24"/>
+        </w:rPr>
+        <w:t>exam": "Quiz 1", "score": 85, "date": "2024-09-20" },</w:t>
+      </w:r>
+    </w:p>
+    <w:p>
+      <w:pPr>
+        <w:spacing w:after="0"/>
+        <w:ind w:left="1440"/>
+        <w:rPr>
+          <w:sz w:val="24"/>
+          <w:szCs w:val="24"/>
+        </w:rPr>
+      </w:pPr>
+      <w:r>
+        <w:rPr>
+          <w:sz w:val="24"/>
+          <w:szCs w:val="24"/>
+        </w:rPr>
+        <w:t xml:space="preserve">        </w:t>
+      </w:r>
+      <w:proofErr w:type="gramStart"/>
+      <w:r>
+        <w:rPr>
+          <w:sz w:val="24"/>
+          <w:szCs w:val="24"/>
+        </w:rPr>
+        <w:t>{ "</w:t>
+      </w:r>
+      <w:proofErr w:type="gramEnd"/>
+      <w:r>
+        <w:rPr>
+          <w:sz w:val="24"/>
+          <w:szCs w:val="24"/>
+        </w:rPr>
+        <w:t>exam": "Quiz 2", "score": 70, "date": "2024-11-01" }</w:t>
+      </w:r>
+    </w:p>
+    <w:p>
+      <w:pPr>
+        <w:spacing w:after="0"/>
+        <w:ind w:left="1440"/>
+        <w:rPr>
+          <w:sz w:val="24"/>
+          <w:szCs w:val="24"/>
+        </w:rPr>
+      </w:pPr>
+      <w:r>
+        <w:rPr>
+          <w:sz w:val="24"/>
+          <w:szCs w:val="24"/>
+        </w:rPr>
+        <w:t xml:space="preserve">      ],</w:t>
+      </w:r>
+    </w:p>
+    <w:p>
+      <w:pPr>
+        <w:spacing w:after="0"/>
+        <w:ind w:left="1440"/>
+        <w:rPr>
+          <w:sz w:val="24"/>
+          <w:szCs w:val="24"/>
+        </w:rPr>
+      </w:pPr>
+      <w:r>
+        <w:rPr>
+          <w:sz w:val="24"/>
+          <w:szCs w:val="24"/>
+        </w:rPr>
+        <w:t xml:space="preserve">      "attendance": {</w:t>
+      </w:r>
+    </w:p>
+    <w:p>
+      <w:pPr>
+        <w:spacing w:after="0"/>
+        <w:ind w:left="1440"/>
+        <w:rPr>
+          <w:sz w:val="24"/>
+          <w:szCs w:val="24"/>
+        </w:rPr>
+      </w:pPr>
+      <w:r>
+        <w:rPr>
+          <w:sz w:val="24"/>
+          <w:szCs w:val="24"/>
+        </w:rPr>
+        <w:t xml:space="preserve">        "</w:t>
+      </w:r>
+      <w:proofErr w:type="spellStart"/>
+      <w:proofErr w:type="gramStart"/>
+      <w:r>
+        <w:rPr>
+          <w:sz w:val="24"/>
+          <w:szCs w:val="24"/>
+        </w:rPr>
+        <w:t>total</w:t>
+      </w:r>
+      <w:proofErr w:type="gramEnd"/>
+      <w:r>
+        <w:rPr>
+          <w:sz w:val="24"/>
+          <w:szCs w:val="24"/>
+        </w:rPr>
+        <w:t>_classes</w:t>
+      </w:r>
+      <w:proofErr w:type="spellEnd"/>
+      <w:r>
+        <w:rPr>
+          <w:sz w:val="24"/>
+          <w:szCs w:val="24"/>
+        </w:rPr>
+        <w:t>": 60,</w:t>
+      </w:r>
+    </w:p>
+    <w:p>
+      <w:pPr>
+        <w:spacing w:after="0"/>
+        <w:ind w:left="1440"/>
+        <w:rPr>
+          <w:sz w:val="24"/>
+          <w:szCs w:val="24"/>
+        </w:rPr>
+      </w:pPr>
+      <w:r>
+        <w:rPr>
+          <w:sz w:val="24"/>
+          <w:szCs w:val="24"/>
+        </w:rPr>
+        <w:t xml:space="preserve">        "absent": 8,</w:t>
+      </w:r>
+    </w:p>
+    <w:p>
+      <w:pPr>
+        <w:spacing w:after="0"/>
+        <w:ind w:left="1440"/>
+        <w:rPr>
+          <w:sz w:val="24"/>
+          <w:szCs w:val="24"/>
+        </w:rPr>
+      </w:pPr>
+      <w:r>
+        <w:rPr>
+          <w:sz w:val="24"/>
+          <w:szCs w:val="24"/>
+        </w:rPr>
+        <w:t xml:space="preserve">        "</w:t>
+      </w:r>
+      <w:proofErr w:type="spellStart"/>
+      <w:proofErr w:type="gramStart"/>
+      <w:r>
+        <w:rPr>
+          <w:sz w:val="24"/>
+          <w:szCs w:val="24"/>
+        </w:rPr>
+        <w:t>excused</w:t>
+      </w:r>
+      <w:proofErr w:type="gramEnd"/>
+      <w:r>
+        <w:rPr>
+          <w:sz w:val="24"/>
+          <w:szCs w:val="24"/>
+        </w:rPr>
+        <w:t>_absences</w:t>
+      </w:r>
+      <w:proofErr w:type="spellEnd"/>
+      <w:r>
+        <w:rPr>
+          <w:sz w:val="24"/>
+          <w:szCs w:val="24"/>
+        </w:rPr>
+        <w:t>": 5</w:t>
+      </w:r>
+      <w:r>
+        <w:rPr>
+          <w:sz w:val="24"/>
+          <w:szCs w:val="24"/>
+        </w:rPr>
+        <w:t>,</w:t>
+      </w:r>
+    </w:p>
+    <w:p>
+      <w:pPr>
+        <w:spacing w:after="0"/>
+        <w:ind w:left="1440"/>
+        <w:rPr>
+          <w:sz w:val="24"/>
+          <w:szCs w:val="24"/>
+        </w:rPr>
+      </w:pPr>
+      <w:r>
+        <w:rPr>
+          <w:sz w:val="24"/>
+          <w:szCs w:val="24"/>
+        </w:rPr>
+        <w:t xml:space="preserve">        </w:t>
+      </w:r>
+      <w:r>
+        <w:rPr>
+          <w:sz w:val="24"/>
+          <w:szCs w:val="24"/>
+        </w:rPr>
+        <w:t>"</w:t>
+      </w:r>
+      <w:proofErr w:type="spellStart"/>
+      <w:proofErr w:type="gramStart"/>
+      <w:r>
+        <w:rPr>
+          <w:sz w:val="24"/>
+          <w:szCs w:val="24"/>
+        </w:rPr>
+        <w:t>absence</w:t>
+      </w:r>
+      <w:proofErr w:type="gramEnd"/>
+      <w:r>
+        <w:rPr>
+          <w:sz w:val="24"/>
+          <w:szCs w:val="24"/>
+        </w:rPr>
+        <w:t>_reasons</w:t>
+      </w:r>
+      <w:proofErr w:type="spellEnd"/>
+      <w:r>
+        <w:rPr>
+          <w:sz w:val="24"/>
+          <w:szCs w:val="24"/>
+        </w:rPr>
+        <w:t>": ["illness", "family emergency"]</w:t>
+      </w:r>
+    </w:p>
+    <w:p>
+      <w:pPr>
+        <w:spacing w:after="0"/>
+        <w:ind w:left="1440"/>
+        <w:rPr>
+          <w:sz w:val="24"/>
+          <w:szCs w:val="24"/>
+        </w:rPr>
+      </w:pPr>
+      <w:r>
+        <w:rPr>
+          <w:sz w:val="24"/>
+          <w:szCs w:val="24"/>
+        </w:rPr>
+        <w:lastRenderedPageBreak/>
+        <w:t xml:space="preserve">      },</w:t>
+      </w:r>
+    </w:p>
+    <w:p>
+      <w:pPr>
+        <w:spacing w:after="0"/>
+        <w:ind w:left="1440"/>
+        <w:rPr>
+          <w:sz w:val="24"/>
+          <w:szCs w:val="24"/>
+        </w:rPr>
+      </w:pPr>
+      <w:r>
+        <w:rPr>
+          <w:sz w:val="24"/>
+          <w:szCs w:val="24"/>
+        </w:rPr>
+        <w:t xml:space="preserve">      "</w:t>
+      </w:r>
+      <w:proofErr w:type="spellStart"/>
+      <w:proofErr w:type="gramStart"/>
+      <w:r>
+        <w:rPr>
+          <w:sz w:val="24"/>
+          <w:szCs w:val="24"/>
+        </w:rPr>
+        <w:t>teacher</w:t>
+      </w:r>
+      <w:proofErr w:type="gramEnd"/>
+      <w:r>
+        <w:rPr>
+          <w:sz w:val="24"/>
+          <w:szCs w:val="24"/>
+        </w:rPr>
+        <w:t>_comments</w:t>
+      </w:r>
+      <w:proofErr w:type="spellEnd"/>
+      <w:r>
+        <w:rPr>
+          <w:sz w:val="24"/>
+          <w:szCs w:val="24"/>
+        </w:rPr>
+        <w:t>": [</w:t>
+      </w:r>
+    </w:p>
+    <w:p>
+      <w:pPr>
+        <w:spacing w:after="0"/>
+        <w:ind w:left="1440"/>
+        <w:rPr>
+          <w:sz w:val="24"/>
+          <w:szCs w:val="24"/>
+        </w:rPr>
+      </w:pPr>
+      <w:r>
+        <w:rPr>
+          <w:sz w:val="24"/>
+          <w:szCs w:val="24"/>
+        </w:rPr>
+        <w:t xml:space="preserve">        "Struggles with geometry",</w:t>
+      </w:r>
+    </w:p>
+    <w:p>
+      <w:pPr>
+        <w:spacing w:after="0"/>
+        <w:ind w:left="1440"/>
+        <w:rPr>
+          <w:sz w:val="24"/>
+          <w:szCs w:val="24"/>
+        </w:rPr>
+      </w:pPr>
+      <w:r>
+        <w:rPr>
+          <w:sz w:val="24"/>
+          <w:szCs w:val="24"/>
+        </w:rPr>
+        <w:t xml:space="preserve">        "Improved participation recently</w:t>
+      </w:r>
+      <w:proofErr w:type="gramStart"/>
+      <w:r>
+        <w:rPr>
+          <w:sz w:val="24"/>
+          <w:szCs w:val="24"/>
+        </w:rPr>
+        <w:t>" ]</w:t>
+      </w:r>
+      <w:proofErr w:type="gramEnd"/>
+      <w:r>
+        <w:rPr>
+          <w:sz w:val="24"/>
+          <w:szCs w:val="24"/>
+        </w:rPr>
+        <w:t xml:space="preserve"> }</w:t>
+      </w:r>
+      <w:r>
+        <w:rPr>
+          <w:sz w:val="24"/>
+          <w:szCs w:val="24"/>
+        </w:rPr>
+        <w:t xml:space="preserve"> </w:t>
+      </w:r>
+      <w:r>
+        <w:rPr>
+          <w:sz w:val="24"/>
+          <w:szCs w:val="24"/>
+        </w:rPr>
+        <w:t>]</w:t>
+      </w:r>
+      <w:r>
+        <w:rPr>
+          <w:sz w:val="24"/>
+          <w:szCs w:val="24"/>
+        </w:rPr>
+        <w:t xml:space="preserve"> </w:t>
+      </w:r>
+      <w:r>
+        <w:rPr>
+          <w:sz w:val="24"/>
+          <w:szCs w:val="24"/>
+        </w:rPr>
+        <w:t>}</w:t>
+      </w:r>
+    </w:p>
+    <w:p>
+      <w:pPr>
+        <w:pStyle w:val="ListParagraph"/>
+        <w:ind w:left="360"/>
+        <w:rPr>
+          <w:sz w:val="24"/>
+          <w:szCs w:val="24"/>
+        </w:rPr>
+      </w:pPr>
+    </w:p>
+    <w:p>
+      <w:pPr>
+        <w:pStyle w:val="ListParagraph"/>
+        <w:ind w:left="360"/>
+        <w:rPr>
+          <w:sz w:val="24"/>
+          <w:szCs w:val="24"/>
+        </w:rPr>
+      </w:pPr>
+      <w:r>
+        <w:rPr>
+          <w:b/>
+          <w:bCs/>
+          <w:sz w:val="24"/>
+          <w:szCs w:val="24"/>
+        </w:rPr>
+        <w:t>Sample AI Output:</w:t>
+      </w:r>
+    </w:p>
+    <w:p>
+      <w:pPr>
+        <w:pStyle w:val="ListParagraph"/>
+        <w:ind w:left="360"/>
+        <w:rPr>
+          <w:sz w:val="24"/>
+          <w:szCs w:val="24"/>
+        </w:rPr>
+      </w:pPr>
+      <w:r>
+        <w:rPr>
+          <w:sz w:val="24"/>
+          <w:szCs w:val="24"/>
+        </w:rPr>
+        <w:t>{</w:t>
+      </w:r>
+      <w:r>
+        <w:rPr>
+          <w:sz w:val="24"/>
+          <w:szCs w:val="24"/>
+        </w:rPr>
+        <w:tab/>
+      </w:r>
+      <w:r>
+        <w:rPr>
+          <w:sz w:val="24"/>
+          <w:szCs w:val="24"/>
+        </w:rPr>
+        <w:t>"</w:t>
+      </w:r>
+      <w:proofErr w:type="spellStart"/>
+      <w:r>
+        <w:rPr>
+          <w:sz w:val="24"/>
+          <w:szCs w:val="24"/>
+        </w:rPr>
+        <w:t>student_id</w:t>
+      </w:r>
+      <w:proofErr w:type="spellEnd"/>
+      <w:r>
+        <w:rPr>
+          <w:sz w:val="24"/>
+          <w:szCs w:val="24"/>
+        </w:rPr>
+        <w:t>": "S123",</w:t>
+      </w:r>
+    </w:p>
+    <w:p>
+      <w:pPr>
+        <w:pStyle w:val="ListParagraph"/>
+        <w:ind w:left="360" w:firstLine="360"/>
+        <w:rPr>
+          <w:sz w:val="24"/>
+          <w:szCs w:val="24"/>
+        </w:rPr>
+      </w:pPr>
+      <w:r>
+        <w:rPr>
+          <w:sz w:val="24"/>
+          <w:szCs w:val="24"/>
+        </w:rPr>
+        <w:t>"name": "Tala",</w:t>
+      </w:r>
+    </w:p>
+    <w:p>
+      <w:pPr>
+        <w:pStyle w:val="ListParagraph"/>
+        <w:ind w:left="360" w:firstLine="360"/>
+        <w:rPr>
+          <w:sz w:val="24"/>
+          <w:szCs w:val="24"/>
+        </w:rPr>
+      </w:pPr>
+      <w:r>
+        <w:rPr>
+          <w:sz w:val="24"/>
+          <w:szCs w:val="24"/>
+        </w:rPr>
+        <w:t>"subject": "Math",</w:t>
+      </w:r>
+    </w:p>
+    <w:p>
+      <w:pPr>
+        <w:pStyle w:val="ListParagraph"/>
+        <w:ind w:left="360" w:firstLine="360"/>
+        <w:rPr>
+          <w:sz w:val="24"/>
+          <w:szCs w:val="24"/>
+        </w:rPr>
+      </w:pPr>
+      <w:r>
+        <w:rPr>
+          <w:sz w:val="24"/>
+          <w:szCs w:val="24"/>
+        </w:rPr>
+        <w:t>"</w:t>
+      </w:r>
+      <w:proofErr w:type="spellStart"/>
+      <w:proofErr w:type="gramStart"/>
+      <w:r>
+        <w:rPr>
+          <w:sz w:val="24"/>
+          <w:szCs w:val="24"/>
+        </w:rPr>
+        <w:t>performance</w:t>
+      </w:r>
+      <w:proofErr w:type="gramEnd"/>
+      <w:r>
+        <w:rPr>
+          <w:sz w:val="24"/>
+          <w:szCs w:val="24"/>
+        </w:rPr>
+        <w:t>_trend</w:t>
+      </w:r>
+      <w:proofErr w:type="spellEnd"/>
+      <w:r>
+        <w:rPr>
+          <w:sz w:val="24"/>
+          <w:szCs w:val="24"/>
+        </w:rPr>
+        <w:t>": "slightly declining",</w:t>
+      </w:r>
+    </w:p>
+    <w:p>
+      <w:pPr>
+        <w:pStyle w:val="ListParagraph"/>
+        <w:ind w:left="360" w:firstLine="360"/>
+        <w:rPr>
+          <w:sz w:val="24"/>
+          <w:szCs w:val="24"/>
+        </w:rPr>
+      </w:pPr>
+      <w:r>
+        <w:rPr>
+          <w:sz w:val="24"/>
+          <w:szCs w:val="24"/>
+        </w:rPr>
+        <w:t>"</w:t>
+      </w:r>
+      <w:proofErr w:type="spellStart"/>
+      <w:proofErr w:type="gramStart"/>
+      <w:r>
+        <w:rPr>
+          <w:sz w:val="24"/>
+          <w:szCs w:val="24"/>
+        </w:rPr>
+        <w:t>risk</w:t>
+      </w:r>
+      <w:proofErr w:type="gramEnd"/>
+      <w:r>
+        <w:rPr>
+          <w:sz w:val="24"/>
+          <w:szCs w:val="24"/>
+        </w:rPr>
+        <w:t>_level</w:t>
+      </w:r>
+      <w:proofErr w:type="spellEnd"/>
+      <w:r>
+        <w:rPr>
+          <w:sz w:val="24"/>
+          <w:szCs w:val="24"/>
+        </w:rPr>
+        <w:t>": "medium",</w:t>
+      </w:r>
+    </w:p>
+    <w:p>
+      <w:pPr>
+        <w:pStyle w:val="ListParagraph"/>
+        <w:ind w:left="360" w:firstLine="360"/>
+        <w:rPr>
+          <w:sz w:val="24"/>
+          <w:szCs w:val="24"/>
+        </w:rPr>
+      </w:pPr>
+      <w:r>
+        <w:rPr>
+          <w:sz w:val="24"/>
+          <w:szCs w:val="24"/>
+        </w:rPr>
+        <w:t>"</w:t>
+      </w:r>
+      <w:proofErr w:type="spellStart"/>
+      <w:proofErr w:type="gramStart"/>
+      <w:r>
+        <w:rPr>
+          <w:sz w:val="24"/>
+          <w:szCs w:val="24"/>
+        </w:rPr>
+        <w:t>key</w:t>
+      </w:r>
+      <w:proofErr w:type="gramEnd"/>
+      <w:r>
+        <w:rPr>
+          <w:sz w:val="24"/>
+          <w:szCs w:val="24"/>
+        </w:rPr>
+        <w:t>_factors</w:t>
+      </w:r>
+      <w:proofErr w:type="spellEnd"/>
+      <w:r>
+        <w:rPr>
+          <w:sz w:val="24"/>
+          <w:szCs w:val="24"/>
+        </w:rPr>
+        <w:t>": [</w:t>
+      </w:r>
+    </w:p>
+    <w:p>
+      <w:pPr>
+        <w:pStyle w:val="ListParagraph"/>
+        <w:ind w:left="360" w:firstLine="360"/>
+        <w:rPr>
+          <w:sz w:val="24"/>
+          <w:szCs w:val="24"/>
+        </w:rPr>
+      </w:pPr>
+      <w:r>
+        <w:rPr>
+          <w:sz w:val="24"/>
+          <w:szCs w:val="24"/>
+        </w:rPr>
+        <w:t xml:space="preserve">    "Recent quiz scores are lower than earlier assessments",</w:t>
+      </w:r>
+    </w:p>
+    <w:p>
+      <w:pPr>
+        <w:pStyle w:val="ListParagraph"/>
+        <w:ind w:left="360" w:firstLine="360"/>
+        <w:rPr>
+          <w:sz w:val="24"/>
+          <w:szCs w:val="24"/>
+        </w:rPr>
+      </w:pPr>
+      <w:r>
+        <w:rPr>
+          <w:sz w:val="24"/>
+          <w:szCs w:val="24"/>
+        </w:rPr>
+        <w:t xml:space="preserve">    "High absence rate during geometry unit"</w:t>
+      </w:r>
+    </w:p>
+    <w:p>
+      <w:pPr>
+        <w:pStyle w:val="ListParagraph"/>
+        <w:ind w:left="360" w:firstLine="360"/>
+        <w:rPr>
+          <w:sz w:val="24"/>
+          <w:szCs w:val="24"/>
+        </w:rPr>
+      </w:pPr>
+      <w:r>
+        <w:rPr>
+          <w:sz w:val="24"/>
+          <w:szCs w:val="24"/>
+        </w:rPr>
+        <w:t xml:space="preserve">  ],</w:t>
+      </w:r>
+    </w:p>
+    <w:p>
+      <w:pPr>
+        <w:pStyle w:val="ListParagraph"/>
+        <w:ind w:left="360" w:firstLine="360"/>
+        <w:rPr>
+          <w:sz w:val="24"/>
+          <w:szCs w:val="24"/>
+        </w:rPr>
+      </w:pPr>
+      <w:r>
+        <w:rPr>
+          <w:sz w:val="24"/>
+          <w:szCs w:val="24"/>
+        </w:rPr>
+        <w:t>"recommendation": "Provide extra practice in geometry and monitor attendance"</w:t>
+      </w:r>
+      <w:r>
+        <w:rPr>
+          <w:sz w:val="24"/>
+          <w:szCs w:val="24"/>
+        </w:rPr>
+        <w:t xml:space="preserve">   </w:t>
+      </w:r>
+      <w:proofErr w:type="gramStart"/>
+      <w:r>
+        <w:rPr>
+          <w:sz w:val="24"/>
+          <w:szCs w:val="24"/>
+        </w:rPr>
+        <w:t xml:space="preserve">  </w:t>
+      </w:r>
+      <w:r>
+        <w:rPr>
+          <w:sz w:val="24"/>
+          <w:szCs w:val="24"/>
+        </w:rPr>
+        <w:t>}</w:t>
+      </w:r>
+      <w:proofErr w:type="gramEnd"/>
+    </w:p>
+    <w:p>
+      <w:pPr>
+        <w:pStyle w:val="ListParagraph"/>
+        <w:ind w:left="360"/>
+        <w:rPr>
+          <w:sz w:val="24"/>
+          <w:szCs w:val="24"/>
+        </w:rPr>
+      </w:pPr>
+    </w:p>
+    <w:p>
+      <w:pPr>
+        <w:pStyle w:val="ListParagraph"/>
+        <w:ind w:left="360"/>
+        <w:rPr>
+          <w:sz w:val="24"/>
+          <w:szCs w:val="24"/>
+        </w:rPr>
+      </w:pPr>
+      <w:r>
+        <w:rPr>
+          <w:b/>
+          <w:bCs/>
+          <w:sz w:val="24"/>
+          <w:szCs w:val="24"/>
+        </w:rPr>
+        <w:t>Explanation:</w:t>
+      </w:r>
+    </w:p>
+    <w:p>
+      <w:pPr>
+        <w:pStyle w:val="ListParagraph"/>
+        <w:numPr>
+          <w:ilvl w:val="0"/>
+          <w:numId w:val="9"/>
+        </w:numPr>
+        <w:rPr>
+          <w:sz w:val="24"/>
+          <w:szCs w:val="24"/>
+        </w:rPr>
+      </w:pPr>
+      <w:r>
+        <w:rPr>
+          <w:b/>
+          <w:bCs/>
+          <w:sz w:val="24"/>
+          <w:szCs w:val="24"/>
+        </w:rPr>
+        <w:t>Performance Trend:</w:t>
+      </w:r>
+      <w:r>
+        <w:rPr>
+          <w:sz w:val="24"/>
+          <w:szCs w:val="24"/>
+        </w:rPr>
+        <w:t xml:space="preserve"> Shows whether the student’s results are improving, stable, or declining.</w:t>
+      </w:r>
+    </w:p>
+    <w:p>
+      <w:pPr>
+        <w:pStyle w:val="ListParagraph"/>
+        <w:numPr>
+          <w:ilvl w:val="0"/>
+          <w:numId w:val="9"/>
+        </w:numPr>
+        <w:rPr>
+          <w:sz w:val="24"/>
+          <w:szCs w:val="24"/>
+        </w:rPr>
+      </w:pPr>
+      <w:r>
+        <w:rPr>
+          <w:b/>
+          <w:bCs/>
+          <w:sz w:val="24"/>
+          <w:szCs w:val="24"/>
+        </w:rPr>
+        <w:t>Risk Level:</w:t>
+      </w:r>
+      <w:r>
+        <w:rPr>
+          <w:sz w:val="24"/>
+          <w:szCs w:val="24"/>
+        </w:rPr>
+        <w:t xml:space="preserve"> Flags students who may need additional support.</w:t>
+      </w:r>
+    </w:p>
+    <w:p>
+      <w:pPr>
+        <w:pStyle w:val="ListParagraph"/>
+        <w:numPr>
+          <w:ilvl w:val="0"/>
+          <w:numId w:val="9"/>
+        </w:numPr>
+        <w:rPr>
+          <w:sz w:val="24"/>
+          <w:szCs w:val="24"/>
+        </w:rPr>
+      </w:pPr>
+      <w:r>
+        <w:rPr>
+          <w:b/>
+          <w:bCs/>
+          <w:sz w:val="24"/>
+          <w:szCs w:val="24"/>
+        </w:rPr>
+        <w:t>Key Factors:</w:t>
+      </w:r>
+      <w:r>
+        <w:rPr>
+          <w:sz w:val="24"/>
+          <w:szCs w:val="24"/>
+        </w:rPr>
+        <w:t xml:space="preserve"> Explains </w:t>
+      </w:r>
+      <w:r>
+        <w:rPr>
+          <w:i/>
+          <w:iCs/>
+          <w:sz w:val="24"/>
+          <w:szCs w:val="24"/>
+        </w:rPr>
+        <w:t>why</w:t>
+      </w:r>
+      <w:r>
+        <w:rPr>
+          <w:sz w:val="24"/>
+          <w:szCs w:val="24"/>
+        </w:rPr>
+        <w:t xml:space="preserve"> the AI reached its conclusion, improving transparency.</w:t>
+      </w:r>
+    </w:p>
+    <w:p>
+      <w:pPr>
+        <w:pStyle w:val="ListParagraph"/>
+        <w:numPr>
+          <w:ilvl w:val="0"/>
+          <w:numId w:val="9"/>
+        </w:numPr>
+        <w:rPr>
+          <w:sz w:val="24"/>
+          <w:szCs w:val="24"/>
+        </w:rPr>
+      </w:pPr>
+      <w:r>
+        <w:rPr>
+          <w:b/>
+          <w:bCs/>
+          <w:sz w:val="24"/>
+          <w:szCs w:val="24"/>
+        </w:rPr>
+        <w:t>Recommendation:</w:t>
+      </w:r>
+      <w:r>
+        <w:rPr>
+          <w:sz w:val="24"/>
+          <w:szCs w:val="24"/>
+        </w:rPr>
+        <w:t xml:space="preserve"> Provides actionable </w:t>
+      </w:r>
+      <w:r>
+        <w:rPr>
+          <w:sz w:val="24"/>
+          <w:szCs w:val="24"/>
+        </w:rPr>
+        <w:t>next steps for the teacher.</w:t>
+      </w:r>
+    </w:p>
+    <w:p>
+      <w:pPr>
+        <w:ind w:left="360"/>
+        <w:rPr>
+          <w:sz w:val="24"/>
+          <w:szCs w:val="24"/>
+        </w:rPr>
+      </w:pPr>
+    </w:p>
+    <w:p>
+      <w:pPr>
+        <w:pStyle w:val="ListParagraph"/>
+        <w:ind w:left="360"/>
+        <w:rPr>
+          <w:sz w:val="24"/>
+          <w:szCs w:val="24"/>
+        </w:rPr>
+      </w:pPr>
+      <w:r>
+        <w:rPr>
+          <w:b/>
+          <w:bCs/>
+          <w:sz w:val="24"/>
+          <w:szCs w:val="24"/>
+        </w:rPr>
+        <w:t>Benefit:</w:t>
+      </w:r>
+    </w:p>
+    <w:p>
+      <w:pPr>
+        <w:pStyle w:val="ListParagraph"/>
+        <w:numPr>
+          <w:ilvl w:val="0"/>
+          <w:numId w:val="10"/>
+        </w:numPr>
+        <w:rPr>
+          <w:sz w:val="24"/>
+          <w:szCs w:val="24"/>
+        </w:rPr>
+      </w:pPr>
+      <w:r>
+        <w:rPr>
+          <w:sz w:val="24"/>
+          <w:szCs w:val="24"/>
+        </w:rPr>
+        <w:t>Saves time compared to manually analyzing years of data.</w:t>
+      </w:r>
+    </w:p>
+    <w:p>
+      <w:pPr>
+        <w:pStyle w:val="ListParagraph"/>
+        <w:numPr>
+          <w:ilvl w:val="0"/>
+          <w:numId w:val="10"/>
+        </w:numPr>
+        <w:rPr>
+          <w:sz w:val="24"/>
+          <w:szCs w:val="24"/>
+        </w:rPr>
+      </w:pPr>
+      <w:r>
+        <w:rPr>
+          <w:sz w:val="24"/>
+          <w:szCs w:val="24"/>
+        </w:rPr>
+        <w:t>Helps teachers make informed, proactive decisions</w:t>
+      </w:r>
+      <w:r>
+        <w:rPr>
+          <w:sz w:val="24"/>
+          <w:szCs w:val="24"/>
+        </w:rPr>
+        <w:t xml:space="preserve"> related to students.</w:t>
+      </w:r>
+      <w:r>
+        <w:rPr>
+          <w:sz w:val="24"/>
+          <w:szCs w:val="24"/>
+          <w:u w:val="single"/>
+        </w:rPr>
+        <w:br w:type="page"/>
+      </w:r>
+    </w:p>
+    <w:p>
+      <w:pPr>
+        <w:pStyle w:val="Heading1"/>
+        <w:numPr>
+          <w:ilvl w:val="0"/>
+          <w:numId w:val="24"/>
+        </w:numPr>
+      </w:pPr>
+      <w:bookmarkStart w:id="2" w:name="_Toc218868833"/>
+      <w:r>
+        <w:lastRenderedPageBreak/>
+        <w:t>Generate assessment checklists and tools based on explained lessons</w:t>
+      </w:r>
+      <w:bookmarkEnd w:id="2"/>
+    </w:p>
+    <w:p>
+      <w:pPr>
+        <w:pStyle w:val="ListParagraph"/>
+        <w:ind w:left="360"/>
+        <w:rPr>
+          <w:sz w:val="24"/>
+          <w:szCs w:val="24"/>
+        </w:rPr>
+      </w:pPr>
+      <w:r>
+        <w:rPr>
+          <w:sz w:val="24"/>
+          <w:szCs w:val="24"/>
+        </w:rPr>
+        <w:t>(</w:t>
+      </w:r>
+      <w:r>
+        <w:rPr>
+          <w:sz w:val="24"/>
+          <w:szCs w:val="24"/>
+        </w:rPr>
+        <w:t>From where we will take the explained lesson?  please write a prompt sample for that and provide a clear plan.</w:t>
+      </w:r>
+      <w:r>
+        <w:rPr>
+          <w:sz w:val="24"/>
+          <w:szCs w:val="24"/>
+        </w:rPr>
+        <w:t>)</w:t>
+      </w:r>
+    </w:p>
+    <w:p>
+      <w:pPr>
+        <w:pStyle w:val="ListParagraph"/>
+        <w:ind w:left="360"/>
+        <w:rPr>
+          <w:sz w:val="24"/>
+          <w:szCs w:val="24"/>
+        </w:rPr>
+      </w:pPr>
+    </w:p>
+    <w:p>
+      <w:pPr>
+        <w:pStyle w:val="ListParagraph"/>
+        <w:ind w:left="360"/>
+        <w:rPr>
+          <w:sz w:val="24"/>
+          <w:szCs w:val="24"/>
+        </w:rPr>
+      </w:pPr>
+      <w:r>
+        <w:rPr>
+          <w:b/>
+          <w:bCs/>
+          <w:sz w:val="24"/>
+          <w:szCs w:val="24"/>
+        </w:rPr>
+        <w:t>Purpose:</w:t>
+      </w:r>
+      <w:r>
+        <w:rPr>
+          <w:sz w:val="24"/>
+          <w:szCs w:val="24"/>
+        </w:rPr>
+        <w:br/>
+        <w:t>AI will assist teachers in creating homework and assessment exercises that align with lesson objectives, saving time and ensuring comprehensive coverage.</w:t>
+      </w:r>
+    </w:p>
+    <w:p>
+      <w:pPr>
+        <w:pStyle w:val="ListParagraph"/>
+        <w:ind w:left="360"/>
+        <w:rPr>
+          <w:sz w:val="24"/>
+          <w:szCs w:val="24"/>
+        </w:rPr>
+      </w:pPr>
+    </w:p>
+    <w:p>
+      <w:pPr>
+        <w:pStyle w:val="ListParagraph"/>
+        <w:ind w:left="360"/>
+        <w:rPr>
+          <w:b/>
+          <w:bCs/>
+          <w:sz w:val="24"/>
+          <w:szCs w:val="24"/>
+        </w:rPr>
+      </w:pPr>
+      <w:r>
+        <w:rPr>
+          <w:b/>
+          <w:bCs/>
+          <w:sz w:val="24"/>
+          <w:szCs w:val="24"/>
+        </w:rPr>
+        <w:t>Source of Lesson Content:</w:t>
+      </w:r>
+    </w:p>
+    <w:p>
+      <w:pPr>
+        <w:pStyle w:val="ListParagraph"/>
+        <w:ind w:left="360"/>
+        <w:rPr>
+          <w:sz w:val="24"/>
+          <w:szCs w:val="24"/>
+        </w:rPr>
+      </w:pPr>
+      <w:r>
+        <w:rPr>
+          <w:sz w:val="24"/>
+          <w:szCs w:val="24"/>
+        </w:rPr>
+        <w:t xml:space="preserve">Lessons will be taken from the </w:t>
+      </w:r>
+      <w:r>
+        <w:rPr>
+          <w:sz w:val="24"/>
+          <w:szCs w:val="24"/>
+        </w:rPr>
+        <w:t xml:space="preserve">existing database of </w:t>
+      </w:r>
+      <w:r>
+        <w:rPr>
+          <w:sz w:val="24"/>
+          <w:szCs w:val="24"/>
+        </w:rPr>
+        <w:t xml:space="preserve">curriculum used for </w:t>
+      </w:r>
+      <w:r>
+        <w:rPr>
+          <w:sz w:val="24"/>
+          <w:szCs w:val="24"/>
+        </w:rPr>
+        <w:t>lesson objectives</w:t>
+      </w:r>
+      <w:r>
+        <w:rPr>
+          <w:sz w:val="24"/>
+          <w:szCs w:val="24"/>
+        </w:rPr>
+        <w:t>.</w:t>
+      </w:r>
+    </w:p>
+    <w:p>
+      <w:pPr>
+        <w:pStyle w:val="ListParagraph"/>
+        <w:ind w:left="360"/>
+        <w:rPr>
+          <w:sz w:val="24"/>
+          <w:szCs w:val="24"/>
+        </w:rPr>
+      </w:pPr>
+    </w:p>
+    <w:p>
+      <w:pPr>
+        <w:pStyle w:val="ListParagraph"/>
+        <w:ind w:left="360"/>
+        <w:rPr>
+          <w:sz w:val="24"/>
+          <w:szCs w:val="24"/>
+        </w:rPr>
+      </w:pPr>
+      <w:r>
+        <w:rPr>
+          <w:b/>
+          <w:bCs/>
+          <w:sz w:val="24"/>
+          <w:szCs w:val="24"/>
+        </w:rPr>
+        <w:t>Process / Plan:</w:t>
+      </w:r>
+    </w:p>
+    <w:p>
+      <w:pPr>
+        <w:pStyle w:val="ListParagraph"/>
+        <w:numPr>
+          <w:ilvl w:val="0"/>
+          <w:numId w:val="14"/>
+        </w:numPr>
+        <w:rPr>
+          <w:sz w:val="24"/>
+          <w:szCs w:val="24"/>
+        </w:rPr>
+      </w:pPr>
+      <w:r>
+        <w:rPr>
+          <w:sz w:val="24"/>
+          <w:szCs w:val="24"/>
+        </w:rPr>
+        <w:t xml:space="preserve">Retrieve </w:t>
+      </w:r>
+      <w:r>
+        <w:rPr>
+          <w:sz w:val="24"/>
+          <w:szCs w:val="24"/>
+        </w:rPr>
+        <w:t xml:space="preserve">curriculum </w:t>
+      </w:r>
+      <w:r>
+        <w:rPr>
+          <w:sz w:val="24"/>
+          <w:szCs w:val="24"/>
+        </w:rPr>
+        <w:t xml:space="preserve">of a specific lesson </w:t>
+      </w:r>
+      <w:r>
+        <w:rPr>
+          <w:sz w:val="24"/>
+          <w:szCs w:val="24"/>
+        </w:rPr>
+        <w:t>from the database.</w:t>
+      </w:r>
+    </w:p>
+    <w:p>
+      <w:pPr>
+        <w:pStyle w:val="ListParagraph"/>
+        <w:numPr>
+          <w:ilvl w:val="0"/>
+          <w:numId w:val="14"/>
+        </w:numPr>
+        <w:rPr>
+          <w:sz w:val="24"/>
+          <w:szCs w:val="24"/>
+        </w:rPr>
+      </w:pPr>
+      <w:r>
+        <w:rPr>
+          <w:sz w:val="24"/>
+          <w:szCs w:val="24"/>
+        </w:rPr>
+        <w:t xml:space="preserve">Send the </w:t>
+      </w:r>
+      <w:r>
+        <w:rPr>
+          <w:sz w:val="24"/>
+          <w:szCs w:val="24"/>
+        </w:rPr>
+        <w:t xml:space="preserve">curriculum </w:t>
+      </w:r>
+      <w:r>
+        <w:rPr>
+          <w:sz w:val="24"/>
+          <w:szCs w:val="24"/>
+        </w:rPr>
+        <w:t>to AI with a structured prompt.</w:t>
+      </w:r>
+    </w:p>
+    <w:p>
+      <w:pPr>
+        <w:pStyle w:val="ListParagraph"/>
+        <w:rPr>
+          <w:sz w:val="24"/>
+          <w:szCs w:val="24"/>
+        </w:rPr>
+      </w:pPr>
+      <w:r>
+        <w:rPr>
+          <w:sz w:val="24"/>
+          <w:szCs w:val="24"/>
+        </w:rPr>
+        <w:t>(Sample AI Prompt:</w:t>
+      </w:r>
+    </w:p>
+    <w:p>
+      <w:pPr>
+        <w:pStyle w:val="ListParagraph"/>
+        <w:rPr>
+          <w:i/>
+          <w:iCs/>
+          <w:sz w:val="24"/>
+          <w:szCs w:val="24"/>
+        </w:rPr>
+      </w:pPr>
+      <w:r>
+        <w:rPr>
+          <w:i/>
+          <w:iCs/>
+          <w:sz w:val="24"/>
+          <w:szCs w:val="24"/>
+        </w:rPr>
+        <w:t>Create a roadmap of assessment checkpoints and exercises based on the following lesson. The roadmap should guide a teacher in designing detailed assessments. Present the roadmap as plain text only, using bullet points or numbered lists—do not use tables. For each checkpoint, focus on the key learning outcome or skill to assess and suggest types of questions or exercises.</w:t>
+      </w:r>
+    </w:p>
+    <w:p>
+      <w:pPr>
+        <w:pStyle w:val="ListParagraph"/>
+        <w:rPr>
+          <w:i/>
+          <w:iCs/>
+          <w:sz w:val="24"/>
+          <w:szCs w:val="24"/>
+        </w:rPr>
+      </w:pPr>
+      <w:r>
+        <w:rPr>
+          <w:i/>
+          <w:iCs/>
+          <w:sz w:val="24"/>
+          <w:szCs w:val="24"/>
+        </w:rPr>
+        <w:t>Where a point may be unclear, include a brief illustrative example to make it easier for the teacher to understand—keep examples short and simple, not full assessments.</w:t>
+      </w:r>
+      <w:r>
+        <w:rPr>
+          <w:i/>
+          <w:iCs/>
+          <w:sz w:val="24"/>
+          <w:szCs w:val="24"/>
+        </w:rPr>
+        <w:br/>
+        <w:t>Lesson:</w:t>
+      </w:r>
+    </w:p>
+    <w:p>
+      <w:pPr>
+        <w:pStyle w:val="ListParagraph"/>
+        <w:rPr>
+          <w:i/>
+          <w:iCs/>
+          <w:sz w:val="24"/>
+          <w:szCs w:val="24"/>
+        </w:rPr>
+      </w:pPr>
+      <w:r>
+        <w:rPr>
+          <w:i/>
+          <w:iCs/>
+          <w:sz w:val="24"/>
+          <w:szCs w:val="24"/>
+        </w:rPr>
+        <w:t>{lesson}</w:t>
+      </w:r>
+      <w:r>
+        <w:rPr>
+          <w:i/>
+          <w:iCs/>
+          <w:sz w:val="24"/>
+          <w:szCs w:val="24"/>
+        </w:rPr>
+        <w:t>)</w:t>
+      </w:r>
+    </w:p>
+    <w:p>
+      <w:pPr>
+        <w:pStyle w:val="ListParagraph"/>
+        <w:numPr>
+          <w:ilvl w:val="0"/>
+          <w:numId w:val="14"/>
+        </w:numPr>
+        <w:rPr>
+          <w:sz w:val="24"/>
+          <w:szCs w:val="24"/>
+        </w:rPr>
+      </w:pPr>
+      <w:r>
+        <w:rPr>
+          <w:sz w:val="24"/>
+          <w:szCs w:val="24"/>
+        </w:rPr>
+        <w:t>AI generates a checklist of exercises that cover all lesson objectives.</w:t>
+      </w:r>
+    </w:p>
+    <w:p>
+      <w:pPr>
+        <w:pStyle w:val="ListParagraph"/>
+        <w:numPr>
+          <w:ilvl w:val="0"/>
+          <w:numId w:val="14"/>
+        </w:numPr>
+        <w:rPr>
+          <w:sz w:val="24"/>
+          <w:szCs w:val="24"/>
+        </w:rPr>
+      </w:pPr>
+      <w:r>
+        <w:rPr>
+          <w:sz w:val="24"/>
+          <w:szCs w:val="24"/>
+        </w:rPr>
+        <w:t>Teacher reviews the checklist before assigning homework to students.</w:t>
+      </w:r>
+    </w:p>
+    <w:p>
+      <w:pPr>
+        <w:ind w:left="360"/>
+        <w:rPr>
+          <w:sz w:val="24"/>
+          <w:szCs w:val="24"/>
+        </w:rPr>
+      </w:pPr>
+    </w:p>
+    <w:p>
+      <w:pPr>
+        <w:ind w:left="360"/>
+        <w:rPr>
+          <w:b/>
+          <w:bCs/>
+          <w:sz w:val="24"/>
+          <w:szCs w:val="24"/>
+        </w:rPr>
+      </w:pPr>
+      <w:r>
+        <w:rPr>
+          <w:b/>
+          <w:bCs/>
+          <w:sz w:val="24"/>
+          <w:szCs w:val="24"/>
+        </w:rPr>
+        <w:t>Example:</w:t>
+      </w:r>
+    </w:p>
+    <w:p>
+      <w:pPr>
+        <w:spacing w:after="0"/>
+        <w:ind w:left="360"/>
+        <w:rPr>
+          <w:sz w:val="24"/>
+          <w:szCs w:val="24"/>
+        </w:rPr>
+      </w:pPr>
+      <w:r>
+        <w:rPr>
+          <w:sz w:val="24"/>
+          <w:szCs w:val="24"/>
+        </w:rPr>
+        <w:t>Math l</w:t>
+      </w:r>
+      <w:r>
+        <w:rPr>
+          <w:sz w:val="24"/>
+          <w:szCs w:val="24"/>
+        </w:rPr>
+        <w:t>esson</w:t>
+      </w:r>
+      <w:r>
+        <w:rPr>
+          <w:sz w:val="24"/>
+          <w:szCs w:val="24"/>
+        </w:rPr>
+        <w:t xml:space="preserve"> for grade 12 GS</w:t>
+      </w:r>
+      <w:r>
+        <w:rPr>
+          <w:sz w:val="24"/>
+          <w:szCs w:val="24"/>
+        </w:rPr>
+        <w:t>:</w:t>
+      </w:r>
+    </w:p>
+    <w:p>
+      <w:pPr>
+        <w:spacing w:after="0"/>
+        <w:ind w:left="720"/>
+        <w:rPr>
+          <w:i/>
+          <w:iCs/>
+          <w:sz w:val="24"/>
+          <w:szCs w:val="24"/>
+        </w:rPr>
+      </w:pPr>
+      <w:r>
+        <w:rPr>
+          <w:i/>
+          <w:iCs/>
+          <w:sz w:val="24"/>
+          <w:szCs w:val="24"/>
+        </w:rPr>
+        <w:t>Understand and apply the concepts of limits and continuity in functions</w:t>
+      </w:r>
+    </w:p>
+    <w:p>
+      <w:pPr>
+        <w:numPr>
+          <w:ilvl w:val="0"/>
+          <w:numId w:val="23"/>
+        </w:numPr>
+        <w:tabs>
+          <w:tab w:val="clear" w:pos="720"/>
+          <w:tab w:val="num" w:pos="1080"/>
+        </w:tabs>
+        <w:ind w:left="1080"/>
+        <w:rPr>
+          <w:i/>
+          <w:iCs/>
+          <w:vanish/>
+          <w:sz w:val="24"/>
+          <w:szCs w:val="24"/>
+        </w:rPr>
+      </w:pPr>
+      <w:r>
+        <w:rPr>
+          <w:i/>
+          <w:iCs/>
+          <w:vanish/>
+          <w:sz w:val="24"/>
+          <w:szCs w:val="24"/>
+        </w:rPr>
+        <w:t>1.1</w:t>
+      </w:r>
+    </w:p>
+    <w:p>
+      <w:pPr>
+        <w:ind w:left="720"/>
+        <w:rPr>
+          <w:vanish/>
+          <w:sz w:val="24"/>
+          <w:szCs w:val="24"/>
+        </w:rPr>
+      </w:pPr>
+      <w:r>
+        <w:rPr>
+          <w:i/>
+          <w:iCs/>
+          <w:sz w:val="24"/>
+          <w:szCs w:val="24"/>
+        </w:rPr>
+        <w:t>Calculate limits of functions including piecewise functions</w:t>
+      </w:r>
+    </w:p>
+    <w:p>
+      <w:pPr>
+        <w:ind w:left="360"/>
+        <w:rPr>
+          <w:sz w:val="24"/>
+          <w:szCs w:val="24"/>
+        </w:rPr>
+      </w:pPr>
+    </w:p>
+    <w:p>
+      <w:pPr>
+        <w:ind w:left="360"/>
+        <w:rPr>
+          <w:sz w:val="24"/>
+          <w:szCs w:val="24"/>
+        </w:rPr>
+      </w:pPr>
+    </w:p>
+    <w:p>
+      <w:pPr>
+        <w:ind w:left="360"/>
+        <w:rPr>
+          <w:sz w:val="24"/>
+          <w:szCs w:val="24"/>
+        </w:rPr>
+      </w:pPr>
+      <w:r>
+        <w:rPr>
+          <w:sz w:val="24"/>
+          <w:szCs w:val="24"/>
+        </w:rPr>
+        <w:t>Sample AI Output</w:t>
+      </w:r>
+      <w:r>
+        <w:rPr>
+          <w:sz w:val="24"/>
+          <w:szCs w:val="24"/>
+        </w:rPr>
+        <w:t>:</w:t>
+      </w:r>
+    </w:p>
+    <w:p>
+      <w:pPr>
+        <w:ind w:left="360"/>
+        <w:rPr>
+          <w:b/>
+          <w:bCs/>
+          <w:sz w:val="24"/>
+          <w:szCs w:val="24"/>
+        </w:rPr>
+      </w:pPr>
+      <w:r>
+        <w:rPr>
+          <w:b/>
+          <w:bCs/>
+          <w:sz w:val="24"/>
+          <w:szCs w:val="24"/>
+        </w:rPr>
+        <w:t>Roadmap for Assessment: Calculating Limits (including piecewise)</w:t>
+      </w:r>
+    </w:p>
+    <w:p>
+      <w:pPr>
+        <w:numPr>
+          <w:ilvl w:val="0"/>
+          <w:numId w:val="22"/>
+        </w:numPr>
+        <w:rPr>
+          <w:sz w:val="24"/>
+          <w:szCs w:val="24"/>
+        </w:rPr>
+      </w:pPr>
+      <w:r>
+        <w:rPr>
+          <w:sz w:val="24"/>
+          <w:szCs w:val="24"/>
+        </w:rPr>
+        <w:t>Checkpoint 1: Conceptual Understanding of a Limit</w:t>
+      </w:r>
+    </w:p>
+    <w:p>
+      <w:pPr>
+        <w:numPr>
+          <w:ilvl w:val="1"/>
+          <w:numId w:val="22"/>
+        </w:numPr>
+        <w:rPr>
+          <w:sz w:val="24"/>
+          <w:szCs w:val="24"/>
+        </w:rPr>
+      </w:pPr>
+      <w:r>
+        <w:rPr>
+          <w:sz w:val="24"/>
+          <w:szCs w:val="24"/>
+        </w:rPr>
+        <w:lastRenderedPageBreak/>
+        <w:t>Learning Outcome: The student can explain what a limit represents graphically and numerically, distinguishing it from the function's actual value at a point.</w:t>
+      </w:r>
+    </w:p>
+    <w:p>
+      <w:pPr>
+        <w:numPr>
+          <w:ilvl w:val="1"/>
+          <w:numId w:val="22"/>
+        </w:numPr>
+        <w:rPr>
+          <w:sz w:val="24"/>
+          <w:szCs w:val="24"/>
+        </w:rPr>
+      </w:pPr>
+      <w:r>
+        <w:rPr>
+          <w:sz w:val="24"/>
+          <w:szCs w:val="24"/>
+        </w:rPr>
+        <w:t xml:space="preserve">Suggested Exercises: </w:t>
+      </w:r>
+    </w:p>
+    <w:p>
+      <w:pPr>
+        <w:numPr>
+          <w:ilvl w:val="2"/>
+          <w:numId w:val="22"/>
+        </w:numPr>
+        <w:rPr>
+          <w:sz w:val="24"/>
+          <w:szCs w:val="24"/>
+        </w:rPr>
+      </w:pPr>
+      <w:r>
+        <w:rPr>
+          <w:sz w:val="24"/>
+          <w:szCs w:val="24"/>
+        </w:rPr>
+        <w:t>Multiple-choice questions asking for the limit of a function (given by a graph) as x approaches a specific value. Include scenarios where f(c) exists/does not exist or is/is not equal to the limit.</w:t>
+      </w:r>
+    </w:p>
+    <w:p>
+      <w:pPr>
+        <w:numPr>
+          <w:ilvl w:val="2"/>
+          <w:numId w:val="22"/>
+        </w:numPr>
+        <w:rPr>
+          <w:sz w:val="24"/>
+          <w:szCs w:val="24"/>
+        </w:rPr>
+      </w:pPr>
+      <w:r>
+        <w:rPr>
+          <w:sz w:val="24"/>
+          <w:szCs w:val="24"/>
+        </w:rPr>
+        <w:t xml:space="preserve">Short answer: Describe the behavior of a function (given by a graph or a table of values) as x approaches a number. </w:t>
+      </w:r>
+    </w:p>
+    <w:p>
+      <w:pPr>
+        <w:numPr>
+          <w:ilvl w:val="3"/>
+          <w:numId w:val="22"/>
+        </w:numPr>
+        <w:rPr>
+          <w:sz w:val="24"/>
+          <w:szCs w:val="24"/>
+        </w:rPr>
+      </w:pPr>
+      <w:r>
+        <w:rPr>
+          <w:i/>
+          <w:iCs/>
+          <w:sz w:val="24"/>
+          <w:szCs w:val="24"/>
+        </w:rPr>
+        <w:t xml:space="preserve">Example: Given a graph with a hole at x=2 and a point at (2, 5), ask: "What is </w:t>
+      </w:r>
+      <w:proofErr w:type="spellStart"/>
+      <w:r>
+        <w:rPr>
+          <w:i/>
+          <w:iCs/>
+          <w:sz w:val="24"/>
+          <w:szCs w:val="24"/>
+        </w:rPr>
+        <w:t>lim</w:t>
+      </w:r>
+      <w:proofErr w:type="spellEnd"/>
+      <w:r>
+        <w:rPr>
+          <w:i/>
+          <w:iCs/>
+          <w:sz w:val="24"/>
+          <w:szCs w:val="24"/>
+        </w:rPr>
+        <w:t xml:space="preserve"> (x→2) f(x)? What is </w:t>
+      </w:r>
+      <w:proofErr w:type="gramStart"/>
+      <w:r>
+        <w:rPr>
+          <w:i/>
+          <w:iCs/>
+          <w:sz w:val="24"/>
+          <w:szCs w:val="24"/>
+        </w:rPr>
+        <w:t>f(</w:t>
+      </w:r>
+      <w:proofErr w:type="gramEnd"/>
+      <w:r>
+        <w:rPr>
+          <w:i/>
+          <w:iCs/>
+          <w:sz w:val="24"/>
+          <w:szCs w:val="24"/>
+        </w:rPr>
+        <w:t>2)? Explain the difference."</w:t>
+      </w:r>
+    </w:p>
+    <w:p>
+      <w:pPr>
+        <w:numPr>
+          <w:ilvl w:val="0"/>
+          <w:numId w:val="22"/>
+        </w:numPr>
+        <w:rPr>
+          <w:sz w:val="24"/>
+          <w:szCs w:val="24"/>
+        </w:rPr>
+      </w:pPr>
+      <w:r>
+        <w:rPr>
+          <w:sz w:val="24"/>
+          <w:szCs w:val="24"/>
+        </w:rPr>
+        <w:t>Checkpoint 2: Calculating Limits from a Graph</w:t>
+      </w:r>
+    </w:p>
+    <w:p>
+      <w:pPr>
+        <w:numPr>
+          <w:ilvl w:val="1"/>
+          <w:numId w:val="22"/>
+        </w:numPr>
+        <w:rPr>
+          <w:sz w:val="24"/>
+          <w:szCs w:val="24"/>
+        </w:rPr>
+      </w:pPr>
+      <w:r>
+        <w:rPr>
+          <w:sz w:val="24"/>
+          <w:szCs w:val="24"/>
+        </w:rPr>
+        <w:t>Learning Outcome: The student can accurately identify one-sided and two-sided limits by interpreting graphical features like holes, jumps, and vertical asymptotes.</w:t>
+      </w:r>
+    </w:p>
+    <w:p>
+      <w:pPr>
+        <w:numPr>
+          <w:ilvl w:val="1"/>
+          <w:numId w:val="22"/>
+        </w:numPr>
+        <w:rPr>
+          <w:sz w:val="24"/>
+          <w:szCs w:val="24"/>
+        </w:rPr>
+      </w:pPr>
+      <w:r>
+        <w:rPr>
+          <w:sz w:val="24"/>
+          <w:szCs w:val="24"/>
+        </w:rPr>
+        <w:t xml:space="preserve">Suggested Exercises: </w:t>
+      </w:r>
+    </w:p>
+    <w:p>
+      <w:pPr>
+        <w:numPr>
+          <w:ilvl w:val="2"/>
+          <w:numId w:val="22"/>
+        </w:numPr>
+        <w:rPr>
+          <w:sz w:val="24"/>
+          <w:szCs w:val="24"/>
+        </w:rPr>
+      </w:pPr>
+      <w:r>
+        <w:rPr>
+          <w:sz w:val="24"/>
+          <w:szCs w:val="24"/>
+        </w:rPr>
+        <w:t xml:space="preserve">Provide a graph of a piecewise function with discontinuities. Ask students to evaluate several limits, including: </w:t>
+      </w:r>
+    </w:p>
+    <w:p>
+      <w:pPr>
+        <w:numPr>
+          <w:ilvl w:val="3"/>
+          <w:numId w:val="22"/>
+        </w:numPr>
+        <w:rPr>
+          <w:sz w:val="24"/>
+          <w:szCs w:val="24"/>
+        </w:rPr>
+      </w:pPr>
+      <w:proofErr w:type="spellStart"/>
+      <w:r>
+        <w:rPr>
+          <w:sz w:val="24"/>
+          <w:szCs w:val="24"/>
+        </w:rPr>
+        <w:t>lim</w:t>
+      </w:r>
+      <w:proofErr w:type="spellEnd"/>
+      <w:r>
+        <w:rPr>
+          <w:sz w:val="24"/>
+          <w:szCs w:val="24"/>
+        </w:rPr>
+        <w:t xml:space="preserve"> (</w:t>
+      </w:r>
+      <w:proofErr w:type="spellStart"/>
+      <w:r>
+        <w:rPr>
+          <w:sz w:val="24"/>
+          <w:szCs w:val="24"/>
+        </w:rPr>
+        <w:t>x→c</w:t>
+      </w:r>
+      <w:proofErr w:type="spellEnd"/>
+      <w:r>
+        <w:rPr>
+          <w:sz w:val="24"/>
+          <w:szCs w:val="24"/>
+        </w:rPr>
+        <w:t>⁻) f(x)</w:t>
+      </w:r>
+    </w:p>
+    <w:p>
+      <w:pPr>
+        <w:numPr>
+          <w:ilvl w:val="3"/>
+          <w:numId w:val="22"/>
+        </w:numPr>
+        <w:rPr>
+          <w:sz w:val="24"/>
+          <w:szCs w:val="24"/>
+        </w:rPr>
+      </w:pPr>
+      <w:proofErr w:type="spellStart"/>
+      <w:r>
+        <w:rPr>
+          <w:sz w:val="24"/>
+          <w:szCs w:val="24"/>
+        </w:rPr>
+        <w:t>lim</w:t>
+      </w:r>
+      <w:proofErr w:type="spellEnd"/>
+      <w:r>
+        <w:rPr>
+          <w:sz w:val="24"/>
+          <w:szCs w:val="24"/>
+        </w:rPr>
+        <w:t xml:space="preserve"> (</w:t>
+      </w:r>
+      <w:proofErr w:type="spellStart"/>
+      <w:r>
+        <w:rPr>
+          <w:sz w:val="24"/>
+          <w:szCs w:val="24"/>
+        </w:rPr>
+        <w:t>x→c</w:t>
+      </w:r>
+      <w:proofErr w:type="spellEnd"/>
+      <w:r>
+        <w:rPr>
+          <w:sz w:val="24"/>
+          <w:szCs w:val="24"/>
+        </w:rPr>
+        <w:t>⁺) f(x)</w:t>
+      </w:r>
+    </w:p>
+    <w:p>
+      <w:pPr>
+        <w:numPr>
+          <w:ilvl w:val="3"/>
+          <w:numId w:val="22"/>
+        </w:numPr>
+        <w:rPr>
+          <w:sz w:val="24"/>
+          <w:szCs w:val="24"/>
+        </w:rPr>
+      </w:pPr>
+      <w:proofErr w:type="spellStart"/>
+      <w:r>
+        <w:rPr>
+          <w:sz w:val="24"/>
+          <w:szCs w:val="24"/>
+        </w:rPr>
+        <w:t>lim</w:t>
+      </w:r>
+      <w:proofErr w:type="spellEnd"/>
+      <w:r>
+        <w:rPr>
+          <w:sz w:val="24"/>
+          <w:szCs w:val="24"/>
+        </w:rPr>
+        <w:t xml:space="preserve"> (</w:t>
+      </w:r>
+      <w:proofErr w:type="spellStart"/>
+      <w:r>
+        <w:rPr>
+          <w:sz w:val="24"/>
+          <w:szCs w:val="24"/>
+        </w:rPr>
+        <w:t>x→c</w:t>
+      </w:r>
+      <w:proofErr w:type="spellEnd"/>
+      <w:r>
+        <w:rPr>
+          <w:sz w:val="24"/>
+          <w:szCs w:val="24"/>
+        </w:rPr>
+        <w:t>) f(x)</w:t>
+      </w:r>
+    </w:p>
+    <w:p>
+      <w:pPr>
+        <w:numPr>
+          <w:ilvl w:val="2"/>
+          <w:numId w:val="22"/>
+        </w:numPr>
+        <w:rPr>
+          <w:sz w:val="24"/>
+          <w:szCs w:val="24"/>
+        </w:rPr>
+      </w:pPr>
+      <w:r>
+        <w:rPr>
+          <w:sz w:val="24"/>
+          <w:szCs w:val="24"/>
+        </w:rPr>
+        <w:t>Ask students to identify the values of x where the limit does not exist, based on the graph.</w:t>
+      </w:r>
+    </w:p>
+    <w:p>
+      <w:pPr>
+        <w:numPr>
+          <w:ilvl w:val="0"/>
+          <w:numId w:val="22"/>
+        </w:numPr>
+        <w:rPr>
+          <w:sz w:val="24"/>
+          <w:szCs w:val="24"/>
+        </w:rPr>
+      </w:pPr>
+      <w:r>
+        <w:rPr>
+          <w:sz w:val="24"/>
+          <w:szCs w:val="24"/>
+        </w:rPr>
+        <w:t>Checkpoint 3: Calculating Basic Limits Algebraically</w:t>
+      </w:r>
+    </w:p>
+    <w:p>
+      <w:pPr>
+        <w:numPr>
+          <w:ilvl w:val="1"/>
+          <w:numId w:val="22"/>
+        </w:numPr>
+        <w:rPr>
+          <w:sz w:val="24"/>
+          <w:szCs w:val="24"/>
+        </w:rPr>
+      </w:pPr>
+      <w:r>
+        <w:rPr>
+          <w:sz w:val="24"/>
+          <w:szCs w:val="24"/>
+        </w:rPr>
+        <w:t>Learning Outcome: The student can find the limit of a polynomial, rational, or radical function by direct substitution.</w:t>
+      </w:r>
+    </w:p>
+    <w:p>
+      <w:pPr>
+        <w:numPr>
+          <w:ilvl w:val="1"/>
+          <w:numId w:val="22"/>
+        </w:numPr>
+        <w:rPr>
+          <w:sz w:val="24"/>
+          <w:szCs w:val="24"/>
+        </w:rPr>
+      </w:pPr>
+      <w:r>
+        <w:rPr>
+          <w:sz w:val="24"/>
+          <w:szCs w:val="24"/>
+        </w:rPr>
+        <w:t xml:space="preserve">Suggested Exercises: </w:t>
+      </w:r>
+    </w:p>
+    <w:p>
+      <w:pPr>
+        <w:numPr>
+          <w:ilvl w:val="2"/>
+          <w:numId w:val="22"/>
+        </w:numPr>
+        <w:rPr>
+          <w:sz w:val="24"/>
+          <w:szCs w:val="24"/>
+        </w:rPr>
+      </w:pPr>
+      <w:r>
+        <w:rPr>
+          <w:sz w:val="24"/>
+          <w:szCs w:val="24"/>
+        </w:rPr>
+        <w:t xml:space="preserve">A set of problems requiring the evaluation of limits using direct substitution. </w:t>
+      </w:r>
+    </w:p>
+    <w:p>
+      <w:pPr>
+        <w:numPr>
+          <w:ilvl w:val="3"/>
+          <w:numId w:val="22"/>
+        </w:numPr>
+        <w:rPr>
+          <w:sz w:val="24"/>
+          <w:szCs w:val="24"/>
+        </w:rPr>
+      </w:pPr>
+      <w:r>
+        <w:rPr>
+          <w:i/>
+          <w:iCs/>
+          <w:sz w:val="24"/>
+          <w:szCs w:val="24"/>
+        </w:rPr>
+        <w:t xml:space="preserve">Example: "Find </w:t>
+      </w:r>
+      <w:proofErr w:type="spellStart"/>
+      <w:r>
+        <w:rPr>
+          <w:i/>
+          <w:iCs/>
+          <w:sz w:val="24"/>
+          <w:szCs w:val="24"/>
+        </w:rPr>
+        <w:t>lim</w:t>
+      </w:r>
+      <w:proofErr w:type="spellEnd"/>
+      <w:r>
+        <w:rPr>
+          <w:i/>
+          <w:iCs/>
+          <w:sz w:val="24"/>
+          <w:szCs w:val="24"/>
+        </w:rPr>
+        <w:t xml:space="preserve"> (x→3) (2x² - 5x + 1)."</w:t>
+      </w:r>
+    </w:p>
+    <w:p>
+      <w:pPr>
+        <w:numPr>
+          <w:ilvl w:val="2"/>
+          <w:numId w:val="22"/>
+        </w:numPr>
+        <w:rPr>
+          <w:sz w:val="24"/>
+          <w:szCs w:val="24"/>
+        </w:rPr>
+      </w:pPr>
+      <w:r>
+        <w:rPr>
+          <w:sz w:val="24"/>
+          <w:szCs w:val="24"/>
+        </w:rPr>
+        <w:t xml:space="preserve">Problems that require factoring and simplifying before substitution to resolve indeterminate forms like 0/0. </w:t>
+      </w:r>
+    </w:p>
+    <w:p>
+      <w:pPr>
+        <w:numPr>
+          <w:ilvl w:val="3"/>
+          <w:numId w:val="22"/>
+        </w:numPr>
+        <w:rPr>
+          <w:sz w:val="24"/>
+          <w:szCs w:val="24"/>
+        </w:rPr>
+      </w:pPr>
+      <w:r>
+        <w:rPr>
+          <w:i/>
+          <w:iCs/>
+          <w:sz w:val="24"/>
+          <w:szCs w:val="24"/>
+        </w:rPr>
+        <w:lastRenderedPageBreak/>
+        <w:t xml:space="preserve">Example: "Find </w:t>
+      </w:r>
+      <w:proofErr w:type="spellStart"/>
+      <w:r>
+        <w:rPr>
+          <w:i/>
+          <w:iCs/>
+          <w:sz w:val="24"/>
+          <w:szCs w:val="24"/>
+        </w:rPr>
+        <w:t>lim</w:t>
+      </w:r>
+      <w:proofErr w:type="spellEnd"/>
+      <w:r>
+        <w:rPr>
+          <w:i/>
+          <w:iCs/>
+          <w:sz w:val="24"/>
+          <w:szCs w:val="24"/>
+        </w:rPr>
+        <w:t xml:space="preserve"> (x→2) (x² - 4)</w:t>
+      </w:r>
+      <w:proofErr w:type="gramStart"/>
+      <w:r>
+        <w:rPr>
+          <w:i/>
+          <w:iCs/>
+          <w:sz w:val="24"/>
+          <w:szCs w:val="24"/>
+        </w:rPr>
+        <w:t>/(</w:t>
+      </w:r>
+      <w:proofErr w:type="gramEnd"/>
+      <w:r>
+        <w:rPr>
+          <w:i/>
+          <w:iCs/>
+          <w:sz w:val="24"/>
+          <w:szCs w:val="24"/>
+        </w:rPr>
+        <w:t>x - 2)."</w:t>
+      </w:r>
+    </w:p>
+    <w:p>
+      <w:pPr>
+        <w:numPr>
+          <w:ilvl w:val="0"/>
+          <w:numId w:val="22"/>
+        </w:numPr>
+        <w:rPr>
+          <w:sz w:val="24"/>
+          <w:szCs w:val="24"/>
+        </w:rPr>
+      </w:pPr>
+      <w:r>
+        <w:rPr>
+          <w:sz w:val="24"/>
+          <w:szCs w:val="24"/>
+        </w:rPr>
+        <w:t>Checkpoint 4: Calculating Limits of Piecewise Functions Algebraically</w:t>
+      </w:r>
+    </w:p>
+    <w:p>
+      <w:pPr>
+        <w:numPr>
+          <w:ilvl w:val="1"/>
+          <w:numId w:val="22"/>
+        </w:numPr>
+        <w:rPr>
+          <w:sz w:val="24"/>
+          <w:szCs w:val="24"/>
+        </w:rPr>
+      </w:pPr>
+      <w:r>
+        <w:rPr>
+          <w:sz w:val="24"/>
+          <w:szCs w:val="24"/>
+        </w:rPr>
+        <w:t>Learning Outcome: The student can correctly evaluate a limit for a piecewise function by selecting the appropriate function piece based on the x-value being approached.</w:t>
+      </w:r>
+    </w:p>
+    <w:p>
+      <w:pPr>
+        <w:numPr>
+          <w:ilvl w:val="1"/>
+          <w:numId w:val="22"/>
+        </w:numPr>
+        <w:rPr>
+          <w:sz w:val="24"/>
+          <w:szCs w:val="24"/>
+        </w:rPr>
+      </w:pPr>
+      <w:r>
+        <w:rPr>
+          <w:sz w:val="24"/>
+          <w:szCs w:val="24"/>
+        </w:rPr>
+        <w:t xml:space="preserve">Suggested Exercises: </w:t>
+      </w:r>
+    </w:p>
+    <w:p>
+      <w:pPr>
+        <w:numPr>
+          <w:ilvl w:val="2"/>
+          <w:numId w:val="22"/>
+        </w:numPr>
+        <w:rPr>
+          <w:sz w:val="24"/>
+          <w:szCs w:val="24"/>
+        </w:rPr>
+      </w:pPr>
+      <w:r>
+        <w:rPr>
+          <w:sz w:val="24"/>
+          <w:szCs w:val="24"/>
+        </w:rPr>
+        <w:t>Given the algebraic definition of a piecewise function, students evaluate limits at the boundary points between pieces and at points within a piece.</w:t>
+      </w:r>
+    </w:p>
+    <w:p>
+      <w:pPr>
+        <w:numPr>
+          <w:ilvl w:val="2"/>
+          <w:numId w:val="22"/>
+        </w:numPr>
+        <w:rPr>
+          <w:sz w:val="24"/>
+          <w:szCs w:val="24"/>
+        </w:rPr>
+      </w:pPr>
+      <w:r>
+        <w:rPr>
+          <w:sz w:val="24"/>
+          <w:szCs w:val="24"/>
+        </w:rPr>
+        <w:t xml:space="preserve">Problems must require evaluating both one-sided limits to determine if the overall limit exists at a boundary point. </w:t>
+      </w:r>
+    </w:p>
+    <w:p>
+      <w:pPr>
+        <w:numPr>
+          <w:ilvl w:val="3"/>
+          <w:numId w:val="22"/>
+        </w:numPr>
+        <w:rPr>
+          <w:sz w:val="24"/>
+          <w:szCs w:val="24"/>
+        </w:rPr>
+      </w:pPr>
+      <w:r>
+        <w:rPr>
+          <w:i/>
+          <w:iCs/>
+          <w:sz w:val="24"/>
+          <w:szCs w:val="24"/>
+        </w:rPr>
+        <w:t>Example:</w:t>
+      </w:r>
+      <w:r>
+        <w:rPr>
+          <w:sz w:val="24"/>
+          <w:szCs w:val="24"/>
+        </w:rPr>
+        <w:t xml:space="preserve"> </w:t>
+      </w:r>
+      <w:r>
+        <w:rPr>
+          <w:i/>
+          <w:iCs/>
+          <w:sz w:val="24"/>
+          <w:szCs w:val="24"/>
+        </w:rPr>
+        <w:t xml:space="preserve">f(x) = </w:t>
+      </w:r>
+      <w:proofErr w:type="gramStart"/>
+      <w:r>
+        <w:rPr>
+          <w:i/>
+          <w:iCs/>
+          <w:sz w:val="24"/>
+          <w:szCs w:val="24"/>
+        </w:rPr>
+        <w:t>{ x</w:t>
+      </w:r>
+      <w:proofErr w:type="gramEnd"/>
+      <w:r>
+        <w:rPr>
+          <w:i/>
+          <w:iCs/>
+          <w:sz w:val="24"/>
+          <w:szCs w:val="24"/>
+        </w:rPr>
+        <w:t>+4 for x &lt; 1,</w:t>
+      </w:r>
+      <w:r>
+        <w:rPr>
+          <w:sz w:val="24"/>
+          <w:szCs w:val="24"/>
+        </w:rPr>
+        <w:t xml:space="preserve"> </w:t>
+      </w:r>
+    </w:p>
+    <w:p>
+      <w:pPr>
+        <w:numPr>
+          <w:ilvl w:val="4"/>
+          <w:numId w:val="22"/>
+        </w:numPr>
+        <w:rPr>
+          <w:sz w:val="24"/>
+          <w:szCs w:val="24"/>
+        </w:rPr>
+      </w:pPr>
+      <w:r>
+        <w:rPr>
+          <w:sz w:val="24"/>
+          <w:szCs w:val="24"/>
+        </w:rPr>
+        <w:t xml:space="preserve">   </w:t>
+      </w:r>
+      <w:proofErr w:type="gramStart"/>
+      <w:r>
+        <w:rPr>
+          <w:sz w:val="24"/>
+          <w:szCs w:val="24"/>
+        </w:rPr>
+        <w:t>{ x</w:t>
+      </w:r>
+      <w:proofErr w:type="gramEnd"/>
+      <w:r>
+        <w:rPr>
+          <w:sz w:val="24"/>
+          <w:szCs w:val="24"/>
+        </w:rPr>
+        <w:t>² for x ≥ 1*</w:t>
+      </w:r>
+    </w:p>
+    <w:p>
+      <w:pPr>
+        <w:ind w:left="2520" w:firstLine="360"/>
+        <w:rPr>
+          <w:sz w:val="24"/>
+          <w:szCs w:val="24"/>
+        </w:rPr>
+      </w:pPr>
+      <w:r>
+        <w:rPr>
+          <w:i/>
+          <w:iCs/>
+          <w:sz w:val="24"/>
+          <w:szCs w:val="24"/>
+        </w:rPr>
+        <w:t xml:space="preserve">"Find </w:t>
+      </w:r>
+      <w:proofErr w:type="spellStart"/>
+      <w:r>
+        <w:rPr>
+          <w:i/>
+          <w:iCs/>
+          <w:sz w:val="24"/>
+          <w:szCs w:val="24"/>
+        </w:rPr>
+        <w:t>lim</w:t>
+      </w:r>
+      <w:proofErr w:type="spellEnd"/>
+      <w:r>
+        <w:rPr>
+          <w:i/>
+          <w:iCs/>
+          <w:sz w:val="24"/>
+          <w:szCs w:val="24"/>
+        </w:rPr>
+        <w:t xml:space="preserve"> (x→1⁻) f(x), </w:t>
+      </w:r>
+      <w:proofErr w:type="spellStart"/>
+      <w:r>
+        <w:rPr>
+          <w:i/>
+          <w:iCs/>
+          <w:sz w:val="24"/>
+          <w:szCs w:val="24"/>
+        </w:rPr>
+        <w:t>lim</w:t>
+      </w:r>
+      <w:proofErr w:type="spellEnd"/>
+      <w:r>
+        <w:rPr>
+          <w:i/>
+          <w:iCs/>
+          <w:sz w:val="24"/>
+          <w:szCs w:val="24"/>
+        </w:rPr>
+        <w:t xml:space="preserve"> (x→1⁺) f(x), and </w:t>
+      </w:r>
+      <w:proofErr w:type="spellStart"/>
+      <w:r>
+        <w:rPr>
+          <w:i/>
+          <w:iCs/>
+          <w:sz w:val="24"/>
+          <w:szCs w:val="24"/>
+        </w:rPr>
+        <w:t>lim</w:t>
+      </w:r>
+      <w:proofErr w:type="spellEnd"/>
+      <w:r>
+        <w:rPr>
+          <w:i/>
+          <w:iCs/>
+          <w:sz w:val="24"/>
+          <w:szCs w:val="24"/>
+        </w:rPr>
+        <w:t xml:space="preserve"> (x→1) f(x)."</w:t>
+      </w:r>
+    </w:p>
+    <w:p>
+      <w:pPr>
+        <w:numPr>
+          <w:ilvl w:val="0"/>
+          <w:numId w:val="22"/>
+        </w:numPr>
+        <w:rPr>
+          <w:sz w:val="24"/>
+          <w:szCs w:val="24"/>
+        </w:rPr>
+      </w:pPr>
+      <w:r>
+        <w:rPr>
+          <w:sz w:val="24"/>
+          <w:szCs w:val="24"/>
+        </w:rPr>
+        <w:t>Checkpoint 5: Synthesizing Concepts: Limits and Continuity</w:t>
+      </w:r>
+    </w:p>
+    <w:p>
+      <w:pPr>
+        <w:numPr>
+          <w:ilvl w:val="1"/>
+          <w:numId w:val="22"/>
+        </w:numPr>
+        <w:rPr>
+          <w:sz w:val="24"/>
+          <w:szCs w:val="24"/>
+        </w:rPr>
+      </w:pPr>
+      <w:r>
+        <w:rPr>
+          <w:sz w:val="24"/>
+          <w:szCs w:val="24"/>
+        </w:rPr>
+        <w:t>Learning Outcome: The student can use the calculation of limits to determine if a function (especially a piecewise function) is continuous at a given point.</w:t>
+      </w:r>
+    </w:p>
+    <w:p>
+      <w:pPr>
+        <w:numPr>
+          <w:ilvl w:val="1"/>
+          <w:numId w:val="22"/>
+        </w:numPr>
+        <w:rPr>
+          <w:sz w:val="24"/>
+          <w:szCs w:val="24"/>
+        </w:rPr>
+      </w:pPr>
+      <w:r>
+        <w:rPr>
+          <w:sz w:val="24"/>
+          <w:szCs w:val="24"/>
+        </w:rPr>
+        <w:t xml:space="preserve">Suggested Exercises: </w:t>
+      </w:r>
+    </w:p>
+    <w:p>
+      <w:pPr>
+        <w:numPr>
+          <w:ilvl w:val="2"/>
+          <w:numId w:val="22"/>
+        </w:numPr>
+        <w:rPr>
+          <w:sz w:val="24"/>
+          <w:szCs w:val="24"/>
+        </w:rPr>
+      </w:pPr>
+      <w:r>
+        <w:rPr>
+          <w:sz w:val="24"/>
+          <w:szCs w:val="24"/>
+        </w:rPr>
+        <w:t>Given a piecewise function, ask: "Is f continuous at x = a? Justify your answer using the definition of continuity (checking that the limit exists, f(a) exists, and they are equal)."</w:t>
+      </w:r>
+    </w:p>
+    <w:p>
+      <w:pPr>
+        <w:numPr>
+          <w:ilvl w:val="2"/>
+          <w:numId w:val="22"/>
+        </w:numPr>
+        <w:rPr>
+          <w:sz w:val="24"/>
+          <w:szCs w:val="24"/>
+        </w:rPr>
+      </w:pPr>
+      <w:r>
+        <w:rPr>
+          <w:sz w:val="24"/>
+          <w:szCs w:val="24"/>
+        </w:rPr>
+        <w:t xml:space="preserve">Find the value of a parameter in a piecewise function that would make the function continuous at a boundary point. This requires setting up and solving an equation based on the one-sided limits. </w:t>
+      </w:r>
+    </w:p>
+    <w:p>
+      <w:pPr>
+        <w:numPr>
+          <w:ilvl w:val="3"/>
+          <w:numId w:val="22"/>
+        </w:numPr>
+        <w:rPr>
+          <w:sz w:val="24"/>
+          <w:szCs w:val="24"/>
+        </w:rPr>
+      </w:pPr>
+      <w:r>
+        <w:rPr>
+          <w:i/>
+          <w:iCs/>
+          <w:sz w:val="24"/>
+          <w:szCs w:val="24"/>
+        </w:rPr>
+        <w:t xml:space="preserve">Example: "Find the value of k that makes the function </w:t>
+      </w:r>
+      <w:proofErr w:type="spellStart"/>
+      <w:r>
+        <w:rPr>
+          <w:i/>
+          <w:iCs/>
+          <w:sz w:val="24"/>
+          <w:szCs w:val="24"/>
+        </w:rPr>
+        <w:t>f</w:t>
+      </w:r>
+      <w:proofErr w:type="spellEnd"/>
+      <w:r>
+        <w:rPr>
+          <w:i/>
+          <w:iCs/>
+          <w:sz w:val="24"/>
+          <w:szCs w:val="24"/>
+        </w:rPr>
+        <w:t xml:space="preserve"> continuous at x=2: f(x) = </w:t>
+      </w:r>
+      <w:proofErr w:type="gramStart"/>
+      <w:r>
+        <w:rPr>
+          <w:i/>
+          <w:iCs/>
+          <w:sz w:val="24"/>
+          <w:szCs w:val="24"/>
+        </w:rPr>
+        <w:t>{ kx</w:t>
+      </w:r>
+      <w:proofErr w:type="gramEnd"/>
+      <w:r>
+        <w:rPr>
+          <w:i/>
+          <w:iCs/>
+          <w:sz w:val="24"/>
+          <w:szCs w:val="24"/>
+        </w:rPr>
+        <w:t>² for x ≤ 2, { x+10 for x &gt; 2."</w:t>
+      </w:r>
+    </w:p>
+    <w:p>
+      <w:pPr>
+        <w:rPr>
+          <w:sz w:val="24"/>
+          <w:szCs w:val="24"/>
+        </w:rPr>
+      </w:pPr>
+    </w:p>
+    <w:p>
+      <w:pPr>
+        <w:ind w:left="360"/>
+        <w:rPr>
+          <w:sz w:val="24"/>
+          <w:szCs w:val="24"/>
+        </w:rPr>
+      </w:pPr>
+      <w:r>
+        <w:rPr>
+          <w:b/>
+          <w:bCs/>
+          <w:sz w:val="24"/>
+          <w:szCs w:val="24"/>
+        </w:rPr>
+        <w:t>Benefit:</w:t>
+      </w:r>
+    </w:p>
+    <w:p>
+      <w:pPr>
+        <w:pStyle w:val="ListParagraph"/>
+        <w:numPr>
+          <w:ilvl w:val="0"/>
+          <w:numId w:val="16"/>
+        </w:numPr>
+        <w:rPr>
+          <w:sz w:val="24"/>
+          <w:szCs w:val="24"/>
+        </w:rPr>
+      </w:pPr>
+      <w:r>
+        <w:rPr>
+          <w:sz w:val="24"/>
+          <w:szCs w:val="24"/>
+        </w:rPr>
+        <w:t>Ensures homework aligns directly with lesson objectives.</w:t>
+      </w:r>
+    </w:p>
+    <w:p>
+      <w:pPr>
+        <w:pStyle w:val="ListParagraph"/>
+        <w:numPr>
+          <w:ilvl w:val="0"/>
+          <w:numId w:val="16"/>
+        </w:numPr>
+        <w:rPr>
+          <w:sz w:val="24"/>
+          <w:szCs w:val="24"/>
+        </w:rPr>
+      </w:pPr>
+      <w:r>
+        <w:rPr>
+          <w:sz w:val="24"/>
+          <w:szCs w:val="24"/>
+        </w:rPr>
+        <w:t>Saves teachers time in designing exercises.</w:t>
+      </w:r>
+      <w:r>
+        <w:rPr>
+          <w:sz w:val="24"/>
+          <w:szCs w:val="24"/>
+          <w:u w:val="single"/>
+        </w:rPr>
+        <w:br w:type="page"/>
+      </w:r>
+    </w:p>
+    <w:p>
+      <w:pPr>
+        <w:pStyle w:val="Heading1"/>
+        <w:numPr>
+          <w:ilvl w:val="0"/>
+          <w:numId w:val="24"/>
+        </w:numPr>
+        <w:rPr>
+          <w:u w:val="single"/>
+        </w:rPr>
+      </w:pPr>
+      <w:bookmarkStart w:id="3" w:name="_Toc218868834"/>
+      <w:r>
+        <w:rPr>
+          <w:u w:val="single"/>
+        </w:rPr>
+        <w:lastRenderedPageBreak/>
+        <w:t>Generate the schedule for the entire school</w:t>
+      </w:r>
+      <w:bookmarkEnd w:id="3"/>
+    </w:p>
+    <w:p>
+      <w:pPr>
+        <w:pStyle w:val="ListParagraph"/>
+        <w:ind w:left="360"/>
+        <w:rPr>
+          <w:sz w:val="24"/>
+          <w:szCs w:val="24"/>
+        </w:rPr>
+      </w:pPr>
+      <w:r>
+        <w:rPr>
+          <w:sz w:val="24"/>
+          <w:szCs w:val="24"/>
+        </w:rPr>
+        <w:t>(</w:t>
+      </w:r>
+      <w:r>
+        <w:rPr>
+          <w:sz w:val="24"/>
+          <w:szCs w:val="24"/>
+        </w:rPr>
+        <w:t xml:space="preserve">Please provide all the requirements rules </w:t>
+      </w:r>
+      <w:r>
+        <w:rPr>
+          <w:sz w:val="24"/>
+          <w:szCs w:val="24"/>
+        </w:rPr>
+        <w:t>in order</w:t>
+      </w:r>
+      <w:r>
+        <w:rPr>
+          <w:sz w:val="24"/>
+          <w:szCs w:val="24"/>
+        </w:rPr>
+        <w:t xml:space="preserve"> for AI to generate a correct schedule for all teachers.</w:t>
+      </w:r>
+      <w:r>
+        <w:rPr>
+          <w:sz w:val="24"/>
+          <w:szCs w:val="24"/>
+        </w:rPr>
+        <w:t>)</w:t>
+      </w:r>
+    </w:p>
+    <w:p>
+      <w:pPr>
+        <w:pStyle w:val="ListParagraph"/>
+        <w:ind w:left="360"/>
+        <w:rPr>
+          <w:sz w:val="24"/>
+          <w:szCs w:val="24"/>
+        </w:rPr>
+      </w:pPr>
+    </w:p>
+    <w:p>
+      <w:pPr>
+        <w:pStyle w:val="ListParagraph"/>
+        <w:ind w:left="360"/>
+        <w:rPr>
+          <w:sz w:val="24"/>
+          <w:szCs w:val="24"/>
+        </w:rPr>
+      </w:pPr>
+      <w:r>
+        <w:rPr>
+          <w:b/>
+          <w:bCs/>
+          <w:sz w:val="24"/>
+          <w:szCs w:val="24"/>
+        </w:rPr>
+        <w:t>Purpose:</w:t>
+      </w:r>
+      <w:r>
+        <w:rPr>
+          <w:sz w:val="24"/>
+          <w:szCs w:val="24"/>
+        </w:rPr>
+        <w:br/>
+        <w:t xml:space="preserve">AI can assist in creating a school-wide timetable that ensures all </w:t>
+      </w:r>
+      <w:r>
+        <w:rPr>
+          <w:sz w:val="24"/>
+          <w:szCs w:val="24"/>
+        </w:rPr>
+        <w:t>periods and teachers are properly distributed</w:t>
+      </w:r>
+      <w:r>
+        <w:rPr>
+          <w:sz w:val="24"/>
+          <w:szCs w:val="24"/>
+        </w:rPr>
+        <w:t>. The AI would propose schedules, which can then be reviewed and finalized by administrators.</w:t>
+      </w:r>
+    </w:p>
+    <w:p>
+      <w:pPr>
+        <w:pStyle w:val="ListParagraph"/>
+        <w:ind w:left="360"/>
+        <w:rPr>
+          <w:sz w:val="24"/>
+          <w:szCs w:val="24"/>
+        </w:rPr>
+      </w:pPr>
+    </w:p>
+    <w:p>
+      <w:pPr>
+        <w:pStyle w:val="ListParagraph"/>
+        <w:ind w:left="360"/>
+        <w:rPr>
+          <w:sz w:val="24"/>
+          <w:szCs w:val="24"/>
+        </w:rPr>
+      </w:pPr>
+      <w:r>
+        <w:rPr>
+          <w:b/>
+          <w:bCs/>
+          <w:sz w:val="24"/>
+          <w:szCs w:val="24"/>
+        </w:rPr>
+        <w:t>Required Input Data:</w:t>
+      </w:r>
+    </w:p>
+    <w:p>
+      <w:pPr>
+        <w:pStyle w:val="ListParagraph"/>
+        <w:numPr>
+          <w:ilvl w:val="0"/>
+          <w:numId w:val="25"/>
+        </w:numPr>
+        <w:rPr>
+          <w:sz w:val="24"/>
+          <w:szCs w:val="24"/>
+        </w:rPr>
+      </w:pPr>
+      <w:r>
+        <w:rPr>
+          <w:b/>
+          <w:bCs/>
+          <w:sz w:val="24"/>
+          <w:szCs w:val="24"/>
+        </w:rPr>
+        <w:t>Teachers:</w:t>
+      </w:r>
+      <w:r>
+        <w:rPr>
+          <w:sz w:val="24"/>
+          <w:szCs w:val="24"/>
+        </w:rPr>
+        <w:t xml:space="preserve"> Names, subjects </w:t>
+      </w:r>
+      <w:r>
+        <w:rPr>
+          <w:sz w:val="24"/>
+          <w:szCs w:val="24"/>
+        </w:rPr>
+        <w:t xml:space="preserve">and classes </w:t>
+      </w:r>
+      <w:r>
+        <w:rPr>
+          <w:sz w:val="24"/>
+          <w:szCs w:val="24"/>
+        </w:rPr>
+        <w:t>they teach, and availability.</w:t>
+      </w:r>
+    </w:p>
+    <w:p>
+      <w:pPr>
+        <w:pStyle w:val="ListParagraph"/>
+        <w:numPr>
+          <w:ilvl w:val="0"/>
+          <w:numId w:val="25"/>
+        </w:numPr>
+        <w:rPr>
+          <w:sz w:val="24"/>
+          <w:szCs w:val="24"/>
+        </w:rPr>
+      </w:pPr>
+      <w:r>
+        <w:rPr>
+          <w:b/>
+          <w:bCs/>
+          <w:sz w:val="24"/>
+          <w:szCs w:val="24"/>
+        </w:rPr>
+        <w:t>Subjects:</w:t>
+      </w:r>
+      <w:r>
+        <w:rPr>
+          <w:sz w:val="24"/>
+          <w:szCs w:val="24"/>
+        </w:rPr>
+        <w:t xml:space="preserve"> Number of periods per week, duration of each class, and special requirements (e.g., lab sessions).</w:t>
+      </w:r>
+    </w:p>
+    <w:p>
+      <w:pPr>
+        <w:pStyle w:val="ListParagraph"/>
+        <w:numPr>
+          <w:ilvl w:val="0"/>
+          <w:numId w:val="25"/>
+        </w:numPr>
+        <w:rPr>
+          <w:sz w:val="24"/>
+          <w:szCs w:val="24"/>
+        </w:rPr>
+      </w:pPr>
+      <w:r>
+        <w:rPr>
+          <w:b/>
+          <w:bCs/>
+          <w:sz w:val="24"/>
+          <w:szCs w:val="24"/>
+        </w:rPr>
+        <w:t>School Calendar:</w:t>
+      </w:r>
+      <w:r>
+        <w:rPr>
+          <w:sz w:val="24"/>
+          <w:szCs w:val="24"/>
+        </w:rPr>
+        <w:t xml:space="preserve"> Days of the week, start/end times.</w:t>
+      </w:r>
+    </w:p>
+    <w:p>
+      <w:pPr>
+        <w:pStyle w:val="ListParagraph"/>
+        <w:numPr>
+          <w:ilvl w:val="0"/>
+          <w:numId w:val="25"/>
+        </w:numPr>
+        <w:rPr>
+          <w:sz w:val="24"/>
+          <w:szCs w:val="24"/>
+        </w:rPr>
+      </w:pPr>
+      <w:r>
+        <w:rPr>
+          <w:b/>
+          <w:bCs/>
+          <w:sz w:val="24"/>
+          <w:szCs w:val="24"/>
+        </w:rPr>
+        <w:t>Constraints / Rules:</w:t>
+      </w:r>
+    </w:p>
+    <w:p>
+      <w:pPr>
+        <w:pStyle w:val="ListParagraph"/>
+        <w:numPr>
+          <w:ilvl w:val="1"/>
+          <w:numId w:val="25"/>
+        </w:numPr>
+        <w:rPr>
+          <w:sz w:val="24"/>
+          <w:szCs w:val="24"/>
+        </w:rPr>
+      </w:pPr>
+      <w:r>
+        <w:rPr>
+          <w:sz w:val="24"/>
+          <w:szCs w:val="24"/>
+        </w:rPr>
+        <w:t>No teacher can be scheduled for more than one class at the same time.</w:t>
+      </w:r>
+    </w:p>
+    <w:p>
+      <w:pPr>
+        <w:pStyle w:val="ListParagraph"/>
+        <w:numPr>
+          <w:ilvl w:val="1"/>
+          <w:numId w:val="25"/>
+        </w:numPr>
+        <w:rPr>
+          <w:sz w:val="24"/>
+          <w:szCs w:val="24"/>
+        </w:rPr>
+      </w:pPr>
+      <w:r>
+        <w:rPr>
+          <w:sz w:val="24"/>
+          <w:szCs w:val="24"/>
+        </w:rPr>
+        <w:t xml:space="preserve">Rooms </w:t>
+      </w:r>
+      <w:r>
+        <w:rPr>
+          <w:sz w:val="24"/>
+          <w:szCs w:val="24"/>
+        </w:rPr>
+        <w:t>(</w:t>
+      </w:r>
+      <w:r>
+        <w:rPr>
+          <w:sz w:val="24"/>
+          <w:szCs w:val="24"/>
+        </w:rPr>
+        <w:t xml:space="preserve">as </w:t>
+      </w:r>
+      <w:r>
+        <w:rPr>
+          <w:sz w:val="24"/>
+          <w:szCs w:val="24"/>
+        </w:rPr>
+        <w:t xml:space="preserve">shared classes, labs, library) </w:t>
+      </w:r>
+      <w:r>
+        <w:rPr>
+          <w:sz w:val="24"/>
+          <w:szCs w:val="24"/>
+        </w:rPr>
+        <w:t>cannot host multiple classes simultaneously.</w:t>
+      </w:r>
+    </w:p>
+    <w:p>
+      <w:pPr>
+        <w:pStyle w:val="ListParagraph"/>
+        <w:numPr>
+          <w:ilvl w:val="1"/>
+          <w:numId w:val="25"/>
+        </w:numPr>
+        <w:rPr>
+          <w:sz w:val="24"/>
+          <w:szCs w:val="24"/>
+        </w:rPr>
+      </w:pPr>
+      <w:r>
+        <w:rPr>
+          <w:sz w:val="24"/>
+          <w:szCs w:val="24"/>
+        </w:rPr>
+        <w:t>All subjects must meet their required weekly periods.</w:t>
+      </w:r>
+    </w:p>
+    <w:p>
+      <w:pPr>
+        <w:pStyle w:val="ListParagraph"/>
+        <w:numPr>
+          <w:ilvl w:val="1"/>
+          <w:numId w:val="25"/>
+        </w:numPr>
+        <w:rPr>
+          <w:sz w:val="24"/>
+          <w:szCs w:val="24"/>
+        </w:rPr>
+      </w:pPr>
+      <w:r>
+        <w:rPr>
+          <w:sz w:val="24"/>
+          <w:szCs w:val="24"/>
+        </w:rPr>
+        <w:t>Teacher or room unavailability must be respected.</w:t>
+      </w:r>
+    </w:p>
+    <w:p>
+      <w:pPr>
+        <w:pStyle w:val="ListParagraph"/>
+        <w:ind w:left="360"/>
+        <w:rPr>
+          <w:sz w:val="24"/>
+          <w:szCs w:val="24"/>
+        </w:rPr>
+      </w:pPr>
+    </w:p>
+    <w:p>
+      <w:pPr>
+        <w:pStyle w:val="ListParagraph"/>
+        <w:ind w:left="360"/>
+        <w:rPr>
+          <w:sz w:val="24"/>
+          <w:szCs w:val="24"/>
+        </w:rPr>
+      </w:pPr>
+      <w:r>
+        <w:rPr>
+          <w:b/>
+          <w:bCs/>
+          <w:sz w:val="24"/>
+          <w:szCs w:val="24"/>
+        </w:rPr>
+        <w:t>AI Approach:</w:t>
+      </w:r>
+    </w:p>
+    <w:p>
+      <w:pPr>
+        <w:pStyle w:val="ListParagraph"/>
+        <w:numPr>
+          <w:ilvl w:val="0"/>
+          <w:numId w:val="26"/>
+        </w:numPr>
+        <w:rPr>
+          <w:sz w:val="24"/>
+          <w:szCs w:val="24"/>
+        </w:rPr>
+      </w:pPr>
+      <w:r>
+        <w:rPr>
+          <w:sz w:val="24"/>
+          <w:szCs w:val="24"/>
+        </w:rPr>
+        <w:t>AI can use the input data and constraints to propose an optimized timetable.</w:t>
+      </w:r>
+    </w:p>
+    <w:p>
+      <w:pPr>
+        <w:pStyle w:val="ListParagraph"/>
+        <w:numPr>
+          <w:ilvl w:val="0"/>
+          <w:numId w:val="26"/>
+        </w:numPr>
+        <w:rPr>
+          <w:sz w:val="24"/>
+          <w:szCs w:val="24"/>
+        </w:rPr>
+      </w:pPr>
+      <w:r>
+        <w:rPr>
+          <w:sz w:val="24"/>
+          <w:szCs w:val="24"/>
+        </w:rPr>
+        <w:t>AI can flag conflicts, suggest adjustments, or propose alternative schedules if constraints cannot all be satisfied.</w:t>
+      </w:r>
+    </w:p>
+    <w:p>
+      <w:pPr>
+        <w:pStyle w:val="ListParagraph"/>
+        <w:numPr>
+          <w:ilvl w:val="0"/>
+          <w:numId w:val="26"/>
+        </w:numPr>
+        <w:rPr>
+          <w:sz w:val="24"/>
+          <w:szCs w:val="24"/>
+        </w:rPr>
+      </w:pPr>
+      <w:r>
+        <w:rPr>
+          <w:sz w:val="24"/>
+          <w:szCs w:val="24"/>
+        </w:rPr>
+        <w:t xml:space="preserve">The final timetable should be </w:t>
+      </w:r>
+      <w:r>
+        <w:rPr>
+          <w:b/>
+          <w:bCs/>
+          <w:sz w:val="24"/>
+          <w:szCs w:val="24"/>
+        </w:rPr>
+        <w:t>reviewed by school administrators</w:t>
+      </w:r>
+      <w:r>
+        <w:rPr>
+          <w:sz w:val="24"/>
+          <w:szCs w:val="24"/>
+        </w:rPr>
+        <w:t xml:space="preserve"> before publishing.</w:t>
+      </w:r>
+    </w:p>
+    <w:p>
+      <w:pPr>
+        <w:pStyle w:val="ListParagraph"/>
+        <w:ind w:left="360"/>
+        <w:rPr>
+          <w:sz w:val="24"/>
+          <w:szCs w:val="24"/>
+        </w:rPr>
+      </w:pPr>
+    </w:p>
+    <w:p>
+      <w:pPr>
+        <w:pStyle w:val="ListParagraph"/>
+        <w:ind w:left="360"/>
+        <w:rPr>
+          <w:sz w:val="24"/>
+          <w:szCs w:val="24"/>
+        </w:rPr>
+      </w:pPr>
+      <w:r>
+        <w:rPr>
+          <w:b/>
+          <w:bCs/>
+          <w:sz w:val="24"/>
+          <w:szCs w:val="24"/>
+        </w:rPr>
+        <w:t>Benefit:</w:t>
+      </w:r>
+    </w:p>
+    <w:p>
+      <w:pPr>
+        <w:pStyle w:val="ListParagraph"/>
+        <w:numPr>
+          <w:ilvl w:val="0"/>
+          <w:numId w:val="27"/>
+        </w:numPr>
+        <w:rPr>
+          <w:sz w:val="24"/>
+          <w:szCs w:val="24"/>
+        </w:rPr>
+      </w:pPr>
+      <w:r>
+        <w:rPr>
+          <w:sz w:val="24"/>
+          <w:szCs w:val="24"/>
+        </w:rPr>
+        <w:t>Saves significant time in creating complex schedules manually.</w:t>
+      </w:r>
+    </w:p>
+    <w:p>
+      <w:pPr>
+        <w:pStyle w:val="ListParagraph"/>
+        <w:numPr>
+          <w:ilvl w:val="0"/>
+          <w:numId w:val="27"/>
+        </w:numPr>
+        <w:rPr>
+          <w:sz w:val="24"/>
+          <w:szCs w:val="24"/>
+        </w:rPr>
+      </w:pPr>
+      <w:r>
+        <w:rPr>
+          <w:sz w:val="24"/>
+          <w:szCs w:val="24"/>
+        </w:rPr>
+        <w:t>Provides a clear, AI-assisted starting point that can be fine-tuned by staff.</w:t>
+      </w:r>
+    </w:p>
+    <w:p>
+      <w:pPr>
+        <w:pStyle w:val="ListParagraph"/>
+        <w:ind w:left="360"/>
+        <w:rPr>
+          <w:sz w:val="24"/>
+          <w:szCs w:val="24"/>
+        </w:rPr>
+      </w:pPr>
+    </w:p>
+    <w:p>
+      <w:pPr>
+        <w:rPr>
+          <w:sz w:val="24"/>
+          <w:szCs w:val="24"/>
+          <w:u w:val="single"/>
+        </w:rPr>
+      </w:pPr>
+      <w:r>
+        <w:rPr>
+          <w:sz w:val="24"/>
+          <w:szCs w:val="24"/>
+          <w:u w:val="single"/>
+        </w:rPr>
+        <w:br w:type="page"/>
+      </w:r>
+    </w:p>
+    <w:p>
+      <w:pPr>
+        <w:pStyle w:val="Heading1"/>
+        <w:numPr>
+          <w:ilvl w:val="0"/>
+          <w:numId w:val="24"/>
+        </w:numPr>
+        <w:rPr>
+          <w:u w:val="single"/>
+        </w:rPr>
+      </w:pPr>
+      <w:bookmarkStart w:id="4" w:name="_Toc218868835"/>
+      <w:r>
+        <w:rPr>
+          <w:u w:val="single"/>
+        </w:rPr>
+        <w:lastRenderedPageBreak/>
+        <w:t>Automatic grade prediction if the student was absent on a specific exam</w:t>
+      </w:r>
+      <w:bookmarkEnd w:id="4"/>
+    </w:p>
+    <w:p>
+      <w:pPr>
+        <w:pStyle w:val="ListParagraph"/>
+        <w:ind w:left="360"/>
+        <w:rPr>
+          <w:sz w:val="24"/>
+          <w:szCs w:val="24"/>
+        </w:rPr>
+      </w:pPr>
+      <w:r>
+        <w:rPr>
+          <w:sz w:val="24"/>
+          <w:szCs w:val="24"/>
+        </w:rPr>
+        <w:t>(</w:t>
+      </w:r>
+      <w:r>
+        <w:rPr>
+          <w:sz w:val="24"/>
+          <w:szCs w:val="24"/>
+        </w:rPr>
+        <w:t>Does this require AI? We can add a service to check whether a student is absent and include an indicator in the grade sheet, but does this step need AI?</w:t>
+      </w:r>
+      <w:r>
+        <w:rPr>
+          <w:sz w:val="24"/>
+          <w:szCs w:val="24"/>
+        </w:rPr>
+        <w:t>)</w:t>
+      </w:r>
+    </w:p>
+    <w:p>
+      <w:pPr>
+        <w:pStyle w:val="ListParagraph"/>
+        <w:ind w:left="360"/>
+        <w:rPr>
+          <w:sz w:val="24"/>
+          <w:szCs w:val="24"/>
+        </w:rPr>
+      </w:pPr>
+    </w:p>
+    <w:p>
+      <w:pPr>
+        <w:pStyle w:val="ListParagraph"/>
+        <w:ind w:left="360"/>
+        <w:rPr>
+          <w:sz w:val="24"/>
+          <w:szCs w:val="24"/>
+        </w:rPr>
+      </w:pPr>
+      <w:r>
+        <w:rPr>
+          <w:sz w:val="24"/>
+          <w:szCs w:val="24"/>
+        </w:rPr>
+        <w:t>The suggested service doesn’t require AI.</w:t>
+      </w:r>
+    </w:p>
+    <w:p>
+      <w:pPr>
+        <w:pStyle w:val="ListParagraph"/>
+        <w:ind w:left="360"/>
+        <w:rPr>
+          <w:sz w:val="24"/>
+          <w:szCs w:val="24"/>
+        </w:rPr>
+      </w:pPr>
+      <w:r>
+        <w:rPr>
+          <w:sz w:val="24"/>
+          <w:szCs w:val="24"/>
+        </w:rPr>
+        <w:t xml:space="preserve">AI could </w:t>
+      </w:r>
+      <w:r>
+        <w:rPr>
+          <w:sz w:val="24"/>
+          <w:szCs w:val="24"/>
+        </w:rPr>
+        <w:t>be used to</w:t>
+      </w:r>
+      <w:r>
+        <w:rPr>
+          <w:sz w:val="24"/>
+          <w:szCs w:val="24"/>
+        </w:rPr>
+        <w:t xml:space="preserve"> suggest a </w:t>
+      </w:r>
+      <w:r>
+        <w:rPr>
+          <w:b/>
+          <w:bCs/>
+          <w:sz w:val="24"/>
+          <w:szCs w:val="24"/>
+        </w:rPr>
+        <w:t>predicted grade range based on past performance</w:t>
+      </w:r>
+      <w:r>
+        <w:rPr>
+          <w:sz w:val="24"/>
+          <w:szCs w:val="24"/>
+        </w:rPr>
+        <w:t>, but:</w:t>
+      </w:r>
+    </w:p>
+    <w:p>
+      <w:pPr>
+        <w:pStyle w:val="ListParagraph"/>
+        <w:numPr>
+          <w:ilvl w:val="0"/>
+          <w:numId w:val="28"/>
+        </w:numPr>
+        <w:rPr>
+          <w:sz w:val="24"/>
+          <w:szCs w:val="24"/>
+        </w:rPr>
+      </w:pPr>
+      <w:r>
+        <w:rPr>
+          <w:sz w:val="24"/>
+          <w:szCs w:val="24"/>
+        </w:rPr>
+        <w:t>This</w:t>
+      </w:r>
+      <w:r>
+        <w:rPr>
+          <w:sz w:val="24"/>
+          <w:szCs w:val="24"/>
+        </w:rPr>
+        <w:t xml:space="preserve"> </w:t>
+      </w:r>
+      <w:r>
+        <w:rPr>
+          <w:sz w:val="24"/>
+          <w:szCs w:val="24"/>
+        </w:rPr>
+        <w:t>should</w:t>
+      </w:r>
+      <w:r>
+        <w:rPr>
+          <w:sz w:val="24"/>
+          <w:szCs w:val="24"/>
+        </w:rPr>
+        <w:t xml:space="preserve"> not</w:t>
+      </w:r>
+      <w:r>
+        <w:rPr>
+          <w:sz w:val="24"/>
+          <w:szCs w:val="24"/>
+        </w:rPr>
+        <w:t xml:space="preserve"> be automatically applied.</w:t>
+      </w:r>
+    </w:p>
+    <w:p>
+      <w:pPr>
+        <w:pStyle w:val="ListParagraph"/>
+        <w:numPr>
+          <w:ilvl w:val="0"/>
+          <w:numId w:val="28"/>
+        </w:numPr>
+        <w:rPr>
+          <w:sz w:val="24"/>
+          <w:szCs w:val="24"/>
+        </w:rPr>
+      </w:pPr>
+      <w:r>
+        <w:rPr>
+          <w:sz w:val="24"/>
+          <w:szCs w:val="24"/>
+        </w:rPr>
+        <w:t>It should only be visible to the teacher as a reference.</w:t>
+      </w:r>
+    </w:p>
+    <w:p>
+      <w:pPr>
+        <w:pStyle w:val="ListParagraph"/>
+        <w:numPr>
+          <w:ilvl w:val="0"/>
+          <w:numId w:val="28"/>
+        </w:numPr>
+        <w:rPr>
+          <w:sz w:val="24"/>
+          <w:szCs w:val="24"/>
+        </w:rPr>
+      </w:pPr>
+      <w:r>
+        <w:rPr>
+          <w:sz w:val="24"/>
+          <w:szCs w:val="24"/>
+        </w:rPr>
+        <w:t>The final decision must remain with the teacher.</w:t>
+      </w:r>
+    </w:p>
+    <w:p>
+      <w:pPr>
+        <w:pStyle w:val="ListParagraph"/>
+        <w:ind w:left="360"/>
         <w:rPr>
           <w:sz w:val="24"/>
           <w:szCs w:val="24"/>
@@ -420,6 +4694,652 @@
 <file path=word/numbering.xml><?xml version="1.0" encoding="utf-8"?>
 <w:numbering xmlns:wpc="http://schemas.microsoft.com/office/word/2010/wordprocessingCanvas" xmlns:cx="http://schemas.microsoft.com/office/drawing/2014/chartex" xmlns:cx1="http://schemas.microsoft.com/office/drawing/2015/9/8/chartex" xmlns:cx2="http://schemas.microsoft.com/office/drawing/2015/10/21/chartex" xmlns:cx3="http://schemas.microsoft.com/office/drawing/2016/5/9/chartex" xmlns:cx4="http://schemas.microsoft.com/office/drawing/2016/5/10/chartex" xmlns:cx5="http://schemas.microsoft.com/office/drawing/2016/5/11/chartex" xmlns:cx6="http://schemas.microsoft.com/office/drawing/2016/5/12/chartex" xmlns:cx7="http://schemas.microsoft.com/office/drawing/2016/5/13/chartex" xmlns:cx8="http://schemas.microsoft.com/office/drawing/2016/5/14/chartex" xmlns:mc="http://schemas.openxmlformats.org/markup-compatibility/2006" xmlns:aink="http://schemas.microsoft.com/office/drawing/2016/ink" xmlns:am3d="http://schemas.microsoft.com/office/drawing/2017/model3d" xmlns:o="urn:schemas-microsoft-com:office:office" xmlns:r="http://schemas.openxmlformats.org/officeDocument/2006/relationships" xmlns:m="http://schemas.openxmlformats.org/officeDocument/2006/math" xmlns:v="urn:schemas-microsoft-com:vml" xmlns:wp14="http://schemas.microsoft.com/office/word/2010/wordprocessingDrawing" xmlns:wp="http://schemas.openxmlformats.org/drawingml/2006/wordprocessingDrawing" xmlns:w10="urn:schemas-microsoft-com:office:word" xmlns:w="http://schemas.openxmlformats.org/wordprocessingml/2006/main" xmlns:w14="http://schemas.microsoft.com/office/word/2010/wordml" xmlns:w15="http://schemas.microsoft.com/office/word/2012/wordml" xmlns:w16cex="http://schemas.microsoft.com/office/word/2018/wordml/cex" xmlns:w16cid="http://schemas.microsoft.com/office/word/2016/wordml/cid" xmlns:w16="http://schemas.microsoft.com/office/word/2018/wordml" xmlns:w16sdtdh="http://schemas.microsoft.com/office/word/2020/wordml/sdtdatahash" xmlns:w16se="http://schemas.microsoft.com/office/word/2015/wordml/symex" xmlns:wpg="http://schemas.microsoft.com/office/word/2010/wordprocessingGroup" xmlns:wpi="http://schemas.microsoft.com/office/word/2010/wordprocessingInk" xmlns:wne="http://schemas.microsoft.com/office/word/2006/wordml" xmlns:wps="http://schemas.microsoft.com/office/word/2010/wordprocessingShape" mc:Ignorable="w14 w15 w16se w16cid w16 w16cex w16sdtdh wp14">
   <w:abstractNum w:abstractNumId="0" w15:restartNumberingAfterBreak="0">
+    <w:nsid w:val="011F321D"/>
+    <w:multiLevelType w:val="hybridMultilevel"/>
+    <w:tmpl w:val="840E939A"/>
+    <w:lvl w:ilvl="0" w:tplc="04090001">
+      <w:start w:val="1"/>
+      <w:numFmt w:val="bullet"/>
+      <w:lvlText w:val=""/>
+      <w:lvlJc w:val="left"/>
+      <w:pPr>
+        <w:ind w:left="720" w:hanging="360"/>
+      </w:pPr>
+      <w:rPr>
+        <w:rFonts w:ascii="Symbol" w:hAnsi="Symbol" w:hint="default"/>
+      </w:rPr>
+    </w:lvl>
+    <w:lvl w:ilvl="1" w:tplc="04090003" w:tentative="1">
+      <w:start w:val="1"/>
+      <w:numFmt w:val="bullet"/>
+      <w:lvlText w:val="o"/>
+      <w:lvlJc w:val="left"/>
+      <w:pPr>
+        <w:ind w:left="1440" w:hanging="360"/>
+      </w:pPr>
+      <w:rPr>
+        <w:rFonts w:ascii="Courier New" w:hAnsi="Courier New" w:cs="Courier New" w:hint="default"/>
+      </w:rPr>
+    </w:lvl>
+    <w:lvl w:ilvl="2" w:tplc="04090005" w:tentative="1">
+      <w:start w:val="1"/>
+      <w:numFmt w:val="bullet"/>
+      <w:lvlText w:val=""/>
+      <w:lvlJc w:val="left"/>
+      <w:pPr>
+        <w:ind w:left="2160" w:hanging="360"/>
+      </w:pPr>
+      <w:rPr>
+        <w:rFonts w:ascii="Wingdings" w:hAnsi="Wingdings" w:hint="default"/>
+      </w:rPr>
+    </w:lvl>
+    <w:lvl w:ilvl="3" w:tplc="04090001" w:tentative="1">
+      <w:start w:val="1"/>
+      <w:numFmt w:val="bullet"/>
+      <w:lvlText w:val=""/>
+      <w:lvlJc w:val="left"/>
+      <w:pPr>
+        <w:ind w:left="2880" w:hanging="360"/>
+      </w:pPr>
+      <w:rPr>
+        <w:rFonts w:ascii="Symbol" w:hAnsi="Symbol" w:hint="default"/>
+      </w:rPr>
+    </w:lvl>
+    <w:lvl w:ilvl="4" w:tplc="04090003" w:tentative="1">
+      <w:start w:val="1"/>
+      <w:numFmt w:val="bullet"/>
+      <w:lvlText w:val="o"/>
+      <w:lvlJc w:val="left"/>
+      <w:pPr>
+        <w:ind w:left="3600" w:hanging="360"/>
+      </w:pPr>
+      <w:rPr>
+        <w:rFonts w:ascii="Courier New" w:hAnsi="Courier New" w:cs="Courier New" w:hint="default"/>
+      </w:rPr>
+    </w:lvl>
+    <w:lvl w:ilvl="5" w:tplc="04090005" w:tentative="1">
+      <w:start w:val="1"/>
+      <w:numFmt w:val="bullet"/>
+      <w:lvlText w:val=""/>
+      <w:lvlJc w:val="left"/>
+      <w:pPr>
+        <w:ind w:left="4320" w:hanging="360"/>
+      </w:pPr>
+      <w:rPr>
+        <w:rFonts w:ascii="Wingdings" w:hAnsi="Wingdings" w:hint="default"/>
+      </w:rPr>
+    </w:lvl>
+    <w:lvl w:ilvl="6" w:tplc="04090001" w:tentative="1">
+      <w:start w:val="1"/>
+      <w:numFmt w:val="bullet"/>
+      <w:lvlText w:val=""/>
+      <w:lvlJc w:val="left"/>
+      <w:pPr>
+        <w:ind w:left="5040" w:hanging="360"/>
+      </w:pPr>
+      <w:rPr>
+        <w:rFonts w:ascii="Symbol" w:hAnsi="Symbol" w:hint="default"/>
+      </w:rPr>
+    </w:lvl>
+    <w:lvl w:ilvl="7" w:tplc="04090003" w:tentative="1">
+      <w:start w:val="1"/>
+      <w:numFmt w:val="bullet"/>
+      <w:lvlText w:val="o"/>
+      <w:lvlJc w:val="left"/>
+      <w:pPr>
+        <w:ind w:left="5760" w:hanging="360"/>
+      </w:pPr>
+      <w:rPr>
+        <w:rFonts w:ascii="Courier New" w:hAnsi="Courier New" w:cs="Courier New" w:hint="default"/>
+      </w:rPr>
+    </w:lvl>
+    <w:lvl w:ilvl="8" w:tplc="04090005" w:tentative="1">
+      <w:start w:val="1"/>
+      <w:numFmt w:val="bullet"/>
+      <w:lvlText w:val=""/>
+      <w:lvlJc w:val="left"/>
+      <w:pPr>
+        <w:ind w:left="6480" w:hanging="360"/>
+      </w:pPr>
+      <w:rPr>
+        <w:rFonts w:ascii="Wingdings" w:hAnsi="Wingdings" w:hint="default"/>
+      </w:rPr>
+    </w:lvl>
+  </w:abstractNum>
+  <w:abstractNum w:abstractNumId="1" w15:restartNumberingAfterBreak="0">
+    <w:nsid w:val="01541D76"/>
+    <w:multiLevelType w:val="multilevel"/>
+    <w:tmpl w:val="D3A052F0"/>
+    <w:lvl w:ilvl="0">
+      <w:start w:val="1"/>
+      <w:numFmt w:val="bullet"/>
+      <w:lvlText w:val=""/>
+      <w:lvlJc w:val="left"/>
+      <w:pPr>
+        <w:tabs>
+          <w:tab w:val="num" w:pos="720"/>
+        </w:tabs>
+        <w:ind w:left="720" w:hanging="360"/>
+      </w:pPr>
+      <w:rPr>
+        <w:rFonts w:ascii="Symbol" w:hAnsi="Symbol" w:hint="default"/>
+        <w:sz w:val="20"/>
+      </w:rPr>
+    </w:lvl>
+    <w:lvl w:ilvl="1" w:tentative="1">
+      <w:start w:val="1"/>
+      <w:numFmt w:val="bullet"/>
+      <w:lvlText w:val="o"/>
+      <w:lvlJc w:val="left"/>
+      <w:pPr>
+        <w:tabs>
+          <w:tab w:val="num" w:pos="1440"/>
+        </w:tabs>
+        <w:ind w:left="1440" w:hanging="360"/>
+      </w:pPr>
+      <w:rPr>
+        <w:rFonts w:ascii="Courier New" w:hAnsi="Courier New" w:hint="default"/>
+        <w:sz w:val="20"/>
+      </w:rPr>
+    </w:lvl>
+    <w:lvl w:ilvl="2" w:tentative="1">
+      <w:start w:val="1"/>
+      <w:numFmt w:val="bullet"/>
+      <w:lvlText w:val=""/>
+      <w:lvlJc w:val="left"/>
+      <w:pPr>
+        <w:tabs>
+          <w:tab w:val="num" w:pos="2160"/>
+        </w:tabs>
+        <w:ind w:left="2160" w:hanging="360"/>
+      </w:pPr>
+      <w:rPr>
+        <w:rFonts w:ascii="Wingdings" w:hAnsi="Wingdings" w:hint="default"/>
+        <w:sz w:val="20"/>
+      </w:rPr>
+    </w:lvl>
+    <w:lvl w:ilvl="3" w:tentative="1">
+      <w:start w:val="1"/>
+      <w:numFmt w:val="bullet"/>
+      <w:lvlText w:val=""/>
+      <w:lvlJc w:val="left"/>
+      <w:pPr>
+        <w:tabs>
+          <w:tab w:val="num" w:pos="2880"/>
+        </w:tabs>
+        <w:ind w:left="2880" w:hanging="360"/>
+      </w:pPr>
+      <w:rPr>
+        <w:rFonts w:ascii="Wingdings" w:hAnsi="Wingdings" w:hint="default"/>
+        <w:sz w:val="20"/>
+      </w:rPr>
+    </w:lvl>
+    <w:lvl w:ilvl="4" w:tentative="1">
+      <w:start w:val="1"/>
+      <w:numFmt w:val="bullet"/>
+      <w:lvlText w:val=""/>
+      <w:lvlJc w:val="left"/>
+      <w:pPr>
+        <w:tabs>
+          <w:tab w:val="num" w:pos="3600"/>
+        </w:tabs>
+        <w:ind w:left="3600" w:hanging="360"/>
+      </w:pPr>
+      <w:rPr>
+        <w:rFonts w:ascii="Wingdings" w:hAnsi="Wingdings" w:hint="default"/>
+        <w:sz w:val="20"/>
+      </w:rPr>
+    </w:lvl>
+    <w:lvl w:ilvl="5" w:tentative="1">
+      <w:start w:val="1"/>
+      <w:numFmt w:val="bullet"/>
+      <w:lvlText w:val=""/>
+      <w:lvlJc w:val="left"/>
+      <w:pPr>
+        <w:tabs>
+          <w:tab w:val="num" w:pos="4320"/>
+        </w:tabs>
+        <w:ind w:left="4320" w:hanging="360"/>
+      </w:pPr>
+      <w:rPr>
+        <w:rFonts w:ascii="Wingdings" w:hAnsi="Wingdings" w:hint="default"/>
+        <w:sz w:val="20"/>
+      </w:rPr>
+    </w:lvl>
+    <w:lvl w:ilvl="6" w:tentative="1">
+      <w:start w:val="1"/>
+      <w:numFmt w:val="bullet"/>
+      <w:lvlText w:val=""/>
+      <w:lvlJc w:val="left"/>
+      <w:pPr>
+        <w:tabs>
+          <w:tab w:val="num" w:pos="5040"/>
+        </w:tabs>
+        <w:ind w:left="5040" w:hanging="360"/>
+      </w:pPr>
+      <w:rPr>
+        <w:rFonts w:ascii="Wingdings" w:hAnsi="Wingdings" w:hint="default"/>
+        <w:sz w:val="20"/>
+      </w:rPr>
+    </w:lvl>
+    <w:lvl w:ilvl="7" w:tentative="1">
+      <w:start w:val="1"/>
+      <w:numFmt w:val="bullet"/>
+      <w:lvlText w:val=""/>
+      <w:lvlJc w:val="left"/>
+      <w:pPr>
+        <w:tabs>
+          <w:tab w:val="num" w:pos="5760"/>
+        </w:tabs>
+        <w:ind w:left="5760" w:hanging="360"/>
+      </w:pPr>
+      <w:rPr>
+        <w:rFonts w:ascii="Wingdings" w:hAnsi="Wingdings" w:hint="default"/>
+        <w:sz w:val="20"/>
+      </w:rPr>
+    </w:lvl>
+    <w:lvl w:ilvl="8" w:tentative="1">
+      <w:start w:val="1"/>
+      <w:numFmt w:val="bullet"/>
+      <w:lvlText w:val=""/>
+      <w:lvlJc w:val="left"/>
+      <w:pPr>
+        <w:tabs>
+          <w:tab w:val="num" w:pos="6480"/>
+        </w:tabs>
+        <w:ind w:left="6480" w:hanging="360"/>
+      </w:pPr>
+      <w:rPr>
+        <w:rFonts w:ascii="Wingdings" w:hAnsi="Wingdings" w:hint="default"/>
+        <w:sz w:val="20"/>
+      </w:rPr>
+    </w:lvl>
+  </w:abstractNum>
+  <w:abstractNum w:abstractNumId="2" w15:restartNumberingAfterBreak="0">
+    <w:nsid w:val="06C86112"/>
+    <w:multiLevelType w:val="hybridMultilevel"/>
+    <w:tmpl w:val="B654651E"/>
+    <w:lvl w:ilvl="0" w:tplc="0409000F">
+      <w:start w:val="1"/>
+      <w:numFmt w:val="decimal"/>
+      <w:lvlText w:val="%1."/>
+      <w:lvlJc w:val="left"/>
+      <w:pPr>
+        <w:ind w:left="360" w:hanging="360"/>
+      </w:pPr>
+      <w:rPr>
+        <w:rFonts w:hint="default"/>
+      </w:rPr>
+    </w:lvl>
+    <w:lvl w:ilvl="1" w:tplc="04090019" w:tentative="1">
+      <w:start w:val="1"/>
+      <w:numFmt w:val="lowerLetter"/>
+      <w:lvlText w:val="%2."/>
+      <w:lvlJc w:val="left"/>
+      <w:pPr>
+        <w:ind w:left="1080" w:hanging="360"/>
+      </w:pPr>
+    </w:lvl>
+    <w:lvl w:ilvl="2" w:tplc="0409001B" w:tentative="1">
+      <w:start w:val="1"/>
+      <w:numFmt w:val="lowerRoman"/>
+      <w:lvlText w:val="%3."/>
+      <w:lvlJc w:val="right"/>
+      <w:pPr>
+        <w:ind w:left="1800" w:hanging="180"/>
+      </w:pPr>
+    </w:lvl>
+    <w:lvl w:ilvl="3" w:tplc="0409000F" w:tentative="1">
+      <w:start w:val="1"/>
+      <w:numFmt w:val="decimal"/>
+      <w:lvlText w:val="%4."/>
+      <w:lvlJc w:val="left"/>
+      <w:pPr>
+        <w:ind w:left="2520" w:hanging="360"/>
+      </w:pPr>
+    </w:lvl>
+    <w:lvl w:ilvl="4" w:tplc="04090019" w:tentative="1">
+      <w:start w:val="1"/>
+      <w:numFmt w:val="lowerLetter"/>
+      <w:lvlText w:val="%5."/>
+      <w:lvlJc w:val="left"/>
+      <w:pPr>
+        <w:ind w:left="3240" w:hanging="360"/>
+      </w:pPr>
+    </w:lvl>
+    <w:lvl w:ilvl="5" w:tplc="0409001B" w:tentative="1">
+      <w:start w:val="1"/>
+      <w:numFmt w:val="lowerRoman"/>
+      <w:lvlText w:val="%6."/>
+      <w:lvlJc w:val="right"/>
+      <w:pPr>
+        <w:ind w:left="3960" w:hanging="180"/>
+      </w:pPr>
+    </w:lvl>
+    <w:lvl w:ilvl="6" w:tplc="0409000F" w:tentative="1">
+      <w:start w:val="1"/>
+      <w:numFmt w:val="decimal"/>
+      <w:lvlText w:val="%7."/>
+      <w:lvlJc w:val="left"/>
+      <w:pPr>
+        <w:ind w:left="4680" w:hanging="360"/>
+      </w:pPr>
+    </w:lvl>
+    <w:lvl w:ilvl="7" w:tplc="04090019" w:tentative="1">
+      <w:start w:val="1"/>
+      <w:numFmt w:val="lowerLetter"/>
+      <w:lvlText w:val="%8."/>
+      <w:lvlJc w:val="left"/>
+      <w:pPr>
+        <w:ind w:left="5400" w:hanging="360"/>
+      </w:pPr>
+    </w:lvl>
+    <w:lvl w:ilvl="8" w:tplc="0409001B" w:tentative="1">
+      <w:start w:val="1"/>
+      <w:numFmt w:val="lowerRoman"/>
+      <w:lvlText w:val="%9."/>
+      <w:lvlJc w:val="right"/>
+      <w:pPr>
+        <w:ind w:left="6120" w:hanging="180"/>
+      </w:pPr>
+    </w:lvl>
+  </w:abstractNum>
+  <w:abstractNum w:abstractNumId="3" w15:restartNumberingAfterBreak="0">
+    <w:nsid w:val="07642DA5"/>
+    <w:multiLevelType w:val="multilevel"/>
+    <w:tmpl w:val="45B6C526"/>
+    <w:lvl w:ilvl="0">
+      <w:start w:val="1"/>
+      <w:numFmt w:val="decimal"/>
+      <w:lvlText w:val="%1."/>
+      <w:lvlJc w:val="left"/>
+      <w:pPr>
+        <w:tabs>
+          <w:tab w:val="num" w:pos="720"/>
+        </w:tabs>
+        <w:ind w:left="720" w:hanging="360"/>
+      </w:pPr>
+      <w:rPr>
+        <w:rFonts w:hint="default"/>
+        <w:sz w:val="24"/>
+        <w:szCs w:val="32"/>
+      </w:rPr>
+    </w:lvl>
+    <w:lvl w:ilvl="1">
+      <w:start w:val="1"/>
+      <w:numFmt w:val="decimal"/>
+      <w:lvlText w:val="%2."/>
+      <w:lvlJc w:val="left"/>
+      <w:pPr>
+        <w:ind w:left="1440" w:hanging="360"/>
+      </w:pPr>
+      <w:rPr>
+        <w:rFonts w:hint="default"/>
+      </w:rPr>
+    </w:lvl>
+    <w:lvl w:ilvl="2" w:tentative="1">
+      <w:start w:val="1"/>
+      <w:numFmt w:val="bullet"/>
+      <w:lvlText w:val=""/>
+      <w:lvlJc w:val="left"/>
+      <w:pPr>
+        <w:tabs>
+          <w:tab w:val="num" w:pos="2160"/>
+        </w:tabs>
+        <w:ind w:left="2160" w:hanging="360"/>
+      </w:pPr>
+      <w:rPr>
+        <w:rFonts w:ascii="Wingdings" w:hAnsi="Wingdings" w:hint="default"/>
+        <w:sz w:val="20"/>
+      </w:rPr>
+    </w:lvl>
+    <w:lvl w:ilvl="3" w:tentative="1">
+      <w:start w:val="1"/>
+      <w:numFmt w:val="bullet"/>
+      <w:lvlText w:val=""/>
+      <w:lvlJc w:val="left"/>
+      <w:pPr>
+        <w:tabs>
+          <w:tab w:val="num" w:pos="2880"/>
+        </w:tabs>
+        <w:ind w:left="2880" w:hanging="360"/>
+      </w:pPr>
+      <w:rPr>
+        <w:rFonts w:ascii="Wingdings" w:hAnsi="Wingdings" w:hint="default"/>
+        <w:sz w:val="20"/>
+      </w:rPr>
+    </w:lvl>
+    <w:lvl w:ilvl="4" w:tentative="1">
+      <w:start w:val="1"/>
+      <w:numFmt w:val="bullet"/>
+      <w:lvlText w:val=""/>
+      <w:lvlJc w:val="left"/>
+      <w:pPr>
+        <w:tabs>
+          <w:tab w:val="num" w:pos="3600"/>
+        </w:tabs>
+        <w:ind w:left="3600" w:hanging="360"/>
+      </w:pPr>
+      <w:rPr>
+        <w:rFonts w:ascii="Wingdings" w:hAnsi="Wingdings" w:hint="default"/>
+        <w:sz w:val="20"/>
+      </w:rPr>
+    </w:lvl>
+    <w:lvl w:ilvl="5" w:tentative="1">
+      <w:start w:val="1"/>
+      <w:numFmt w:val="bullet"/>
+      <w:lvlText w:val=""/>
+      <w:lvlJc w:val="left"/>
+      <w:pPr>
+        <w:tabs>
+          <w:tab w:val="num" w:pos="4320"/>
+        </w:tabs>
+        <w:ind w:left="4320" w:hanging="360"/>
+      </w:pPr>
+      <w:rPr>
+        <w:rFonts w:ascii="Wingdings" w:hAnsi="Wingdings" w:hint="default"/>
+        <w:sz w:val="20"/>
+      </w:rPr>
+    </w:lvl>
+    <w:lvl w:ilvl="6" w:tentative="1">
+      <w:start w:val="1"/>
+      <w:numFmt w:val="bullet"/>
+      <w:lvlText w:val=""/>
+      <w:lvlJc w:val="left"/>
+      <w:pPr>
+        <w:tabs>
+          <w:tab w:val="num" w:pos="5040"/>
+        </w:tabs>
+        <w:ind w:left="5040" w:hanging="360"/>
+      </w:pPr>
+      <w:rPr>
+        <w:rFonts w:ascii="Wingdings" w:hAnsi="Wingdings" w:hint="default"/>
+        <w:sz w:val="20"/>
+      </w:rPr>
+    </w:lvl>
+    <w:lvl w:ilvl="7" w:tentative="1">
+      <w:start w:val="1"/>
+      <w:numFmt w:val="bullet"/>
+      <w:lvlText w:val=""/>
+      <w:lvlJc w:val="left"/>
+      <w:pPr>
+        <w:tabs>
+          <w:tab w:val="num" w:pos="5760"/>
+        </w:tabs>
+        <w:ind w:left="5760" w:hanging="360"/>
+      </w:pPr>
+      <w:rPr>
+        <w:rFonts w:ascii="Wingdings" w:hAnsi="Wingdings" w:hint="default"/>
+        <w:sz w:val="20"/>
+      </w:rPr>
+    </w:lvl>
+    <w:lvl w:ilvl="8" w:tentative="1">
+      <w:start w:val="1"/>
+      <w:numFmt w:val="bullet"/>
+      <w:lvlText w:val=""/>
+      <w:lvlJc w:val="left"/>
+      <w:pPr>
+        <w:tabs>
+          <w:tab w:val="num" w:pos="6480"/>
+        </w:tabs>
+        <w:ind w:left="6480" w:hanging="360"/>
+      </w:pPr>
+      <w:rPr>
+        <w:rFonts w:ascii="Wingdings" w:hAnsi="Wingdings" w:hint="default"/>
+        <w:sz w:val="20"/>
+      </w:rPr>
+    </w:lvl>
+  </w:abstractNum>
+  <w:abstractNum w:abstractNumId="4" w15:restartNumberingAfterBreak="0">
+    <w:nsid w:val="126606E9"/>
+    <w:multiLevelType w:val="multilevel"/>
+    <w:tmpl w:val="8036FC72"/>
+    <w:lvl w:ilvl="0">
+      <w:start w:val="1"/>
+      <w:numFmt w:val="bullet"/>
+      <w:lvlText w:val=""/>
+      <w:lvlJc w:val="left"/>
+      <w:pPr>
+        <w:tabs>
+          <w:tab w:val="num" w:pos="720"/>
+        </w:tabs>
+        <w:ind w:left="720" w:hanging="360"/>
+      </w:pPr>
+      <w:rPr>
+        <w:rFonts w:ascii="Symbol" w:hAnsi="Symbol" w:hint="default"/>
+        <w:sz w:val="20"/>
+      </w:rPr>
+    </w:lvl>
+    <w:lvl w:ilvl="1" w:tentative="1">
+      <w:start w:val="1"/>
+      <w:numFmt w:val="bullet"/>
+      <w:lvlText w:val="o"/>
+      <w:lvlJc w:val="left"/>
+      <w:pPr>
+        <w:tabs>
+          <w:tab w:val="num" w:pos="1440"/>
+        </w:tabs>
+        <w:ind w:left="1440" w:hanging="360"/>
+      </w:pPr>
+      <w:rPr>
+        <w:rFonts w:ascii="Courier New" w:hAnsi="Courier New" w:hint="default"/>
+        <w:sz w:val="20"/>
+      </w:rPr>
+    </w:lvl>
+    <w:lvl w:ilvl="2" w:tentative="1">
+      <w:start w:val="1"/>
+      <w:numFmt w:val="bullet"/>
+      <w:lvlText w:val=""/>
+      <w:lvlJc w:val="left"/>
+      <w:pPr>
+        <w:tabs>
+          <w:tab w:val="num" w:pos="2160"/>
+        </w:tabs>
+        <w:ind w:left="2160" w:hanging="360"/>
+      </w:pPr>
+      <w:rPr>
+        <w:rFonts w:ascii="Wingdings" w:hAnsi="Wingdings" w:hint="default"/>
+        <w:sz w:val="20"/>
+      </w:rPr>
+    </w:lvl>
+    <w:lvl w:ilvl="3" w:tentative="1">
+      <w:start w:val="1"/>
+      <w:numFmt w:val="bullet"/>
+      <w:lvlText w:val=""/>
+      <w:lvlJc w:val="left"/>
+      <w:pPr>
+        <w:tabs>
+          <w:tab w:val="num" w:pos="2880"/>
+        </w:tabs>
+        <w:ind w:left="2880" w:hanging="360"/>
+      </w:pPr>
+      <w:rPr>
+        <w:rFonts w:ascii="Wingdings" w:hAnsi="Wingdings" w:hint="default"/>
+        <w:sz w:val="20"/>
+      </w:rPr>
+    </w:lvl>
+    <w:lvl w:ilvl="4" w:tentative="1">
+      <w:start w:val="1"/>
+      <w:numFmt w:val="bullet"/>
+      <w:lvlText w:val=""/>
+      <w:lvlJc w:val="left"/>
+      <w:pPr>
+        <w:tabs>
+          <w:tab w:val="num" w:pos="3600"/>
+        </w:tabs>
+        <w:ind w:left="3600" w:hanging="360"/>
+      </w:pPr>
+      <w:rPr>
+        <w:rFonts w:ascii="Wingdings" w:hAnsi="Wingdings" w:hint="default"/>
+        <w:sz w:val="20"/>
+      </w:rPr>
+    </w:lvl>
+    <w:lvl w:ilvl="5" w:tentative="1">
+      <w:start w:val="1"/>
+      <w:numFmt w:val="bullet"/>
+      <w:lvlText w:val=""/>
+      <w:lvlJc w:val="left"/>
+      <w:pPr>
+        <w:tabs>
+          <w:tab w:val="num" w:pos="4320"/>
+        </w:tabs>
+        <w:ind w:left="4320" w:hanging="360"/>
+      </w:pPr>
+      <w:rPr>
+        <w:rFonts w:ascii="Wingdings" w:hAnsi="Wingdings" w:hint="default"/>
+        <w:sz w:val="20"/>
+      </w:rPr>
+    </w:lvl>
+    <w:lvl w:ilvl="6" w:tentative="1">
+      <w:start w:val="1"/>
+      <w:numFmt w:val="bullet"/>
+      <w:lvlText w:val=""/>
+      <w:lvlJc w:val="left"/>
+      <w:pPr>
+        <w:tabs>
+          <w:tab w:val="num" w:pos="5040"/>
+        </w:tabs>
+        <w:ind w:left="5040" w:hanging="360"/>
+      </w:pPr>
+      <w:rPr>
+        <w:rFonts w:ascii="Wingdings" w:hAnsi="Wingdings" w:hint="default"/>
+        <w:sz w:val="20"/>
+      </w:rPr>
+    </w:lvl>
+    <w:lvl w:ilvl="7" w:tentative="1">
+      <w:start w:val="1"/>
+      <w:numFmt w:val="bullet"/>
+      <w:lvlText w:val=""/>
+      <w:lvlJc w:val="left"/>
+      <w:pPr>
+        <w:tabs>
+          <w:tab w:val="num" w:pos="5760"/>
+        </w:tabs>
+        <w:ind w:left="5760" w:hanging="360"/>
+      </w:pPr>
+      <w:rPr>
+        <w:rFonts w:ascii="Wingdings" w:hAnsi="Wingdings" w:hint="default"/>
+        <w:sz w:val="20"/>
+      </w:rPr>
+    </w:lvl>
+    <w:lvl w:ilvl="8" w:tentative="1">
+      <w:start w:val="1"/>
+      <w:numFmt w:val="bullet"/>
+      <w:lvlText w:val=""/>
+      <w:lvlJc w:val="left"/>
+      <w:pPr>
+        <w:tabs>
+          <w:tab w:val="num" w:pos="6480"/>
+        </w:tabs>
+        <w:ind w:left="6480" w:hanging="360"/>
+      </w:pPr>
+      <w:rPr>
+        <w:rFonts w:ascii="Wingdings" w:hAnsi="Wingdings" w:hint="default"/>
+        <w:sz w:val="20"/>
+      </w:rPr>
+    </w:lvl>
+  </w:abstractNum>
+  <w:abstractNum w:abstractNumId="5" w15:restartNumberingAfterBreak="0">
     <w:nsid w:val="150805F1"/>
     <w:multiLevelType w:val="hybridMultilevel"/>
     <w:tmpl w:val="865E2DF0"/>
@@ -532,7 +5452,531 @@
       </w:rPr>
     </w:lvl>
   </w:abstractNum>
-  <w:abstractNum w:abstractNumId="1" w15:restartNumberingAfterBreak="0">
+  <w:abstractNum w:abstractNumId="6" w15:restartNumberingAfterBreak="0">
+    <w:nsid w:val="1562758F"/>
+    <w:multiLevelType w:val="multilevel"/>
+    <w:tmpl w:val="9D52D77C"/>
+    <w:lvl w:ilvl="0">
+      <w:start w:val="3"/>
+      <w:numFmt w:val="decimal"/>
+      <w:lvlText w:val="%1."/>
+      <w:lvlJc w:val="left"/>
+      <w:pPr>
+        <w:tabs>
+          <w:tab w:val="num" w:pos="720"/>
+        </w:tabs>
+        <w:ind w:left="720" w:hanging="360"/>
+      </w:pPr>
+    </w:lvl>
+    <w:lvl w:ilvl="1" w:tentative="1">
+      <w:start w:val="1"/>
+      <w:numFmt w:val="decimal"/>
+      <w:lvlText w:val="%2."/>
+      <w:lvlJc w:val="left"/>
+      <w:pPr>
+        <w:tabs>
+          <w:tab w:val="num" w:pos="1440"/>
+        </w:tabs>
+        <w:ind w:left="1440" w:hanging="360"/>
+      </w:pPr>
+    </w:lvl>
+    <w:lvl w:ilvl="2" w:tentative="1">
+      <w:start w:val="1"/>
+      <w:numFmt w:val="decimal"/>
+      <w:lvlText w:val="%3."/>
+      <w:lvlJc w:val="left"/>
+      <w:pPr>
+        <w:tabs>
+          <w:tab w:val="num" w:pos="2160"/>
+        </w:tabs>
+        <w:ind w:left="2160" w:hanging="360"/>
+      </w:pPr>
+    </w:lvl>
+    <w:lvl w:ilvl="3" w:tentative="1">
+      <w:start w:val="1"/>
+      <w:numFmt w:val="decimal"/>
+      <w:lvlText w:val="%4."/>
+      <w:lvlJc w:val="left"/>
+      <w:pPr>
+        <w:tabs>
+          <w:tab w:val="num" w:pos="2880"/>
+        </w:tabs>
+        <w:ind w:left="2880" w:hanging="360"/>
+      </w:pPr>
+    </w:lvl>
+    <w:lvl w:ilvl="4" w:tentative="1">
+      <w:start w:val="1"/>
+      <w:numFmt w:val="decimal"/>
+      <w:lvlText w:val="%5."/>
+      <w:lvlJc w:val="left"/>
+      <w:pPr>
+        <w:tabs>
+          <w:tab w:val="num" w:pos="3600"/>
+        </w:tabs>
+        <w:ind w:left="3600" w:hanging="360"/>
+      </w:pPr>
+    </w:lvl>
+    <w:lvl w:ilvl="5" w:tentative="1">
+      <w:start w:val="1"/>
+      <w:numFmt w:val="decimal"/>
+      <w:lvlText w:val="%6."/>
+      <w:lvlJc w:val="left"/>
+      <w:pPr>
+        <w:tabs>
+          <w:tab w:val="num" w:pos="4320"/>
+        </w:tabs>
+        <w:ind w:left="4320" w:hanging="360"/>
+      </w:pPr>
+    </w:lvl>
+    <w:lvl w:ilvl="6" w:tentative="1">
+      <w:start w:val="1"/>
+      <w:numFmt w:val="decimal"/>
+      <w:lvlText w:val="%7."/>
+      <w:lvlJc w:val="left"/>
+      <w:pPr>
+        <w:tabs>
+          <w:tab w:val="num" w:pos="5040"/>
+        </w:tabs>
+        <w:ind w:left="5040" w:hanging="360"/>
+      </w:pPr>
+    </w:lvl>
+    <w:lvl w:ilvl="7" w:tentative="1">
+      <w:start w:val="1"/>
+      <w:numFmt w:val="decimal"/>
+      <w:lvlText w:val="%8."/>
+      <w:lvlJc w:val="left"/>
+      <w:pPr>
+        <w:tabs>
+          <w:tab w:val="num" w:pos="5760"/>
+        </w:tabs>
+        <w:ind w:left="5760" w:hanging="360"/>
+      </w:pPr>
+    </w:lvl>
+    <w:lvl w:ilvl="8" w:tentative="1">
+      <w:start w:val="1"/>
+      <w:numFmt w:val="decimal"/>
+      <w:lvlText w:val="%9."/>
+      <w:lvlJc w:val="left"/>
+      <w:pPr>
+        <w:tabs>
+          <w:tab w:val="num" w:pos="6480"/>
+        </w:tabs>
+        <w:ind w:left="6480" w:hanging="360"/>
+      </w:pPr>
+    </w:lvl>
+  </w:abstractNum>
+  <w:abstractNum w:abstractNumId="7" w15:restartNumberingAfterBreak="0">
+    <w:nsid w:val="1B8E6035"/>
+    <w:multiLevelType w:val="multilevel"/>
+    <w:tmpl w:val="5014A40A"/>
+    <w:lvl w:ilvl="0">
+      <w:start w:val="1"/>
+      <w:numFmt w:val="decimal"/>
+      <w:lvlText w:val="%1."/>
+      <w:lvlJc w:val="left"/>
+      <w:pPr>
+        <w:tabs>
+          <w:tab w:val="num" w:pos="720"/>
+        </w:tabs>
+        <w:ind w:left="720" w:hanging="360"/>
+      </w:pPr>
+    </w:lvl>
+    <w:lvl w:ilvl="1" w:tentative="1">
+      <w:start w:val="1"/>
+      <w:numFmt w:val="decimal"/>
+      <w:lvlText w:val="%2."/>
+      <w:lvlJc w:val="left"/>
+      <w:pPr>
+        <w:tabs>
+          <w:tab w:val="num" w:pos="1440"/>
+        </w:tabs>
+        <w:ind w:left="1440" w:hanging="360"/>
+      </w:pPr>
+    </w:lvl>
+    <w:lvl w:ilvl="2" w:tentative="1">
+      <w:start w:val="1"/>
+      <w:numFmt w:val="decimal"/>
+      <w:lvlText w:val="%3."/>
+      <w:lvlJc w:val="left"/>
+      <w:pPr>
+        <w:tabs>
+          <w:tab w:val="num" w:pos="2160"/>
+        </w:tabs>
+        <w:ind w:left="2160" w:hanging="360"/>
+      </w:pPr>
+    </w:lvl>
+    <w:lvl w:ilvl="3" w:tentative="1">
+      <w:start w:val="1"/>
+      <w:numFmt w:val="decimal"/>
+      <w:lvlText w:val="%4."/>
+      <w:lvlJc w:val="left"/>
+      <w:pPr>
+        <w:tabs>
+          <w:tab w:val="num" w:pos="2880"/>
+        </w:tabs>
+        <w:ind w:left="2880" w:hanging="360"/>
+      </w:pPr>
+    </w:lvl>
+    <w:lvl w:ilvl="4" w:tentative="1">
+      <w:start w:val="1"/>
+      <w:numFmt w:val="decimal"/>
+      <w:lvlText w:val="%5."/>
+      <w:lvlJc w:val="left"/>
+      <w:pPr>
+        <w:tabs>
+          <w:tab w:val="num" w:pos="3600"/>
+        </w:tabs>
+        <w:ind w:left="3600" w:hanging="360"/>
+      </w:pPr>
+    </w:lvl>
+    <w:lvl w:ilvl="5" w:tentative="1">
+      <w:start w:val="1"/>
+      <w:numFmt w:val="decimal"/>
+      <w:lvlText w:val="%6."/>
+      <w:lvlJc w:val="left"/>
+      <w:pPr>
+        <w:tabs>
+          <w:tab w:val="num" w:pos="4320"/>
+        </w:tabs>
+        <w:ind w:left="4320" w:hanging="360"/>
+      </w:pPr>
+    </w:lvl>
+    <w:lvl w:ilvl="6" w:tentative="1">
+      <w:start w:val="1"/>
+      <w:numFmt w:val="decimal"/>
+      <w:lvlText w:val="%7."/>
+      <w:lvlJc w:val="left"/>
+      <w:pPr>
+        <w:tabs>
+          <w:tab w:val="num" w:pos="5040"/>
+        </w:tabs>
+        <w:ind w:left="5040" w:hanging="360"/>
+      </w:pPr>
+    </w:lvl>
+    <w:lvl w:ilvl="7" w:tentative="1">
+      <w:start w:val="1"/>
+      <w:numFmt w:val="decimal"/>
+      <w:lvlText w:val="%8."/>
+      <w:lvlJc w:val="left"/>
+      <w:pPr>
+        <w:tabs>
+          <w:tab w:val="num" w:pos="5760"/>
+        </w:tabs>
+        <w:ind w:left="5760" w:hanging="360"/>
+      </w:pPr>
+    </w:lvl>
+    <w:lvl w:ilvl="8" w:tentative="1">
+      <w:start w:val="1"/>
+      <w:numFmt w:val="decimal"/>
+      <w:lvlText w:val="%9."/>
+      <w:lvlJc w:val="left"/>
+      <w:pPr>
+        <w:tabs>
+          <w:tab w:val="num" w:pos="6480"/>
+        </w:tabs>
+        <w:ind w:left="6480" w:hanging="360"/>
+      </w:pPr>
+    </w:lvl>
+  </w:abstractNum>
+  <w:abstractNum w:abstractNumId="8" w15:restartNumberingAfterBreak="0">
+    <w:nsid w:val="2144554B"/>
+    <w:multiLevelType w:val="multilevel"/>
+    <w:tmpl w:val="A628ECB8"/>
+    <w:lvl w:ilvl="0">
+      <w:start w:val="1"/>
+      <w:numFmt w:val="bullet"/>
+      <w:lvlText w:val=""/>
+      <w:lvlJc w:val="left"/>
+      <w:pPr>
+        <w:tabs>
+          <w:tab w:val="num" w:pos="720"/>
+        </w:tabs>
+        <w:ind w:left="720" w:hanging="360"/>
+      </w:pPr>
+      <w:rPr>
+        <w:rFonts w:ascii="Symbol" w:hAnsi="Symbol" w:hint="default"/>
+        <w:sz w:val="20"/>
+      </w:rPr>
+    </w:lvl>
+    <w:lvl w:ilvl="1" w:tentative="1">
+      <w:start w:val="1"/>
+      <w:numFmt w:val="bullet"/>
+      <w:lvlText w:val="o"/>
+      <w:lvlJc w:val="left"/>
+      <w:pPr>
+        <w:tabs>
+          <w:tab w:val="num" w:pos="1440"/>
+        </w:tabs>
+        <w:ind w:left="1440" w:hanging="360"/>
+      </w:pPr>
+      <w:rPr>
+        <w:rFonts w:ascii="Courier New" w:hAnsi="Courier New" w:hint="default"/>
+        <w:sz w:val="20"/>
+      </w:rPr>
+    </w:lvl>
+    <w:lvl w:ilvl="2" w:tentative="1">
+      <w:start w:val="1"/>
+      <w:numFmt w:val="bullet"/>
+      <w:lvlText w:val=""/>
+      <w:lvlJc w:val="left"/>
+      <w:pPr>
+        <w:tabs>
+          <w:tab w:val="num" w:pos="2160"/>
+        </w:tabs>
+        <w:ind w:left="2160" w:hanging="360"/>
+      </w:pPr>
+      <w:rPr>
+        <w:rFonts w:ascii="Wingdings" w:hAnsi="Wingdings" w:hint="default"/>
+        <w:sz w:val="20"/>
+      </w:rPr>
+    </w:lvl>
+    <w:lvl w:ilvl="3" w:tentative="1">
+      <w:start w:val="1"/>
+      <w:numFmt w:val="bullet"/>
+      <w:lvlText w:val=""/>
+      <w:lvlJc w:val="left"/>
+      <w:pPr>
+        <w:tabs>
+          <w:tab w:val="num" w:pos="2880"/>
+        </w:tabs>
+        <w:ind w:left="2880" w:hanging="360"/>
+      </w:pPr>
+      <w:rPr>
+        <w:rFonts w:ascii="Wingdings" w:hAnsi="Wingdings" w:hint="default"/>
+        <w:sz w:val="20"/>
+      </w:rPr>
+    </w:lvl>
+    <w:lvl w:ilvl="4" w:tentative="1">
+      <w:start w:val="1"/>
+      <w:numFmt w:val="bullet"/>
+      <w:lvlText w:val=""/>
+      <w:lvlJc w:val="left"/>
+      <w:pPr>
+        <w:tabs>
+          <w:tab w:val="num" w:pos="3600"/>
+        </w:tabs>
+        <w:ind w:left="3600" w:hanging="360"/>
+      </w:pPr>
+      <w:rPr>
+        <w:rFonts w:ascii="Wingdings" w:hAnsi="Wingdings" w:hint="default"/>
+        <w:sz w:val="20"/>
+      </w:rPr>
+    </w:lvl>
+    <w:lvl w:ilvl="5" w:tentative="1">
+      <w:start w:val="1"/>
+      <w:numFmt w:val="bullet"/>
+      <w:lvlText w:val=""/>
+      <w:lvlJc w:val="left"/>
+      <w:pPr>
+        <w:tabs>
+          <w:tab w:val="num" w:pos="4320"/>
+        </w:tabs>
+        <w:ind w:left="4320" w:hanging="360"/>
+      </w:pPr>
+      <w:rPr>
+        <w:rFonts w:ascii="Wingdings" w:hAnsi="Wingdings" w:hint="default"/>
+        <w:sz w:val="20"/>
+      </w:rPr>
+    </w:lvl>
+    <w:lvl w:ilvl="6" w:tentative="1">
+      <w:start w:val="1"/>
+      <w:numFmt w:val="bullet"/>
+      <w:lvlText w:val=""/>
+      <w:lvlJc w:val="left"/>
+      <w:pPr>
+        <w:tabs>
+          <w:tab w:val="num" w:pos="5040"/>
+        </w:tabs>
+        <w:ind w:left="5040" w:hanging="360"/>
+      </w:pPr>
+      <w:rPr>
+        <w:rFonts w:ascii="Wingdings" w:hAnsi="Wingdings" w:hint="default"/>
+        <w:sz w:val="20"/>
+      </w:rPr>
+    </w:lvl>
+    <w:lvl w:ilvl="7" w:tentative="1">
+      <w:start w:val="1"/>
+      <w:numFmt w:val="bullet"/>
+      <w:lvlText w:val=""/>
+      <w:lvlJc w:val="left"/>
+      <w:pPr>
+        <w:tabs>
+          <w:tab w:val="num" w:pos="5760"/>
+        </w:tabs>
+        <w:ind w:left="5760" w:hanging="360"/>
+      </w:pPr>
+      <w:rPr>
+        <w:rFonts w:ascii="Wingdings" w:hAnsi="Wingdings" w:hint="default"/>
+        <w:sz w:val="20"/>
+      </w:rPr>
+    </w:lvl>
+    <w:lvl w:ilvl="8" w:tentative="1">
+      <w:start w:val="1"/>
+      <w:numFmt w:val="bullet"/>
+      <w:lvlText w:val=""/>
+      <w:lvlJc w:val="left"/>
+      <w:pPr>
+        <w:tabs>
+          <w:tab w:val="num" w:pos="6480"/>
+        </w:tabs>
+        <w:ind w:left="6480" w:hanging="360"/>
+      </w:pPr>
+      <w:rPr>
+        <w:rFonts w:ascii="Wingdings" w:hAnsi="Wingdings" w:hint="default"/>
+        <w:sz w:val="20"/>
+      </w:rPr>
+    </w:lvl>
+  </w:abstractNum>
+  <w:abstractNum w:abstractNumId="9" w15:restartNumberingAfterBreak="0">
+    <w:nsid w:val="217C4C84"/>
+    <w:multiLevelType w:val="multilevel"/>
+    <w:tmpl w:val="5CCC54D4"/>
+    <w:lvl w:ilvl="0">
+      <w:start w:val="1"/>
+      <w:numFmt w:val="bullet"/>
+      <w:lvlText w:val=""/>
+      <w:lvlJc w:val="left"/>
+      <w:pPr>
+        <w:tabs>
+          <w:tab w:val="num" w:pos="720"/>
+        </w:tabs>
+        <w:ind w:left="720" w:hanging="360"/>
+      </w:pPr>
+      <w:rPr>
+        <w:rFonts w:ascii="Symbol" w:hAnsi="Symbol" w:hint="default"/>
+        <w:sz w:val="20"/>
+      </w:rPr>
+    </w:lvl>
+    <w:lvl w:ilvl="1" w:tentative="1">
+      <w:start w:val="1"/>
+      <w:numFmt w:val="bullet"/>
+      <w:lvlText w:val="o"/>
+      <w:lvlJc w:val="left"/>
+      <w:pPr>
+        <w:tabs>
+          <w:tab w:val="num" w:pos="1440"/>
+        </w:tabs>
+        <w:ind w:left="1440" w:hanging="360"/>
+      </w:pPr>
+      <w:rPr>
+        <w:rFonts w:ascii="Courier New" w:hAnsi="Courier New" w:hint="default"/>
+        <w:sz w:val="20"/>
+      </w:rPr>
+    </w:lvl>
+    <w:lvl w:ilvl="2" w:tentative="1">
+      <w:start w:val="1"/>
+      <w:numFmt w:val="bullet"/>
+      <w:lvlText w:val=""/>
+      <w:lvlJc w:val="left"/>
+      <w:pPr>
+        <w:tabs>
+          <w:tab w:val="num" w:pos="2160"/>
+        </w:tabs>
+        <w:ind w:left="2160" w:hanging="360"/>
+      </w:pPr>
+      <w:rPr>
+        <w:rFonts w:ascii="Wingdings" w:hAnsi="Wingdings" w:hint="default"/>
+        <w:sz w:val="20"/>
+      </w:rPr>
+    </w:lvl>
+    <w:lvl w:ilvl="3" w:tentative="1">
+      <w:start w:val="1"/>
+      <w:numFmt w:val="bullet"/>
+      <w:lvlText w:val=""/>
+      <w:lvlJc w:val="left"/>
+      <w:pPr>
+        <w:tabs>
+          <w:tab w:val="num" w:pos="2880"/>
+        </w:tabs>
+        <w:ind w:left="2880" w:hanging="360"/>
+      </w:pPr>
+      <w:rPr>
+        <w:rFonts w:ascii="Wingdings" w:hAnsi="Wingdings" w:hint="default"/>
+        <w:sz w:val="20"/>
+      </w:rPr>
+    </w:lvl>
+    <w:lvl w:ilvl="4" w:tentative="1">
+      <w:start w:val="1"/>
+      <w:numFmt w:val="bullet"/>
+      <w:lvlText w:val=""/>
+      <w:lvlJc w:val="left"/>
+      <w:pPr>
+        <w:tabs>
+          <w:tab w:val="num" w:pos="3600"/>
+        </w:tabs>
+        <w:ind w:left="3600" w:hanging="360"/>
+      </w:pPr>
+      <w:rPr>
+        <w:rFonts w:ascii="Wingdings" w:hAnsi="Wingdings" w:hint="default"/>
+        <w:sz w:val="20"/>
+      </w:rPr>
+    </w:lvl>
+    <w:lvl w:ilvl="5" w:tentative="1">
+      <w:start w:val="1"/>
+      <w:numFmt w:val="bullet"/>
+      <w:lvlText w:val=""/>
+      <w:lvlJc w:val="left"/>
+      <w:pPr>
+        <w:tabs>
+          <w:tab w:val="num" w:pos="4320"/>
+        </w:tabs>
+        <w:ind w:left="4320" w:hanging="360"/>
+      </w:pPr>
+      <w:rPr>
+        <w:rFonts w:ascii="Wingdings" w:hAnsi="Wingdings" w:hint="default"/>
+        <w:sz w:val="20"/>
+      </w:rPr>
+    </w:lvl>
+    <w:lvl w:ilvl="6" w:tentative="1">
+      <w:start w:val="1"/>
+      <w:numFmt w:val="bullet"/>
+      <w:lvlText w:val=""/>
+      <w:lvlJc w:val="left"/>
+      <w:pPr>
+        <w:tabs>
+          <w:tab w:val="num" w:pos="5040"/>
+        </w:tabs>
+        <w:ind w:left="5040" w:hanging="360"/>
+      </w:pPr>
+      <w:rPr>
+        <w:rFonts w:ascii="Wingdings" w:hAnsi="Wingdings" w:hint="default"/>
+        <w:sz w:val="20"/>
+      </w:rPr>
+    </w:lvl>
+    <w:lvl w:ilvl="7" w:tentative="1">
+      <w:start w:val="1"/>
+      <w:numFmt w:val="bullet"/>
+      <w:lvlText w:val=""/>
+      <w:lvlJc w:val="left"/>
+      <w:pPr>
+        <w:tabs>
+          <w:tab w:val="num" w:pos="5760"/>
+        </w:tabs>
+        <w:ind w:left="5760" w:hanging="360"/>
+      </w:pPr>
+      <w:rPr>
+        <w:rFonts w:ascii="Wingdings" w:hAnsi="Wingdings" w:hint="default"/>
+        <w:sz w:val="20"/>
+      </w:rPr>
+    </w:lvl>
+    <w:lvl w:ilvl="8" w:tentative="1">
+      <w:start w:val="1"/>
+      <w:numFmt w:val="bullet"/>
+      <w:lvlText w:val=""/>
+      <w:lvlJc w:val="left"/>
+      <w:pPr>
+        <w:tabs>
+          <w:tab w:val="num" w:pos="6480"/>
+        </w:tabs>
+        <w:ind w:left="6480" w:hanging="360"/>
+      </w:pPr>
+      <w:rPr>
+        <w:rFonts w:ascii="Wingdings" w:hAnsi="Wingdings" w:hint="default"/>
+        <w:sz w:val="20"/>
+      </w:rPr>
+    </w:lvl>
+  </w:abstractNum>
+  <w:abstractNum w:abstractNumId="10" w15:restartNumberingAfterBreak="0">
     <w:nsid w:val="23202A0E"/>
     <w:multiLevelType w:val="hybridMultilevel"/>
     <w:tmpl w:val="F290215E"/>
@@ -644,7 +6088,674 @@
       </w:rPr>
     </w:lvl>
   </w:abstractNum>
-  <w:abstractNum w:abstractNumId="2" w15:restartNumberingAfterBreak="0">
+  <w:abstractNum w:abstractNumId="11" w15:restartNumberingAfterBreak="0">
+    <w:nsid w:val="2B330519"/>
+    <w:multiLevelType w:val="multilevel"/>
+    <w:tmpl w:val="45B6C526"/>
+    <w:lvl w:ilvl="0">
+      <w:start w:val="1"/>
+      <w:numFmt w:val="decimal"/>
+      <w:lvlText w:val="%1."/>
+      <w:lvlJc w:val="left"/>
+      <w:pPr>
+        <w:tabs>
+          <w:tab w:val="num" w:pos="720"/>
+        </w:tabs>
+        <w:ind w:left="720" w:hanging="360"/>
+      </w:pPr>
+      <w:rPr>
+        <w:rFonts w:hint="default"/>
+        <w:sz w:val="24"/>
+        <w:szCs w:val="32"/>
+      </w:rPr>
+    </w:lvl>
+    <w:lvl w:ilvl="1">
+      <w:start w:val="1"/>
+      <w:numFmt w:val="decimal"/>
+      <w:lvlText w:val="%2."/>
+      <w:lvlJc w:val="left"/>
+      <w:pPr>
+        <w:ind w:left="1440" w:hanging="360"/>
+      </w:pPr>
+      <w:rPr>
+        <w:rFonts w:hint="default"/>
+      </w:rPr>
+    </w:lvl>
+    <w:lvl w:ilvl="2" w:tentative="1">
+      <w:start w:val="1"/>
+      <w:numFmt w:val="bullet"/>
+      <w:lvlText w:val=""/>
+      <w:lvlJc w:val="left"/>
+      <w:pPr>
+        <w:tabs>
+          <w:tab w:val="num" w:pos="2160"/>
+        </w:tabs>
+        <w:ind w:left="2160" w:hanging="360"/>
+      </w:pPr>
+      <w:rPr>
+        <w:rFonts w:ascii="Wingdings" w:hAnsi="Wingdings" w:hint="default"/>
+        <w:sz w:val="20"/>
+      </w:rPr>
+    </w:lvl>
+    <w:lvl w:ilvl="3" w:tentative="1">
+      <w:start w:val="1"/>
+      <w:numFmt w:val="bullet"/>
+      <w:lvlText w:val=""/>
+      <w:lvlJc w:val="left"/>
+      <w:pPr>
+        <w:tabs>
+          <w:tab w:val="num" w:pos="2880"/>
+        </w:tabs>
+        <w:ind w:left="2880" w:hanging="360"/>
+      </w:pPr>
+      <w:rPr>
+        <w:rFonts w:ascii="Wingdings" w:hAnsi="Wingdings" w:hint="default"/>
+        <w:sz w:val="20"/>
+      </w:rPr>
+    </w:lvl>
+    <w:lvl w:ilvl="4" w:tentative="1">
+      <w:start w:val="1"/>
+      <w:numFmt w:val="bullet"/>
+      <w:lvlText w:val=""/>
+      <w:lvlJc w:val="left"/>
+      <w:pPr>
+        <w:tabs>
+          <w:tab w:val="num" w:pos="3600"/>
+        </w:tabs>
+        <w:ind w:left="3600" w:hanging="360"/>
+      </w:pPr>
+      <w:rPr>
+        <w:rFonts w:ascii="Wingdings" w:hAnsi="Wingdings" w:hint="default"/>
+        <w:sz w:val="20"/>
+      </w:rPr>
+    </w:lvl>
+    <w:lvl w:ilvl="5" w:tentative="1">
+      <w:start w:val="1"/>
+      <w:numFmt w:val="bullet"/>
+      <w:lvlText w:val=""/>
+      <w:lvlJc w:val="left"/>
+      <w:pPr>
+        <w:tabs>
+          <w:tab w:val="num" w:pos="4320"/>
+        </w:tabs>
+        <w:ind w:left="4320" w:hanging="360"/>
+      </w:pPr>
+      <w:rPr>
+        <w:rFonts w:ascii="Wingdings" w:hAnsi="Wingdings" w:hint="default"/>
+        <w:sz w:val="20"/>
+      </w:rPr>
+    </w:lvl>
+    <w:lvl w:ilvl="6" w:tentative="1">
+      <w:start w:val="1"/>
+      <w:numFmt w:val="bullet"/>
+      <w:lvlText w:val=""/>
+      <w:lvlJc w:val="left"/>
+      <w:pPr>
+        <w:tabs>
+          <w:tab w:val="num" w:pos="5040"/>
+        </w:tabs>
+        <w:ind w:left="5040" w:hanging="360"/>
+      </w:pPr>
+      <w:rPr>
+        <w:rFonts w:ascii="Wingdings" w:hAnsi="Wingdings" w:hint="default"/>
+        <w:sz w:val="20"/>
+      </w:rPr>
+    </w:lvl>
+    <w:lvl w:ilvl="7" w:tentative="1">
+      <w:start w:val="1"/>
+      <w:numFmt w:val="bullet"/>
+      <w:lvlText w:val=""/>
+      <w:lvlJc w:val="left"/>
+      <w:pPr>
+        <w:tabs>
+          <w:tab w:val="num" w:pos="5760"/>
+        </w:tabs>
+        <w:ind w:left="5760" w:hanging="360"/>
+      </w:pPr>
+      <w:rPr>
+        <w:rFonts w:ascii="Wingdings" w:hAnsi="Wingdings" w:hint="default"/>
+        <w:sz w:val="20"/>
+      </w:rPr>
+    </w:lvl>
+    <w:lvl w:ilvl="8" w:tentative="1">
+      <w:start w:val="1"/>
+      <w:numFmt w:val="bullet"/>
+      <w:lvlText w:val=""/>
+      <w:lvlJc w:val="left"/>
+      <w:pPr>
+        <w:tabs>
+          <w:tab w:val="num" w:pos="6480"/>
+        </w:tabs>
+        <w:ind w:left="6480" w:hanging="360"/>
+      </w:pPr>
+      <w:rPr>
+        <w:rFonts w:ascii="Wingdings" w:hAnsi="Wingdings" w:hint="default"/>
+        <w:sz w:val="20"/>
+      </w:rPr>
+    </w:lvl>
+  </w:abstractNum>
+  <w:abstractNum w:abstractNumId="12" w15:restartNumberingAfterBreak="0">
+    <w:nsid w:val="30F97612"/>
+    <w:multiLevelType w:val="multilevel"/>
+    <w:tmpl w:val="AB70669C"/>
+    <w:lvl w:ilvl="0">
+      <w:start w:val="1"/>
+      <w:numFmt w:val="decimal"/>
+      <w:lvlText w:val="%1."/>
+      <w:lvlJc w:val="left"/>
+      <w:pPr>
+        <w:tabs>
+          <w:tab w:val="num" w:pos="720"/>
+        </w:tabs>
+        <w:ind w:left="720" w:hanging="360"/>
+      </w:pPr>
+    </w:lvl>
+    <w:lvl w:ilvl="1" w:tentative="1">
+      <w:start w:val="1"/>
+      <w:numFmt w:val="decimal"/>
+      <w:lvlText w:val="%2."/>
+      <w:lvlJc w:val="left"/>
+      <w:pPr>
+        <w:tabs>
+          <w:tab w:val="num" w:pos="1440"/>
+        </w:tabs>
+        <w:ind w:left="1440" w:hanging="360"/>
+      </w:pPr>
+    </w:lvl>
+    <w:lvl w:ilvl="2" w:tentative="1">
+      <w:start w:val="1"/>
+      <w:numFmt w:val="decimal"/>
+      <w:lvlText w:val="%3."/>
+      <w:lvlJc w:val="left"/>
+      <w:pPr>
+        <w:tabs>
+          <w:tab w:val="num" w:pos="2160"/>
+        </w:tabs>
+        <w:ind w:left="2160" w:hanging="360"/>
+      </w:pPr>
+    </w:lvl>
+    <w:lvl w:ilvl="3" w:tentative="1">
+      <w:start w:val="1"/>
+      <w:numFmt w:val="decimal"/>
+      <w:lvlText w:val="%4."/>
+      <w:lvlJc w:val="left"/>
+      <w:pPr>
+        <w:tabs>
+          <w:tab w:val="num" w:pos="2880"/>
+        </w:tabs>
+        <w:ind w:left="2880" w:hanging="360"/>
+      </w:pPr>
+    </w:lvl>
+    <w:lvl w:ilvl="4" w:tentative="1">
+      <w:start w:val="1"/>
+      <w:numFmt w:val="decimal"/>
+      <w:lvlText w:val="%5."/>
+      <w:lvlJc w:val="left"/>
+      <w:pPr>
+        <w:tabs>
+          <w:tab w:val="num" w:pos="3600"/>
+        </w:tabs>
+        <w:ind w:left="3600" w:hanging="360"/>
+      </w:pPr>
+    </w:lvl>
+    <w:lvl w:ilvl="5" w:tentative="1">
+      <w:start w:val="1"/>
+      <w:numFmt w:val="decimal"/>
+      <w:lvlText w:val="%6."/>
+      <w:lvlJc w:val="left"/>
+      <w:pPr>
+        <w:tabs>
+          <w:tab w:val="num" w:pos="4320"/>
+        </w:tabs>
+        <w:ind w:left="4320" w:hanging="360"/>
+      </w:pPr>
+    </w:lvl>
+    <w:lvl w:ilvl="6" w:tentative="1">
+      <w:start w:val="1"/>
+      <w:numFmt w:val="decimal"/>
+      <w:lvlText w:val="%7."/>
+      <w:lvlJc w:val="left"/>
+      <w:pPr>
+        <w:tabs>
+          <w:tab w:val="num" w:pos="5040"/>
+        </w:tabs>
+        <w:ind w:left="5040" w:hanging="360"/>
+      </w:pPr>
+    </w:lvl>
+    <w:lvl w:ilvl="7" w:tentative="1">
+      <w:start w:val="1"/>
+      <w:numFmt w:val="decimal"/>
+      <w:lvlText w:val="%8."/>
+      <w:lvlJc w:val="left"/>
+      <w:pPr>
+        <w:tabs>
+          <w:tab w:val="num" w:pos="5760"/>
+        </w:tabs>
+        <w:ind w:left="5760" w:hanging="360"/>
+      </w:pPr>
+    </w:lvl>
+    <w:lvl w:ilvl="8" w:tentative="1">
+      <w:start w:val="1"/>
+      <w:numFmt w:val="decimal"/>
+      <w:lvlText w:val="%9."/>
+      <w:lvlJc w:val="left"/>
+      <w:pPr>
+        <w:tabs>
+          <w:tab w:val="num" w:pos="6480"/>
+        </w:tabs>
+        <w:ind w:left="6480" w:hanging="360"/>
+      </w:pPr>
+    </w:lvl>
+  </w:abstractNum>
+  <w:abstractNum w:abstractNumId="13" w15:restartNumberingAfterBreak="0">
+    <w:nsid w:val="31716617"/>
+    <w:multiLevelType w:val="multilevel"/>
+    <w:tmpl w:val="4DE603A6"/>
+    <w:lvl w:ilvl="0">
+      <w:start w:val="1"/>
+      <w:numFmt w:val="decimal"/>
+      <w:lvlText w:val="%1."/>
+      <w:lvlJc w:val="left"/>
+      <w:pPr>
+        <w:tabs>
+          <w:tab w:val="num" w:pos="720"/>
+        </w:tabs>
+        <w:ind w:left="720" w:hanging="360"/>
+      </w:pPr>
+      <w:rPr>
+        <w:rFonts w:hint="default"/>
+        <w:sz w:val="24"/>
+        <w:szCs w:val="32"/>
+      </w:rPr>
+    </w:lvl>
+    <w:lvl w:ilvl="1">
+      <w:start w:val="1"/>
+      <w:numFmt w:val="decimal"/>
+      <w:lvlText w:val="%2."/>
+      <w:lvlJc w:val="left"/>
+      <w:pPr>
+        <w:ind w:left="1440" w:hanging="360"/>
+      </w:pPr>
+      <w:rPr>
+        <w:rFonts w:hint="default"/>
+      </w:rPr>
+    </w:lvl>
+    <w:lvl w:ilvl="2" w:tentative="1">
+      <w:start w:val="1"/>
+      <w:numFmt w:val="bullet"/>
+      <w:lvlText w:val=""/>
+      <w:lvlJc w:val="left"/>
+      <w:pPr>
+        <w:tabs>
+          <w:tab w:val="num" w:pos="2160"/>
+        </w:tabs>
+        <w:ind w:left="2160" w:hanging="360"/>
+      </w:pPr>
+      <w:rPr>
+        <w:rFonts w:ascii="Wingdings" w:hAnsi="Wingdings" w:hint="default"/>
+        <w:sz w:val="20"/>
+      </w:rPr>
+    </w:lvl>
+    <w:lvl w:ilvl="3" w:tentative="1">
+      <w:start w:val="1"/>
+      <w:numFmt w:val="bullet"/>
+      <w:lvlText w:val=""/>
+      <w:lvlJc w:val="left"/>
+      <w:pPr>
+        <w:tabs>
+          <w:tab w:val="num" w:pos="2880"/>
+        </w:tabs>
+        <w:ind w:left="2880" w:hanging="360"/>
+      </w:pPr>
+      <w:rPr>
+        <w:rFonts w:ascii="Wingdings" w:hAnsi="Wingdings" w:hint="default"/>
+        <w:sz w:val="20"/>
+      </w:rPr>
+    </w:lvl>
+    <w:lvl w:ilvl="4" w:tentative="1">
+      <w:start w:val="1"/>
+      <w:numFmt w:val="bullet"/>
+      <w:lvlText w:val=""/>
+      <w:lvlJc w:val="left"/>
+      <w:pPr>
+        <w:tabs>
+          <w:tab w:val="num" w:pos="3600"/>
+        </w:tabs>
+        <w:ind w:left="3600" w:hanging="360"/>
+      </w:pPr>
+      <w:rPr>
+        <w:rFonts w:ascii="Wingdings" w:hAnsi="Wingdings" w:hint="default"/>
+        <w:sz w:val="20"/>
+      </w:rPr>
+    </w:lvl>
+    <w:lvl w:ilvl="5" w:tentative="1">
+      <w:start w:val="1"/>
+      <w:numFmt w:val="bullet"/>
+      <w:lvlText w:val=""/>
+      <w:lvlJc w:val="left"/>
+      <w:pPr>
+        <w:tabs>
+          <w:tab w:val="num" w:pos="4320"/>
+        </w:tabs>
+        <w:ind w:left="4320" w:hanging="360"/>
+      </w:pPr>
+      <w:rPr>
+        <w:rFonts w:ascii="Wingdings" w:hAnsi="Wingdings" w:hint="default"/>
+        <w:sz w:val="20"/>
+      </w:rPr>
+    </w:lvl>
+    <w:lvl w:ilvl="6" w:tentative="1">
+      <w:start w:val="1"/>
+      <w:numFmt w:val="bullet"/>
+      <w:lvlText w:val=""/>
+      <w:lvlJc w:val="left"/>
+      <w:pPr>
+        <w:tabs>
+          <w:tab w:val="num" w:pos="5040"/>
+        </w:tabs>
+        <w:ind w:left="5040" w:hanging="360"/>
+      </w:pPr>
+      <w:rPr>
+        <w:rFonts w:ascii="Wingdings" w:hAnsi="Wingdings" w:hint="default"/>
+        <w:sz w:val="20"/>
+      </w:rPr>
+    </w:lvl>
+    <w:lvl w:ilvl="7" w:tentative="1">
+      <w:start w:val="1"/>
+      <w:numFmt w:val="bullet"/>
+      <w:lvlText w:val=""/>
+      <w:lvlJc w:val="left"/>
+      <w:pPr>
+        <w:tabs>
+          <w:tab w:val="num" w:pos="5760"/>
+        </w:tabs>
+        <w:ind w:left="5760" w:hanging="360"/>
+      </w:pPr>
+      <w:rPr>
+        <w:rFonts w:ascii="Wingdings" w:hAnsi="Wingdings" w:hint="default"/>
+        <w:sz w:val="20"/>
+      </w:rPr>
+    </w:lvl>
+    <w:lvl w:ilvl="8" w:tentative="1">
+      <w:start w:val="1"/>
+      <w:numFmt w:val="bullet"/>
+      <w:lvlText w:val=""/>
+      <w:lvlJc w:val="left"/>
+      <w:pPr>
+        <w:tabs>
+          <w:tab w:val="num" w:pos="6480"/>
+        </w:tabs>
+        <w:ind w:left="6480" w:hanging="360"/>
+      </w:pPr>
+      <w:rPr>
+        <w:rFonts w:ascii="Wingdings" w:hAnsi="Wingdings" w:hint="default"/>
+        <w:sz w:val="20"/>
+      </w:rPr>
+    </w:lvl>
+  </w:abstractNum>
+  <w:abstractNum w:abstractNumId="14" w15:restartNumberingAfterBreak="0">
+    <w:nsid w:val="372C5F5E"/>
+    <w:multiLevelType w:val="multilevel"/>
+    <w:tmpl w:val="B47EE012"/>
+    <w:lvl w:ilvl="0">
+      <w:start w:val="1"/>
+      <w:numFmt w:val="decimal"/>
+      <w:lvlText w:val="%1."/>
+      <w:lvlJc w:val="left"/>
+      <w:pPr>
+        <w:tabs>
+          <w:tab w:val="num" w:pos="720"/>
+        </w:tabs>
+        <w:ind w:left="720" w:hanging="360"/>
+      </w:pPr>
+    </w:lvl>
+    <w:lvl w:ilvl="1" w:tentative="1">
+      <w:start w:val="1"/>
+      <w:numFmt w:val="decimal"/>
+      <w:lvlText w:val="%2."/>
+      <w:lvlJc w:val="left"/>
+      <w:pPr>
+        <w:tabs>
+          <w:tab w:val="num" w:pos="1440"/>
+        </w:tabs>
+        <w:ind w:left="1440" w:hanging="360"/>
+      </w:pPr>
+    </w:lvl>
+    <w:lvl w:ilvl="2" w:tentative="1">
+      <w:start w:val="1"/>
+      <w:numFmt w:val="decimal"/>
+      <w:lvlText w:val="%3."/>
+      <w:lvlJc w:val="left"/>
+      <w:pPr>
+        <w:tabs>
+          <w:tab w:val="num" w:pos="2160"/>
+        </w:tabs>
+        <w:ind w:left="2160" w:hanging="360"/>
+      </w:pPr>
+    </w:lvl>
+    <w:lvl w:ilvl="3" w:tentative="1">
+      <w:start w:val="1"/>
+      <w:numFmt w:val="decimal"/>
+      <w:lvlText w:val="%4."/>
+      <w:lvlJc w:val="left"/>
+      <w:pPr>
+        <w:tabs>
+          <w:tab w:val="num" w:pos="2880"/>
+        </w:tabs>
+        <w:ind w:left="2880" w:hanging="360"/>
+      </w:pPr>
+    </w:lvl>
+    <w:lvl w:ilvl="4" w:tentative="1">
+      <w:start w:val="1"/>
+      <w:numFmt w:val="decimal"/>
+      <w:lvlText w:val="%5."/>
+      <w:lvlJc w:val="left"/>
+      <w:pPr>
+        <w:tabs>
+          <w:tab w:val="num" w:pos="3600"/>
+        </w:tabs>
+        <w:ind w:left="3600" w:hanging="360"/>
+      </w:pPr>
+    </w:lvl>
+    <w:lvl w:ilvl="5" w:tentative="1">
+      <w:start w:val="1"/>
+      <w:numFmt w:val="decimal"/>
+      <w:lvlText w:val="%6."/>
+      <w:lvlJc w:val="left"/>
+      <w:pPr>
+        <w:tabs>
+          <w:tab w:val="num" w:pos="4320"/>
+        </w:tabs>
+        <w:ind w:left="4320" w:hanging="360"/>
+      </w:pPr>
+    </w:lvl>
+    <w:lvl w:ilvl="6" w:tentative="1">
+      <w:start w:val="1"/>
+      <w:numFmt w:val="decimal"/>
+      <w:lvlText w:val="%7."/>
+      <w:lvlJc w:val="left"/>
+      <w:pPr>
+        <w:tabs>
+          <w:tab w:val="num" w:pos="5040"/>
+        </w:tabs>
+        <w:ind w:left="5040" w:hanging="360"/>
+      </w:pPr>
+    </w:lvl>
+    <w:lvl w:ilvl="7" w:tentative="1">
+      <w:start w:val="1"/>
+      <w:numFmt w:val="decimal"/>
+      <w:lvlText w:val="%8."/>
+      <w:lvlJc w:val="left"/>
+      <w:pPr>
+        <w:tabs>
+          <w:tab w:val="num" w:pos="5760"/>
+        </w:tabs>
+        <w:ind w:left="5760" w:hanging="360"/>
+      </w:pPr>
+    </w:lvl>
+    <w:lvl w:ilvl="8" w:tentative="1">
+      <w:start w:val="1"/>
+      <w:numFmt w:val="decimal"/>
+      <w:lvlText w:val="%9."/>
+      <w:lvlJc w:val="left"/>
+      <w:pPr>
+        <w:tabs>
+          <w:tab w:val="num" w:pos="6480"/>
+        </w:tabs>
+        <w:ind w:left="6480" w:hanging="360"/>
+      </w:pPr>
+    </w:lvl>
+  </w:abstractNum>
+  <w:abstractNum w:abstractNumId="15" w15:restartNumberingAfterBreak="0">
+    <w:nsid w:val="372F3EE1"/>
+    <w:multiLevelType w:val="multilevel"/>
+    <w:tmpl w:val="FF2617CA"/>
+    <w:lvl w:ilvl="0">
+      <w:start w:val="1"/>
+      <w:numFmt w:val="bullet"/>
+      <w:lvlText w:val=""/>
+      <w:lvlJc w:val="left"/>
+      <w:pPr>
+        <w:tabs>
+          <w:tab w:val="num" w:pos="720"/>
+        </w:tabs>
+        <w:ind w:left="720" w:hanging="360"/>
+      </w:pPr>
+      <w:rPr>
+        <w:rFonts w:ascii="Symbol" w:hAnsi="Symbol" w:hint="default"/>
+        <w:sz w:val="20"/>
+      </w:rPr>
+    </w:lvl>
+    <w:lvl w:ilvl="1">
+      <w:start w:val="1"/>
+      <w:numFmt w:val="bullet"/>
+      <w:lvlText w:val="o"/>
+      <w:lvlJc w:val="left"/>
+      <w:pPr>
+        <w:tabs>
+          <w:tab w:val="num" w:pos="1440"/>
+        </w:tabs>
+        <w:ind w:left="1440" w:hanging="360"/>
+      </w:pPr>
+      <w:rPr>
+        <w:rFonts w:ascii="Courier New" w:hAnsi="Courier New" w:hint="default"/>
+        <w:sz w:val="20"/>
+      </w:rPr>
+    </w:lvl>
+    <w:lvl w:ilvl="2">
+      <w:start w:val="1"/>
+      <w:numFmt w:val="bullet"/>
+      <w:lvlText w:val=""/>
+      <w:lvlJc w:val="left"/>
+      <w:pPr>
+        <w:tabs>
+          <w:tab w:val="num" w:pos="2160"/>
+        </w:tabs>
+        <w:ind w:left="2160" w:hanging="360"/>
+      </w:pPr>
+      <w:rPr>
+        <w:rFonts w:ascii="Wingdings" w:hAnsi="Wingdings" w:hint="default"/>
+        <w:sz w:val="20"/>
+      </w:rPr>
+    </w:lvl>
+    <w:lvl w:ilvl="3">
+      <w:start w:val="1"/>
+      <w:numFmt w:val="bullet"/>
+      <w:lvlText w:val=""/>
+      <w:lvlJc w:val="left"/>
+      <w:pPr>
+        <w:tabs>
+          <w:tab w:val="num" w:pos="2880"/>
+        </w:tabs>
+        <w:ind w:left="2880" w:hanging="360"/>
+      </w:pPr>
+      <w:rPr>
+        <w:rFonts w:ascii="Wingdings" w:hAnsi="Wingdings" w:hint="default"/>
+        <w:sz w:val="20"/>
+      </w:rPr>
+    </w:lvl>
+    <w:lvl w:ilvl="4">
+      <w:start w:val="1"/>
+      <w:numFmt w:val="bullet"/>
+      <w:lvlText w:val=""/>
+      <w:lvlJc w:val="left"/>
+      <w:pPr>
+        <w:tabs>
+          <w:tab w:val="num" w:pos="3600"/>
+        </w:tabs>
+        <w:ind w:left="3600" w:hanging="360"/>
+      </w:pPr>
+      <w:rPr>
+        <w:rFonts w:ascii="Wingdings" w:hAnsi="Wingdings" w:hint="default"/>
+        <w:sz w:val="20"/>
+      </w:rPr>
+    </w:lvl>
+    <w:lvl w:ilvl="5" w:tentative="1">
+      <w:start w:val="1"/>
+      <w:numFmt w:val="bullet"/>
+      <w:lvlText w:val=""/>
+      <w:lvlJc w:val="left"/>
+      <w:pPr>
+        <w:tabs>
+          <w:tab w:val="num" w:pos="4320"/>
+        </w:tabs>
+        <w:ind w:left="4320" w:hanging="360"/>
+      </w:pPr>
+      <w:rPr>
+        <w:rFonts w:ascii="Wingdings" w:hAnsi="Wingdings" w:hint="default"/>
+        <w:sz w:val="20"/>
+      </w:rPr>
+    </w:lvl>
+    <w:lvl w:ilvl="6" w:tentative="1">
+      <w:start w:val="1"/>
+      <w:numFmt w:val="bullet"/>
+      <w:lvlText w:val=""/>
+      <w:lvlJc w:val="left"/>
+      <w:pPr>
+        <w:tabs>
+          <w:tab w:val="num" w:pos="5040"/>
+        </w:tabs>
+        <w:ind w:left="5040" w:hanging="360"/>
+      </w:pPr>
+      <w:rPr>
+        <w:rFonts w:ascii="Wingdings" w:hAnsi="Wingdings" w:hint="default"/>
+        <w:sz w:val="20"/>
+      </w:rPr>
+    </w:lvl>
+    <w:lvl w:ilvl="7" w:tentative="1">
+      <w:start w:val="1"/>
+      <w:numFmt w:val="bullet"/>
+      <w:lvlText w:val=""/>
+      <w:lvlJc w:val="left"/>
+      <w:pPr>
+        <w:tabs>
+          <w:tab w:val="num" w:pos="5760"/>
+        </w:tabs>
+        <w:ind w:left="5760" w:hanging="360"/>
+      </w:pPr>
+      <w:rPr>
+        <w:rFonts w:ascii="Wingdings" w:hAnsi="Wingdings" w:hint="default"/>
+        <w:sz w:val="20"/>
+      </w:rPr>
+    </w:lvl>
+    <w:lvl w:ilvl="8" w:tentative="1">
+      <w:start w:val="1"/>
+      <w:numFmt w:val="bullet"/>
+      <w:lvlText w:val=""/>
+      <w:lvlJc w:val="left"/>
+      <w:pPr>
+        <w:tabs>
+          <w:tab w:val="num" w:pos="6480"/>
+        </w:tabs>
+        <w:ind w:left="6480" w:hanging="360"/>
+      </w:pPr>
+      <w:rPr>
+        <w:rFonts w:ascii="Wingdings" w:hAnsi="Wingdings" w:hint="default"/>
+        <w:sz w:val="20"/>
+      </w:rPr>
+    </w:lvl>
+  </w:abstractNum>
+  <w:abstractNum w:abstractNumId="16" w15:restartNumberingAfterBreak="0">
     <w:nsid w:val="456D3927"/>
     <w:multiLevelType w:val="hybridMultilevel"/>
     <w:tmpl w:val="E3A4B17C"/>
@@ -757,7 +6868,269 @@
       </w:rPr>
     </w:lvl>
   </w:abstractNum>
-  <w:abstractNum w:abstractNumId="3" w15:restartNumberingAfterBreak="0">
+  <w:abstractNum w:abstractNumId="17" w15:restartNumberingAfterBreak="0">
+    <w:nsid w:val="52D56B4F"/>
+    <w:multiLevelType w:val="multilevel"/>
+    <w:tmpl w:val="2A4CFF20"/>
+    <w:lvl w:ilvl="0">
+      <w:start w:val="1"/>
+      <w:numFmt w:val="bullet"/>
+      <w:lvlText w:val=""/>
+      <w:lvlJc w:val="left"/>
+      <w:pPr>
+        <w:tabs>
+          <w:tab w:val="num" w:pos="720"/>
+        </w:tabs>
+        <w:ind w:left="720" w:hanging="360"/>
+      </w:pPr>
+      <w:rPr>
+        <w:rFonts w:ascii="Symbol" w:hAnsi="Symbol" w:hint="default"/>
+        <w:sz w:val="20"/>
+      </w:rPr>
+    </w:lvl>
+    <w:lvl w:ilvl="1" w:tentative="1">
+      <w:start w:val="1"/>
+      <w:numFmt w:val="bullet"/>
+      <w:lvlText w:val="o"/>
+      <w:lvlJc w:val="left"/>
+      <w:pPr>
+        <w:tabs>
+          <w:tab w:val="num" w:pos="1440"/>
+        </w:tabs>
+        <w:ind w:left="1440" w:hanging="360"/>
+      </w:pPr>
+      <w:rPr>
+        <w:rFonts w:ascii="Courier New" w:hAnsi="Courier New" w:hint="default"/>
+        <w:sz w:val="20"/>
+      </w:rPr>
+    </w:lvl>
+    <w:lvl w:ilvl="2" w:tentative="1">
+      <w:start w:val="1"/>
+      <w:numFmt w:val="bullet"/>
+      <w:lvlText w:val=""/>
+      <w:lvlJc w:val="left"/>
+      <w:pPr>
+        <w:tabs>
+          <w:tab w:val="num" w:pos="2160"/>
+        </w:tabs>
+        <w:ind w:left="2160" w:hanging="360"/>
+      </w:pPr>
+      <w:rPr>
+        <w:rFonts w:ascii="Wingdings" w:hAnsi="Wingdings" w:hint="default"/>
+        <w:sz w:val="20"/>
+      </w:rPr>
+    </w:lvl>
+    <w:lvl w:ilvl="3" w:tentative="1">
+      <w:start w:val="1"/>
+      <w:numFmt w:val="bullet"/>
+      <w:lvlText w:val=""/>
+      <w:lvlJc w:val="left"/>
+      <w:pPr>
+        <w:tabs>
+          <w:tab w:val="num" w:pos="2880"/>
+        </w:tabs>
+        <w:ind w:left="2880" w:hanging="360"/>
+      </w:pPr>
+      <w:rPr>
+        <w:rFonts w:ascii="Wingdings" w:hAnsi="Wingdings" w:hint="default"/>
+        <w:sz w:val="20"/>
+      </w:rPr>
+    </w:lvl>
+    <w:lvl w:ilvl="4" w:tentative="1">
+      <w:start w:val="1"/>
+      <w:numFmt w:val="bullet"/>
+      <w:lvlText w:val=""/>
+      <w:lvlJc w:val="left"/>
+      <w:pPr>
+        <w:tabs>
+          <w:tab w:val="num" w:pos="3600"/>
+        </w:tabs>
+        <w:ind w:left="3600" w:hanging="360"/>
+      </w:pPr>
+      <w:rPr>
+        <w:rFonts w:ascii="Wingdings" w:hAnsi="Wingdings" w:hint="default"/>
+        <w:sz w:val="20"/>
+      </w:rPr>
+    </w:lvl>
+    <w:lvl w:ilvl="5" w:tentative="1">
+      <w:start w:val="1"/>
+      <w:numFmt w:val="bullet"/>
+      <w:lvlText w:val=""/>
+      <w:lvlJc w:val="left"/>
+      <w:pPr>
+        <w:tabs>
+          <w:tab w:val="num" w:pos="4320"/>
+        </w:tabs>
+        <w:ind w:left="4320" w:hanging="360"/>
+      </w:pPr>
+      <w:rPr>
+        <w:rFonts w:ascii="Wingdings" w:hAnsi="Wingdings" w:hint="default"/>
+        <w:sz w:val="20"/>
+      </w:rPr>
+    </w:lvl>
+    <w:lvl w:ilvl="6" w:tentative="1">
+      <w:start w:val="1"/>
+      <w:numFmt w:val="bullet"/>
+      <w:lvlText w:val=""/>
+      <w:lvlJc w:val="left"/>
+      <w:pPr>
+        <w:tabs>
+          <w:tab w:val="num" w:pos="5040"/>
+        </w:tabs>
+        <w:ind w:left="5040" w:hanging="360"/>
+      </w:pPr>
+      <w:rPr>
+        <w:rFonts w:ascii="Wingdings" w:hAnsi="Wingdings" w:hint="default"/>
+        <w:sz w:val="20"/>
+      </w:rPr>
+    </w:lvl>
+    <w:lvl w:ilvl="7" w:tentative="1">
+      <w:start w:val="1"/>
+      <w:numFmt w:val="bullet"/>
+      <w:lvlText w:val=""/>
+      <w:lvlJc w:val="left"/>
+      <w:pPr>
+        <w:tabs>
+          <w:tab w:val="num" w:pos="5760"/>
+        </w:tabs>
+        <w:ind w:left="5760" w:hanging="360"/>
+      </w:pPr>
+      <w:rPr>
+        <w:rFonts w:ascii="Wingdings" w:hAnsi="Wingdings" w:hint="default"/>
+        <w:sz w:val="20"/>
+      </w:rPr>
+    </w:lvl>
+    <w:lvl w:ilvl="8" w:tentative="1">
+      <w:start w:val="1"/>
+      <w:numFmt w:val="bullet"/>
+      <w:lvlText w:val=""/>
+      <w:lvlJc w:val="left"/>
+      <w:pPr>
+        <w:tabs>
+          <w:tab w:val="num" w:pos="6480"/>
+        </w:tabs>
+        <w:ind w:left="6480" w:hanging="360"/>
+      </w:pPr>
+      <w:rPr>
+        <w:rFonts w:ascii="Wingdings" w:hAnsi="Wingdings" w:hint="default"/>
+        <w:sz w:val="20"/>
+      </w:rPr>
+    </w:lvl>
+  </w:abstractNum>
+  <w:abstractNum w:abstractNumId="18" w15:restartNumberingAfterBreak="0">
+    <w:nsid w:val="57384504"/>
+    <w:multiLevelType w:val="multilevel"/>
+    <w:tmpl w:val="E09681F6"/>
+    <w:lvl w:ilvl="0">
+      <w:start w:val="1"/>
+      <w:numFmt w:val="decimal"/>
+      <w:lvlText w:val="%1."/>
+      <w:lvlJc w:val="left"/>
+      <w:pPr>
+        <w:tabs>
+          <w:tab w:val="num" w:pos="720"/>
+        </w:tabs>
+        <w:ind w:left="720" w:hanging="360"/>
+      </w:pPr>
+    </w:lvl>
+    <w:lvl w:ilvl="1" w:tentative="1">
+      <w:start w:val="1"/>
+      <w:numFmt w:val="decimal"/>
+      <w:lvlText w:val="%2."/>
+      <w:lvlJc w:val="left"/>
+      <w:pPr>
+        <w:tabs>
+          <w:tab w:val="num" w:pos="1440"/>
+        </w:tabs>
+        <w:ind w:left="1440" w:hanging="360"/>
+      </w:pPr>
+    </w:lvl>
+    <w:lvl w:ilvl="2" w:tentative="1">
+      <w:start w:val="1"/>
+      <w:numFmt w:val="decimal"/>
+      <w:lvlText w:val="%3."/>
+      <w:lvlJc w:val="left"/>
+      <w:pPr>
+        <w:tabs>
+          <w:tab w:val="num" w:pos="2160"/>
+        </w:tabs>
+        <w:ind w:left="2160" w:hanging="360"/>
+      </w:pPr>
+    </w:lvl>
+    <w:lvl w:ilvl="3" w:tentative="1">
+      <w:start w:val="1"/>
+      <w:numFmt w:val="decimal"/>
+      <w:lvlText w:val="%4."/>
+      <w:lvlJc w:val="left"/>
+      <w:pPr>
+        <w:tabs>
+          <w:tab w:val="num" w:pos="2880"/>
+        </w:tabs>
+        <w:ind w:left="2880" w:hanging="360"/>
+      </w:pPr>
+    </w:lvl>
+    <w:lvl w:ilvl="4" w:tentative="1">
+      <w:start w:val="1"/>
+      <w:numFmt w:val="decimal"/>
+      <w:lvlText w:val="%5."/>
+      <w:lvlJc w:val="left"/>
+      <w:pPr>
+        <w:tabs>
+          <w:tab w:val="num" w:pos="3600"/>
+        </w:tabs>
+        <w:ind w:left="3600" w:hanging="360"/>
+      </w:pPr>
+    </w:lvl>
+    <w:lvl w:ilvl="5" w:tentative="1">
+      <w:start w:val="1"/>
+      <w:numFmt w:val="decimal"/>
+      <w:lvlText w:val="%6."/>
+      <w:lvlJc w:val="left"/>
+      <w:pPr>
+        <w:tabs>
+          <w:tab w:val="num" w:pos="4320"/>
+        </w:tabs>
+        <w:ind w:left="4320" w:hanging="360"/>
+      </w:pPr>
+    </w:lvl>
+    <w:lvl w:ilvl="6" w:tentative="1">
+      <w:start w:val="1"/>
+      <w:numFmt w:val="decimal"/>
+      <w:lvlText w:val="%7."/>
+      <w:lvlJc w:val="left"/>
+      <w:pPr>
+        <w:tabs>
+          <w:tab w:val="num" w:pos="5040"/>
+        </w:tabs>
+        <w:ind w:left="5040" w:hanging="360"/>
+      </w:pPr>
+    </w:lvl>
+    <w:lvl w:ilvl="7" w:tentative="1">
+      <w:start w:val="1"/>
+      <w:numFmt w:val="decimal"/>
+      <w:lvlText w:val="%8."/>
+      <w:lvlJc w:val="left"/>
+      <w:pPr>
+        <w:tabs>
+          <w:tab w:val="num" w:pos="5760"/>
+        </w:tabs>
+        <w:ind w:left="5760" w:hanging="360"/>
+      </w:pPr>
+    </w:lvl>
+    <w:lvl w:ilvl="8" w:tentative="1">
+      <w:start w:val="1"/>
+      <w:numFmt w:val="decimal"/>
+      <w:lvlText w:val="%9."/>
+      <w:lvlJc w:val="left"/>
+      <w:pPr>
+        <w:tabs>
+          <w:tab w:val="num" w:pos="6480"/>
+        </w:tabs>
+        <w:ind w:left="6480" w:hanging="360"/>
+      </w:pPr>
+    </w:lvl>
+  </w:abstractNum>
+  <w:abstractNum w:abstractNumId="19" w15:restartNumberingAfterBreak="0">
     <w:nsid w:val="5E8C6727"/>
     <w:multiLevelType w:val="hybridMultilevel"/>
     <w:tmpl w:val="C50A8580"/>
@@ -846,17 +7219,1182 @@
       </w:pPr>
     </w:lvl>
   </w:abstractNum>
+  <w:abstractNum w:abstractNumId="20" w15:restartNumberingAfterBreak="0">
+    <w:nsid w:val="668E2952"/>
+    <w:multiLevelType w:val="multilevel"/>
+    <w:tmpl w:val="CA162E94"/>
+    <w:lvl w:ilvl="0">
+      <w:start w:val="1"/>
+      <w:numFmt w:val="bullet"/>
+      <w:lvlText w:val=""/>
+      <w:lvlJc w:val="left"/>
+      <w:pPr>
+        <w:tabs>
+          <w:tab w:val="num" w:pos="720"/>
+        </w:tabs>
+        <w:ind w:left="720" w:hanging="360"/>
+      </w:pPr>
+      <w:rPr>
+        <w:rFonts w:ascii="Symbol" w:hAnsi="Symbol" w:hint="default"/>
+        <w:sz w:val="20"/>
+      </w:rPr>
+    </w:lvl>
+    <w:lvl w:ilvl="1" w:tentative="1">
+      <w:start w:val="1"/>
+      <w:numFmt w:val="bullet"/>
+      <w:lvlText w:val="o"/>
+      <w:lvlJc w:val="left"/>
+      <w:pPr>
+        <w:tabs>
+          <w:tab w:val="num" w:pos="1440"/>
+        </w:tabs>
+        <w:ind w:left="1440" w:hanging="360"/>
+      </w:pPr>
+      <w:rPr>
+        <w:rFonts w:ascii="Courier New" w:hAnsi="Courier New" w:hint="default"/>
+        <w:sz w:val="20"/>
+      </w:rPr>
+    </w:lvl>
+    <w:lvl w:ilvl="2" w:tentative="1">
+      <w:start w:val="1"/>
+      <w:numFmt w:val="bullet"/>
+      <w:lvlText w:val=""/>
+      <w:lvlJc w:val="left"/>
+      <w:pPr>
+        <w:tabs>
+          <w:tab w:val="num" w:pos="2160"/>
+        </w:tabs>
+        <w:ind w:left="2160" w:hanging="360"/>
+      </w:pPr>
+      <w:rPr>
+        <w:rFonts w:ascii="Wingdings" w:hAnsi="Wingdings" w:hint="default"/>
+        <w:sz w:val="20"/>
+      </w:rPr>
+    </w:lvl>
+    <w:lvl w:ilvl="3" w:tentative="1">
+      <w:start w:val="1"/>
+      <w:numFmt w:val="bullet"/>
+      <w:lvlText w:val=""/>
+      <w:lvlJc w:val="left"/>
+      <w:pPr>
+        <w:tabs>
+          <w:tab w:val="num" w:pos="2880"/>
+        </w:tabs>
+        <w:ind w:left="2880" w:hanging="360"/>
+      </w:pPr>
+      <w:rPr>
+        <w:rFonts w:ascii="Wingdings" w:hAnsi="Wingdings" w:hint="default"/>
+        <w:sz w:val="20"/>
+      </w:rPr>
+    </w:lvl>
+    <w:lvl w:ilvl="4" w:tentative="1">
+      <w:start w:val="1"/>
+      <w:numFmt w:val="bullet"/>
+      <w:lvlText w:val=""/>
+      <w:lvlJc w:val="left"/>
+      <w:pPr>
+        <w:tabs>
+          <w:tab w:val="num" w:pos="3600"/>
+        </w:tabs>
+        <w:ind w:left="3600" w:hanging="360"/>
+      </w:pPr>
+      <w:rPr>
+        <w:rFonts w:ascii="Wingdings" w:hAnsi="Wingdings" w:hint="default"/>
+        <w:sz w:val="20"/>
+      </w:rPr>
+    </w:lvl>
+    <w:lvl w:ilvl="5" w:tentative="1">
+      <w:start w:val="1"/>
+      <w:numFmt w:val="bullet"/>
+      <w:lvlText w:val=""/>
+      <w:lvlJc w:val="left"/>
+      <w:pPr>
+        <w:tabs>
+          <w:tab w:val="num" w:pos="4320"/>
+        </w:tabs>
+        <w:ind w:left="4320" w:hanging="360"/>
+      </w:pPr>
+      <w:rPr>
+        <w:rFonts w:ascii="Wingdings" w:hAnsi="Wingdings" w:hint="default"/>
+        <w:sz w:val="20"/>
+      </w:rPr>
+    </w:lvl>
+    <w:lvl w:ilvl="6" w:tentative="1">
+      <w:start w:val="1"/>
+      <w:numFmt w:val="bullet"/>
+      <w:lvlText w:val=""/>
+      <w:lvlJc w:val="left"/>
+      <w:pPr>
+        <w:tabs>
+          <w:tab w:val="num" w:pos="5040"/>
+        </w:tabs>
+        <w:ind w:left="5040" w:hanging="360"/>
+      </w:pPr>
+      <w:rPr>
+        <w:rFonts w:ascii="Wingdings" w:hAnsi="Wingdings" w:hint="default"/>
+        <w:sz w:val="20"/>
+      </w:rPr>
+    </w:lvl>
+    <w:lvl w:ilvl="7" w:tentative="1">
+      <w:start w:val="1"/>
+      <w:numFmt w:val="bullet"/>
+      <w:lvlText w:val=""/>
+      <w:lvlJc w:val="left"/>
+      <w:pPr>
+        <w:tabs>
+          <w:tab w:val="num" w:pos="5760"/>
+        </w:tabs>
+        <w:ind w:left="5760" w:hanging="360"/>
+      </w:pPr>
+      <w:rPr>
+        <w:rFonts w:ascii="Wingdings" w:hAnsi="Wingdings" w:hint="default"/>
+        <w:sz w:val="20"/>
+      </w:rPr>
+    </w:lvl>
+    <w:lvl w:ilvl="8" w:tentative="1">
+      <w:start w:val="1"/>
+      <w:numFmt w:val="bullet"/>
+      <w:lvlText w:val=""/>
+      <w:lvlJc w:val="left"/>
+      <w:pPr>
+        <w:tabs>
+          <w:tab w:val="num" w:pos="6480"/>
+        </w:tabs>
+        <w:ind w:left="6480" w:hanging="360"/>
+      </w:pPr>
+      <w:rPr>
+        <w:rFonts w:ascii="Wingdings" w:hAnsi="Wingdings" w:hint="default"/>
+        <w:sz w:val="20"/>
+      </w:rPr>
+    </w:lvl>
+  </w:abstractNum>
+  <w:abstractNum w:abstractNumId="21" w15:restartNumberingAfterBreak="0">
+    <w:nsid w:val="68F54F2C"/>
+    <w:multiLevelType w:val="multilevel"/>
+    <w:tmpl w:val="23168B42"/>
+    <w:lvl w:ilvl="0">
+      <w:start w:val="1"/>
+      <w:numFmt w:val="bullet"/>
+      <w:lvlText w:val=""/>
+      <w:lvlJc w:val="left"/>
+      <w:pPr>
+        <w:tabs>
+          <w:tab w:val="num" w:pos="720"/>
+        </w:tabs>
+        <w:ind w:left="720" w:hanging="360"/>
+      </w:pPr>
+      <w:rPr>
+        <w:rFonts w:ascii="Symbol" w:hAnsi="Symbol" w:hint="default"/>
+        <w:sz w:val="20"/>
+      </w:rPr>
+    </w:lvl>
+    <w:lvl w:ilvl="1" w:tentative="1">
+      <w:start w:val="1"/>
+      <w:numFmt w:val="bullet"/>
+      <w:lvlText w:val="o"/>
+      <w:lvlJc w:val="left"/>
+      <w:pPr>
+        <w:tabs>
+          <w:tab w:val="num" w:pos="1440"/>
+        </w:tabs>
+        <w:ind w:left="1440" w:hanging="360"/>
+      </w:pPr>
+      <w:rPr>
+        <w:rFonts w:ascii="Courier New" w:hAnsi="Courier New" w:hint="default"/>
+        <w:sz w:val="20"/>
+      </w:rPr>
+    </w:lvl>
+    <w:lvl w:ilvl="2" w:tentative="1">
+      <w:start w:val="1"/>
+      <w:numFmt w:val="bullet"/>
+      <w:lvlText w:val=""/>
+      <w:lvlJc w:val="left"/>
+      <w:pPr>
+        <w:tabs>
+          <w:tab w:val="num" w:pos="2160"/>
+        </w:tabs>
+        <w:ind w:left="2160" w:hanging="360"/>
+      </w:pPr>
+      <w:rPr>
+        <w:rFonts w:ascii="Wingdings" w:hAnsi="Wingdings" w:hint="default"/>
+        <w:sz w:val="20"/>
+      </w:rPr>
+    </w:lvl>
+    <w:lvl w:ilvl="3" w:tentative="1">
+      <w:start w:val="1"/>
+      <w:numFmt w:val="bullet"/>
+      <w:lvlText w:val=""/>
+      <w:lvlJc w:val="left"/>
+      <w:pPr>
+        <w:tabs>
+          <w:tab w:val="num" w:pos="2880"/>
+        </w:tabs>
+        <w:ind w:left="2880" w:hanging="360"/>
+      </w:pPr>
+      <w:rPr>
+        <w:rFonts w:ascii="Wingdings" w:hAnsi="Wingdings" w:hint="default"/>
+        <w:sz w:val="20"/>
+      </w:rPr>
+    </w:lvl>
+    <w:lvl w:ilvl="4" w:tentative="1">
+      <w:start w:val="1"/>
+      <w:numFmt w:val="bullet"/>
+      <w:lvlText w:val=""/>
+      <w:lvlJc w:val="left"/>
+      <w:pPr>
+        <w:tabs>
+          <w:tab w:val="num" w:pos="3600"/>
+        </w:tabs>
+        <w:ind w:left="3600" w:hanging="360"/>
+      </w:pPr>
+      <w:rPr>
+        <w:rFonts w:ascii="Wingdings" w:hAnsi="Wingdings" w:hint="default"/>
+        <w:sz w:val="20"/>
+      </w:rPr>
+    </w:lvl>
+    <w:lvl w:ilvl="5" w:tentative="1">
+      <w:start w:val="1"/>
+      <w:numFmt w:val="bullet"/>
+      <w:lvlText w:val=""/>
+      <w:lvlJc w:val="left"/>
+      <w:pPr>
+        <w:tabs>
+          <w:tab w:val="num" w:pos="4320"/>
+        </w:tabs>
+        <w:ind w:left="4320" w:hanging="360"/>
+      </w:pPr>
+      <w:rPr>
+        <w:rFonts w:ascii="Wingdings" w:hAnsi="Wingdings" w:hint="default"/>
+        <w:sz w:val="20"/>
+      </w:rPr>
+    </w:lvl>
+    <w:lvl w:ilvl="6" w:tentative="1">
+      <w:start w:val="1"/>
+      <w:numFmt w:val="bullet"/>
+      <w:lvlText w:val=""/>
+      <w:lvlJc w:val="left"/>
+      <w:pPr>
+        <w:tabs>
+          <w:tab w:val="num" w:pos="5040"/>
+        </w:tabs>
+        <w:ind w:left="5040" w:hanging="360"/>
+      </w:pPr>
+      <w:rPr>
+        <w:rFonts w:ascii="Wingdings" w:hAnsi="Wingdings" w:hint="default"/>
+        <w:sz w:val="20"/>
+      </w:rPr>
+    </w:lvl>
+    <w:lvl w:ilvl="7" w:tentative="1">
+      <w:start w:val="1"/>
+      <w:numFmt w:val="bullet"/>
+      <w:lvlText w:val=""/>
+      <w:lvlJc w:val="left"/>
+      <w:pPr>
+        <w:tabs>
+          <w:tab w:val="num" w:pos="5760"/>
+        </w:tabs>
+        <w:ind w:left="5760" w:hanging="360"/>
+      </w:pPr>
+      <w:rPr>
+        <w:rFonts w:ascii="Wingdings" w:hAnsi="Wingdings" w:hint="default"/>
+        <w:sz w:val="20"/>
+      </w:rPr>
+    </w:lvl>
+    <w:lvl w:ilvl="8" w:tentative="1">
+      <w:start w:val="1"/>
+      <w:numFmt w:val="bullet"/>
+      <w:lvlText w:val=""/>
+      <w:lvlJc w:val="left"/>
+      <w:pPr>
+        <w:tabs>
+          <w:tab w:val="num" w:pos="6480"/>
+        </w:tabs>
+        <w:ind w:left="6480" w:hanging="360"/>
+      </w:pPr>
+      <w:rPr>
+        <w:rFonts w:ascii="Wingdings" w:hAnsi="Wingdings" w:hint="default"/>
+        <w:sz w:val="20"/>
+      </w:rPr>
+    </w:lvl>
+  </w:abstractNum>
+  <w:abstractNum w:abstractNumId="22" w15:restartNumberingAfterBreak="0">
+    <w:nsid w:val="6A3533C5"/>
+    <w:multiLevelType w:val="multilevel"/>
+    <w:tmpl w:val="B976895E"/>
+    <w:lvl w:ilvl="0">
+      <w:start w:val="1"/>
+      <w:numFmt w:val="bullet"/>
+      <w:lvlText w:val=""/>
+      <w:lvlJc w:val="left"/>
+      <w:pPr>
+        <w:tabs>
+          <w:tab w:val="num" w:pos="720"/>
+        </w:tabs>
+        <w:ind w:left="720" w:hanging="360"/>
+      </w:pPr>
+      <w:rPr>
+        <w:rFonts w:ascii="Symbol" w:hAnsi="Symbol" w:hint="default"/>
+        <w:sz w:val="20"/>
+      </w:rPr>
+    </w:lvl>
+    <w:lvl w:ilvl="1">
+      <w:start w:val="1"/>
+      <w:numFmt w:val="decimal"/>
+      <w:lvlText w:val="%2."/>
+      <w:lvlJc w:val="left"/>
+      <w:pPr>
+        <w:tabs>
+          <w:tab w:val="num" w:pos="1440"/>
+        </w:tabs>
+        <w:ind w:left="1440" w:hanging="360"/>
+      </w:pPr>
+    </w:lvl>
+    <w:lvl w:ilvl="2" w:tentative="1">
+      <w:start w:val="1"/>
+      <w:numFmt w:val="bullet"/>
+      <w:lvlText w:val=""/>
+      <w:lvlJc w:val="left"/>
+      <w:pPr>
+        <w:tabs>
+          <w:tab w:val="num" w:pos="2160"/>
+        </w:tabs>
+        <w:ind w:left="2160" w:hanging="360"/>
+      </w:pPr>
+      <w:rPr>
+        <w:rFonts w:ascii="Wingdings" w:hAnsi="Wingdings" w:hint="default"/>
+        <w:sz w:val="20"/>
+      </w:rPr>
+    </w:lvl>
+    <w:lvl w:ilvl="3" w:tentative="1">
+      <w:start w:val="1"/>
+      <w:numFmt w:val="bullet"/>
+      <w:lvlText w:val=""/>
+      <w:lvlJc w:val="left"/>
+      <w:pPr>
+        <w:tabs>
+          <w:tab w:val="num" w:pos="2880"/>
+        </w:tabs>
+        <w:ind w:left="2880" w:hanging="360"/>
+      </w:pPr>
+      <w:rPr>
+        <w:rFonts w:ascii="Wingdings" w:hAnsi="Wingdings" w:hint="default"/>
+        <w:sz w:val="20"/>
+      </w:rPr>
+    </w:lvl>
+    <w:lvl w:ilvl="4" w:tentative="1">
+      <w:start w:val="1"/>
+      <w:numFmt w:val="bullet"/>
+      <w:lvlText w:val=""/>
+      <w:lvlJc w:val="left"/>
+      <w:pPr>
+        <w:tabs>
+          <w:tab w:val="num" w:pos="3600"/>
+        </w:tabs>
+        <w:ind w:left="3600" w:hanging="360"/>
+      </w:pPr>
+      <w:rPr>
+        <w:rFonts w:ascii="Wingdings" w:hAnsi="Wingdings" w:hint="default"/>
+        <w:sz w:val="20"/>
+      </w:rPr>
+    </w:lvl>
+    <w:lvl w:ilvl="5" w:tentative="1">
+      <w:start w:val="1"/>
+      <w:numFmt w:val="bullet"/>
+      <w:lvlText w:val=""/>
+      <w:lvlJc w:val="left"/>
+      <w:pPr>
+        <w:tabs>
+          <w:tab w:val="num" w:pos="4320"/>
+        </w:tabs>
+        <w:ind w:left="4320" w:hanging="360"/>
+      </w:pPr>
+      <w:rPr>
+        <w:rFonts w:ascii="Wingdings" w:hAnsi="Wingdings" w:hint="default"/>
+        <w:sz w:val="20"/>
+      </w:rPr>
+    </w:lvl>
+    <w:lvl w:ilvl="6" w:tentative="1">
+      <w:start w:val="1"/>
+      <w:numFmt w:val="bullet"/>
+      <w:lvlText w:val=""/>
+      <w:lvlJc w:val="left"/>
+      <w:pPr>
+        <w:tabs>
+          <w:tab w:val="num" w:pos="5040"/>
+        </w:tabs>
+        <w:ind w:left="5040" w:hanging="360"/>
+      </w:pPr>
+      <w:rPr>
+        <w:rFonts w:ascii="Wingdings" w:hAnsi="Wingdings" w:hint="default"/>
+        <w:sz w:val="20"/>
+      </w:rPr>
+    </w:lvl>
+    <w:lvl w:ilvl="7" w:tentative="1">
+      <w:start w:val="1"/>
+      <w:numFmt w:val="bullet"/>
+      <w:lvlText w:val=""/>
+      <w:lvlJc w:val="left"/>
+      <w:pPr>
+        <w:tabs>
+          <w:tab w:val="num" w:pos="5760"/>
+        </w:tabs>
+        <w:ind w:left="5760" w:hanging="360"/>
+      </w:pPr>
+      <w:rPr>
+        <w:rFonts w:ascii="Wingdings" w:hAnsi="Wingdings" w:hint="default"/>
+        <w:sz w:val="20"/>
+      </w:rPr>
+    </w:lvl>
+    <w:lvl w:ilvl="8" w:tentative="1">
+      <w:start w:val="1"/>
+      <w:numFmt w:val="bullet"/>
+      <w:lvlText w:val=""/>
+      <w:lvlJc w:val="left"/>
+      <w:pPr>
+        <w:tabs>
+          <w:tab w:val="num" w:pos="6480"/>
+        </w:tabs>
+        <w:ind w:left="6480" w:hanging="360"/>
+      </w:pPr>
+      <w:rPr>
+        <w:rFonts w:ascii="Wingdings" w:hAnsi="Wingdings" w:hint="default"/>
+        <w:sz w:val="20"/>
+      </w:rPr>
+    </w:lvl>
+  </w:abstractNum>
+  <w:abstractNum w:abstractNumId="23" w15:restartNumberingAfterBreak="0">
+    <w:nsid w:val="7343235D"/>
+    <w:multiLevelType w:val="multilevel"/>
+    <w:tmpl w:val="AACE311C"/>
+    <w:lvl w:ilvl="0">
+      <w:start w:val="1"/>
+      <w:numFmt w:val="bullet"/>
+      <w:lvlText w:val=""/>
+      <w:lvlJc w:val="left"/>
+      <w:pPr>
+        <w:tabs>
+          <w:tab w:val="num" w:pos="720"/>
+        </w:tabs>
+        <w:ind w:left="720" w:hanging="360"/>
+      </w:pPr>
+      <w:rPr>
+        <w:rFonts w:ascii="Symbol" w:hAnsi="Symbol" w:hint="default"/>
+        <w:sz w:val="20"/>
+      </w:rPr>
+    </w:lvl>
+    <w:lvl w:ilvl="1" w:tentative="1">
+      <w:start w:val="1"/>
+      <w:numFmt w:val="bullet"/>
+      <w:lvlText w:val="o"/>
+      <w:lvlJc w:val="left"/>
+      <w:pPr>
+        <w:tabs>
+          <w:tab w:val="num" w:pos="1440"/>
+        </w:tabs>
+        <w:ind w:left="1440" w:hanging="360"/>
+      </w:pPr>
+      <w:rPr>
+        <w:rFonts w:ascii="Courier New" w:hAnsi="Courier New" w:hint="default"/>
+        <w:sz w:val="20"/>
+      </w:rPr>
+    </w:lvl>
+    <w:lvl w:ilvl="2" w:tentative="1">
+      <w:start w:val="1"/>
+      <w:numFmt w:val="bullet"/>
+      <w:lvlText w:val=""/>
+      <w:lvlJc w:val="left"/>
+      <w:pPr>
+        <w:tabs>
+          <w:tab w:val="num" w:pos="2160"/>
+        </w:tabs>
+        <w:ind w:left="2160" w:hanging="360"/>
+      </w:pPr>
+      <w:rPr>
+        <w:rFonts w:ascii="Wingdings" w:hAnsi="Wingdings" w:hint="default"/>
+        <w:sz w:val="20"/>
+      </w:rPr>
+    </w:lvl>
+    <w:lvl w:ilvl="3" w:tentative="1">
+      <w:start w:val="1"/>
+      <w:numFmt w:val="bullet"/>
+      <w:lvlText w:val=""/>
+      <w:lvlJc w:val="left"/>
+      <w:pPr>
+        <w:tabs>
+          <w:tab w:val="num" w:pos="2880"/>
+        </w:tabs>
+        <w:ind w:left="2880" w:hanging="360"/>
+      </w:pPr>
+      <w:rPr>
+        <w:rFonts w:ascii="Wingdings" w:hAnsi="Wingdings" w:hint="default"/>
+        <w:sz w:val="20"/>
+      </w:rPr>
+    </w:lvl>
+    <w:lvl w:ilvl="4" w:tentative="1">
+      <w:start w:val="1"/>
+      <w:numFmt w:val="bullet"/>
+      <w:lvlText w:val=""/>
+      <w:lvlJc w:val="left"/>
+      <w:pPr>
+        <w:tabs>
+          <w:tab w:val="num" w:pos="3600"/>
+        </w:tabs>
+        <w:ind w:left="3600" w:hanging="360"/>
+      </w:pPr>
+      <w:rPr>
+        <w:rFonts w:ascii="Wingdings" w:hAnsi="Wingdings" w:hint="default"/>
+        <w:sz w:val="20"/>
+      </w:rPr>
+    </w:lvl>
+    <w:lvl w:ilvl="5" w:tentative="1">
+      <w:start w:val="1"/>
+      <w:numFmt w:val="bullet"/>
+      <w:lvlText w:val=""/>
+      <w:lvlJc w:val="left"/>
+      <w:pPr>
+        <w:tabs>
+          <w:tab w:val="num" w:pos="4320"/>
+        </w:tabs>
+        <w:ind w:left="4320" w:hanging="360"/>
+      </w:pPr>
+      <w:rPr>
+        <w:rFonts w:ascii="Wingdings" w:hAnsi="Wingdings" w:hint="default"/>
+        <w:sz w:val="20"/>
+      </w:rPr>
+    </w:lvl>
+    <w:lvl w:ilvl="6" w:tentative="1">
+      <w:start w:val="1"/>
+      <w:numFmt w:val="bullet"/>
+      <w:lvlText w:val=""/>
+      <w:lvlJc w:val="left"/>
+      <w:pPr>
+        <w:tabs>
+          <w:tab w:val="num" w:pos="5040"/>
+        </w:tabs>
+        <w:ind w:left="5040" w:hanging="360"/>
+      </w:pPr>
+      <w:rPr>
+        <w:rFonts w:ascii="Wingdings" w:hAnsi="Wingdings" w:hint="default"/>
+        <w:sz w:val="20"/>
+      </w:rPr>
+    </w:lvl>
+    <w:lvl w:ilvl="7" w:tentative="1">
+      <w:start w:val="1"/>
+      <w:numFmt w:val="bullet"/>
+      <w:lvlText w:val=""/>
+      <w:lvlJc w:val="left"/>
+      <w:pPr>
+        <w:tabs>
+          <w:tab w:val="num" w:pos="5760"/>
+        </w:tabs>
+        <w:ind w:left="5760" w:hanging="360"/>
+      </w:pPr>
+      <w:rPr>
+        <w:rFonts w:ascii="Wingdings" w:hAnsi="Wingdings" w:hint="default"/>
+        <w:sz w:val="20"/>
+      </w:rPr>
+    </w:lvl>
+    <w:lvl w:ilvl="8" w:tentative="1">
+      <w:start w:val="1"/>
+      <w:numFmt w:val="bullet"/>
+      <w:lvlText w:val=""/>
+      <w:lvlJc w:val="left"/>
+      <w:pPr>
+        <w:tabs>
+          <w:tab w:val="num" w:pos="6480"/>
+        </w:tabs>
+        <w:ind w:left="6480" w:hanging="360"/>
+      </w:pPr>
+      <w:rPr>
+        <w:rFonts w:ascii="Wingdings" w:hAnsi="Wingdings" w:hint="default"/>
+        <w:sz w:val="20"/>
+      </w:rPr>
+    </w:lvl>
+  </w:abstractNum>
+  <w:abstractNum w:abstractNumId="24" w15:restartNumberingAfterBreak="0">
+    <w:nsid w:val="73C6534A"/>
+    <w:multiLevelType w:val="multilevel"/>
+    <w:tmpl w:val="EB90A496"/>
+    <w:lvl w:ilvl="0">
+      <w:start w:val="1"/>
+      <w:numFmt w:val="bullet"/>
+      <w:lvlText w:val=""/>
+      <w:lvlJc w:val="left"/>
+      <w:pPr>
+        <w:tabs>
+          <w:tab w:val="num" w:pos="720"/>
+        </w:tabs>
+        <w:ind w:left="720" w:hanging="360"/>
+      </w:pPr>
+      <w:rPr>
+        <w:rFonts w:ascii="Symbol" w:hAnsi="Symbol" w:hint="default"/>
+        <w:sz w:val="20"/>
+      </w:rPr>
+    </w:lvl>
+    <w:lvl w:ilvl="1" w:tentative="1">
+      <w:start w:val="1"/>
+      <w:numFmt w:val="bullet"/>
+      <w:lvlText w:val="o"/>
+      <w:lvlJc w:val="left"/>
+      <w:pPr>
+        <w:tabs>
+          <w:tab w:val="num" w:pos="1440"/>
+        </w:tabs>
+        <w:ind w:left="1440" w:hanging="360"/>
+      </w:pPr>
+      <w:rPr>
+        <w:rFonts w:ascii="Courier New" w:hAnsi="Courier New" w:hint="default"/>
+        <w:sz w:val="20"/>
+      </w:rPr>
+    </w:lvl>
+    <w:lvl w:ilvl="2" w:tentative="1">
+      <w:start w:val="1"/>
+      <w:numFmt w:val="bullet"/>
+      <w:lvlText w:val=""/>
+      <w:lvlJc w:val="left"/>
+      <w:pPr>
+        <w:tabs>
+          <w:tab w:val="num" w:pos="2160"/>
+        </w:tabs>
+        <w:ind w:left="2160" w:hanging="360"/>
+      </w:pPr>
+      <w:rPr>
+        <w:rFonts w:ascii="Wingdings" w:hAnsi="Wingdings" w:hint="default"/>
+        <w:sz w:val="20"/>
+      </w:rPr>
+    </w:lvl>
+    <w:lvl w:ilvl="3" w:tentative="1">
+      <w:start w:val="1"/>
+      <w:numFmt w:val="bullet"/>
+      <w:lvlText w:val=""/>
+      <w:lvlJc w:val="left"/>
+      <w:pPr>
+        <w:tabs>
+          <w:tab w:val="num" w:pos="2880"/>
+        </w:tabs>
+        <w:ind w:left="2880" w:hanging="360"/>
+      </w:pPr>
+      <w:rPr>
+        <w:rFonts w:ascii="Wingdings" w:hAnsi="Wingdings" w:hint="default"/>
+        <w:sz w:val="20"/>
+      </w:rPr>
+    </w:lvl>
+    <w:lvl w:ilvl="4" w:tentative="1">
+      <w:start w:val="1"/>
+      <w:numFmt w:val="bullet"/>
+      <w:lvlText w:val=""/>
+      <w:lvlJc w:val="left"/>
+      <w:pPr>
+        <w:tabs>
+          <w:tab w:val="num" w:pos="3600"/>
+        </w:tabs>
+        <w:ind w:left="3600" w:hanging="360"/>
+      </w:pPr>
+      <w:rPr>
+        <w:rFonts w:ascii="Wingdings" w:hAnsi="Wingdings" w:hint="default"/>
+        <w:sz w:val="20"/>
+      </w:rPr>
+    </w:lvl>
+    <w:lvl w:ilvl="5" w:tentative="1">
+      <w:start w:val="1"/>
+      <w:numFmt w:val="bullet"/>
+      <w:lvlText w:val=""/>
+      <w:lvlJc w:val="left"/>
+      <w:pPr>
+        <w:tabs>
+          <w:tab w:val="num" w:pos="4320"/>
+        </w:tabs>
+        <w:ind w:left="4320" w:hanging="360"/>
+      </w:pPr>
+      <w:rPr>
+        <w:rFonts w:ascii="Wingdings" w:hAnsi="Wingdings" w:hint="default"/>
+        <w:sz w:val="20"/>
+      </w:rPr>
+    </w:lvl>
+    <w:lvl w:ilvl="6" w:tentative="1">
+      <w:start w:val="1"/>
+      <w:numFmt w:val="bullet"/>
+      <w:lvlText w:val=""/>
+      <w:lvlJc w:val="left"/>
+      <w:pPr>
+        <w:tabs>
+          <w:tab w:val="num" w:pos="5040"/>
+        </w:tabs>
+        <w:ind w:left="5040" w:hanging="360"/>
+      </w:pPr>
+      <w:rPr>
+        <w:rFonts w:ascii="Wingdings" w:hAnsi="Wingdings" w:hint="default"/>
+        <w:sz w:val="20"/>
+      </w:rPr>
+    </w:lvl>
+    <w:lvl w:ilvl="7" w:tentative="1">
+      <w:start w:val="1"/>
+      <w:numFmt w:val="bullet"/>
+      <w:lvlText w:val=""/>
+      <w:lvlJc w:val="left"/>
+      <w:pPr>
+        <w:tabs>
+          <w:tab w:val="num" w:pos="5760"/>
+        </w:tabs>
+        <w:ind w:left="5760" w:hanging="360"/>
+      </w:pPr>
+      <w:rPr>
+        <w:rFonts w:ascii="Wingdings" w:hAnsi="Wingdings" w:hint="default"/>
+        <w:sz w:val="20"/>
+      </w:rPr>
+    </w:lvl>
+    <w:lvl w:ilvl="8" w:tentative="1">
+      <w:start w:val="1"/>
+      <w:numFmt w:val="bullet"/>
+      <w:lvlText w:val=""/>
+      <w:lvlJc w:val="left"/>
+      <w:pPr>
+        <w:tabs>
+          <w:tab w:val="num" w:pos="6480"/>
+        </w:tabs>
+        <w:ind w:left="6480" w:hanging="360"/>
+      </w:pPr>
+      <w:rPr>
+        <w:rFonts w:ascii="Wingdings" w:hAnsi="Wingdings" w:hint="default"/>
+        <w:sz w:val="20"/>
+      </w:rPr>
+    </w:lvl>
+  </w:abstractNum>
+  <w:abstractNum w:abstractNumId="25" w15:restartNumberingAfterBreak="0">
+    <w:nsid w:val="78B92999"/>
+    <w:multiLevelType w:val="hybridMultilevel"/>
+    <w:tmpl w:val="B0428A96"/>
+    <w:lvl w:ilvl="0" w:tplc="0409000F">
+      <w:start w:val="1"/>
+      <w:numFmt w:val="decimal"/>
+      <w:lvlText w:val="%1."/>
+      <w:lvlJc w:val="left"/>
+      <w:pPr>
+        <w:ind w:left="720" w:hanging="360"/>
+      </w:pPr>
+      <w:rPr>
+        <w:rFonts w:hint="default"/>
+      </w:rPr>
+    </w:lvl>
+    <w:lvl w:ilvl="1" w:tplc="04090019" w:tentative="1">
+      <w:start w:val="1"/>
+      <w:numFmt w:val="lowerLetter"/>
+      <w:lvlText w:val="%2."/>
+      <w:lvlJc w:val="left"/>
+      <w:pPr>
+        <w:ind w:left="1440" w:hanging="360"/>
+      </w:pPr>
+    </w:lvl>
+    <w:lvl w:ilvl="2" w:tplc="0409001B" w:tentative="1">
+      <w:start w:val="1"/>
+      <w:numFmt w:val="lowerRoman"/>
+      <w:lvlText w:val="%3."/>
+      <w:lvlJc w:val="right"/>
+      <w:pPr>
+        <w:ind w:left="2160" w:hanging="180"/>
+      </w:pPr>
+    </w:lvl>
+    <w:lvl w:ilvl="3" w:tplc="0409000F" w:tentative="1">
+      <w:start w:val="1"/>
+      <w:numFmt w:val="decimal"/>
+      <w:lvlText w:val="%4."/>
+      <w:lvlJc w:val="left"/>
+      <w:pPr>
+        <w:ind w:left="2880" w:hanging="360"/>
+      </w:pPr>
+    </w:lvl>
+    <w:lvl w:ilvl="4" w:tplc="04090019" w:tentative="1">
+      <w:start w:val="1"/>
+      <w:numFmt w:val="lowerLetter"/>
+      <w:lvlText w:val="%5."/>
+      <w:lvlJc w:val="left"/>
+      <w:pPr>
+        <w:ind w:left="3600" w:hanging="360"/>
+      </w:pPr>
+    </w:lvl>
+    <w:lvl w:ilvl="5" w:tplc="0409001B" w:tentative="1">
+      <w:start w:val="1"/>
+      <w:numFmt w:val="lowerRoman"/>
+      <w:lvlText w:val="%6."/>
+      <w:lvlJc w:val="right"/>
+      <w:pPr>
+        <w:ind w:left="4320" w:hanging="180"/>
+      </w:pPr>
+    </w:lvl>
+    <w:lvl w:ilvl="6" w:tplc="0409000F" w:tentative="1">
+      <w:start w:val="1"/>
+      <w:numFmt w:val="decimal"/>
+      <w:lvlText w:val="%7."/>
+      <w:lvlJc w:val="left"/>
+      <w:pPr>
+        <w:ind w:left="5040" w:hanging="360"/>
+      </w:pPr>
+    </w:lvl>
+    <w:lvl w:ilvl="7" w:tplc="04090019" w:tentative="1">
+      <w:start w:val="1"/>
+      <w:numFmt w:val="lowerLetter"/>
+      <w:lvlText w:val="%8."/>
+      <w:lvlJc w:val="left"/>
+      <w:pPr>
+        <w:ind w:left="5760" w:hanging="360"/>
+      </w:pPr>
+    </w:lvl>
+    <w:lvl w:ilvl="8" w:tplc="0409001B" w:tentative="1">
+      <w:start w:val="1"/>
+      <w:numFmt w:val="lowerRoman"/>
+      <w:lvlText w:val="%9."/>
+      <w:lvlJc w:val="right"/>
+      <w:pPr>
+        <w:ind w:left="6480" w:hanging="180"/>
+      </w:pPr>
+    </w:lvl>
+  </w:abstractNum>
+  <w:abstractNum w:abstractNumId="26" w15:restartNumberingAfterBreak="0">
+    <w:nsid w:val="7BBD610D"/>
+    <w:multiLevelType w:val="hybridMultilevel"/>
+    <w:tmpl w:val="032610E0"/>
+    <w:lvl w:ilvl="0" w:tplc="04090001">
+      <w:start w:val="1"/>
+      <w:numFmt w:val="bullet"/>
+      <w:lvlText w:val=""/>
+      <w:lvlJc w:val="left"/>
+      <w:pPr>
+        <w:ind w:left="720" w:hanging="360"/>
+      </w:pPr>
+      <w:rPr>
+        <w:rFonts w:ascii="Symbol" w:hAnsi="Symbol" w:hint="default"/>
+      </w:rPr>
+    </w:lvl>
+    <w:lvl w:ilvl="1" w:tplc="04090003" w:tentative="1">
+      <w:start w:val="1"/>
+      <w:numFmt w:val="bullet"/>
+      <w:lvlText w:val="o"/>
+      <w:lvlJc w:val="left"/>
+      <w:pPr>
+        <w:ind w:left="1440" w:hanging="360"/>
+      </w:pPr>
+      <w:rPr>
+        <w:rFonts w:ascii="Courier New" w:hAnsi="Courier New" w:cs="Courier New" w:hint="default"/>
+      </w:rPr>
+    </w:lvl>
+    <w:lvl w:ilvl="2" w:tplc="04090005" w:tentative="1">
+      <w:start w:val="1"/>
+      <w:numFmt w:val="bullet"/>
+      <w:lvlText w:val=""/>
+      <w:lvlJc w:val="left"/>
+      <w:pPr>
+        <w:ind w:left="2160" w:hanging="360"/>
+      </w:pPr>
+      <w:rPr>
+        <w:rFonts w:ascii="Wingdings" w:hAnsi="Wingdings" w:hint="default"/>
+      </w:rPr>
+    </w:lvl>
+    <w:lvl w:ilvl="3" w:tplc="04090001" w:tentative="1">
+      <w:start w:val="1"/>
+      <w:numFmt w:val="bullet"/>
+      <w:lvlText w:val=""/>
+      <w:lvlJc w:val="left"/>
+      <w:pPr>
+        <w:ind w:left="2880" w:hanging="360"/>
+      </w:pPr>
+      <w:rPr>
+        <w:rFonts w:ascii="Symbol" w:hAnsi="Symbol" w:hint="default"/>
+      </w:rPr>
+    </w:lvl>
+    <w:lvl w:ilvl="4" w:tplc="04090003" w:tentative="1">
+      <w:start w:val="1"/>
+      <w:numFmt w:val="bullet"/>
+      <w:lvlText w:val="o"/>
+      <w:lvlJc w:val="left"/>
+      <w:pPr>
+        <w:ind w:left="3600" w:hanging="360"/>
+      </w:pPr>
+      <w:rPr>
+        <w:rFonts w:ascii="Courier New" w:hAnsi="Courier New" w:cs="Courier New" w:hint="default"/>
+      </w:rPr>
+    </w:lvl>
+    <w:lvl w:ilvl="5" w:tplc="04090005" w:tentative="1">
+      <w:start w:val="1"/>
+      <w:numFmt w:val="bullet"/>
+      <w:lvlText w:val=""/>
+      <w:lvlJc w:val="left"/>
+      <w:pPr>
+        <w:ind w:left="4320" w:hanging="360"/>
+      </w:pPr>
+      <w:rPr>
+        <w:rFonts w:ascii="Wingdings" w:hAnsi="Wingdings" w:hint="default"/>
+      </w:rPr>
+    </w:lvl>
+    <w:lvl w:ilvl="6" w:tplc="04090001" w:tentative="1">
+      <w:start w:val="1"/>
+      <w:numFmt w:val="bullet"/>
+      <w:lvlText w:val=""/>
+      <w:lvlJc w:val="left"/>
+      <w:pPr>
+        <w:ind w:left="5040" w:hanging="360"/>
+      </w:pPr>
+      <w:rPr>
+        <w:rFonts w:ascii="Symbol" w:hAnsi="Symbol" w:hint="default"/>
+      </w:rPr>
+    </w:lvl>
+    <w:lvl w:ilvl="7" w:tplc="04090003" w:tentative="1">
+      <w:start w:val="1"/>
+      <w:numFmt w:val="bullet"/>
+      <w:lvlText w:val="o"/>
+      <w:lvlJc w:val="left"/>
+      <w:pPr>
+        <w:ind w:left="5760" w:hanging="360"/>
+      </w:pPr>
+      <w:rPr>
+        <w:rFonts w:ascii="Courier New" w:hAnsi="Courier New" w:cs="Courier New" w:hint="default"/>
+      </w:rPr>
+    </w:lvl>
+    <w:lvl w:ilvl="8" w:tplc="04090005" w:tentative="1">
+      <w:start w:val="1"/>
+      <w:numFmt w:val="bullet"/>
+      <w:lvlText w:val=""/>
+      <w:lvlJc w:val="left"/>
+      <w:pPr>
+        <w:ind w:left="6480" w:hanging="360"/>
+      </w:pPr>
+      <w:rPr>
+        <w:rFonts w:ascii="Wingdings" w:hAnsi="Wingdings" w:hint="default"/>
+      </w:rPr>
+    </w:lvl>
+  </w:abstractNum>
+  <w:abstractNum w:abstractNumId="27" w15:restartNumberingAfterBreak="0">
+    <w:nsid w:val="7D56246B"/>
+    <w:multiLevelType w:val="multilevel"/>
+    <w:tmpl w:val="B2E46126"/>
+    <w:lvl w:ilvl="0">
+      <w:start w:val="1"/>
+      <w:numFmt w:val="bullet"/>
+      <w:lvlText w:val=""/>
+      <w:lvlJc w:val="left"/>
+      <w:pPr>
+        <w:tabs>
+          <w:tab w:val="num" w:pos="720"/>
+        </w:tabs>
+        <w:ind w:left="720" w:hanging="360"/>
+      </w:pPr>
+      <w:rPr>
+        <w:rFonts w:ascii="Symbol" w:hAnsi="Symbol" w:hint="default"/>
+        <w:sz w:val="24"/>
+        <w:szCs w:val="32"/>
+      </w:rPr>
+    </w:lvl>
+    <w:lvl w:ilvl="1" w:tentative="1">
+      <w:start w:val="1"/>
+      <w:numFmt w:val="bullet"/>
+      <w:lvlText w:val="o"/>
+      <w:lvlJc w:val="left"/>
+      <w:pPr>
+        <w:tabs>
+          <w:tab w:val="num" w:pos="1440"/>
+        </w:tabs>
+        <w:ind w:left="1440" w:hanging="360"/>
+      </w:pPr>
+      <w:rPr>
+        <w:rFonts w:ascii="Courier New" w:hAnsi="Courier New" w:hint="default"/>
+        <w:sz w:val="20"/>
+      </w:rPr>
+    </w:lvl>
+    <w:lvl w:ilvl="2" w:tentative="1">
+      <w:start w:val="1"/>
+      <w:numFmt w:val="bullet"/>
+      <w:lvlText w:val=""/>
+      <w:lvlJc w:val="left"/>
+      <w:pPr>
+        <w:tabs>
+          <w:tab w:val="num" w:pos="2160"/>
+        </w:tabs>
+        <w:ind w:left="2160" w:hanging="360"/>
+      </w:pPr>
+      <w:rPr>
+        <w:rFonts w:ascii="Wingdings" w:hAnsi="Wingdings" w:hint="default"/>
+        <w:sz w:val="20"/>
+      </w:rPr>
+    </w:lvl>
+    <w:lvl w:ilvl="3" w:tentative="1">
+      <w:start w:val="1"/>
+      <w:numFmt w:val="bullet"/>
+      <w:lvlText w:val=""/>
+      <w:lvlJc w:val="left"/>
+      <w:pPr>
+        <w:tabs>
+          <w:tab w:val="num" w:pos="2880"/>
+        </w:tabs>
+        <w:ind w:left="2880" w:hanging="360"/>
+      </w:pPr>
+      <w:rPr>
+        <w:rFonts w:ascii="Wingdings" w:hAnsi="Wingdings" w:hint="default"/>
+        <w:sz w:val="20"/>
+      </w:rPr>
+    </w:lvl>
+    <w:lvl w:ilvl="4" w:tentative="1">
+      <w:start w:val="1"/>
+      <w:numFmt w:val="bullet"/>
+      <w:lvlText w:val=""/>
+      <w:lvlJc w:val="left"/>
+      <w:pPr>
+        <w:tabs>
+          <w:tab w:val="num" w:pos="3600"/>
+        </w:tabs>
+        <w:ind w:left="3600" w:hanging="360"/>
+      </w:pPr>
+      <w:rPr>
+        <w:rFonts w:ascii="Wingdings" w:hAnsi="Wingdings" w:hint="default"/>
+        <w:sz w:val="20"/>
+      </w:rPr>
+    </w:lvl>
+    <w:lvl w:ilvl="5" w:tentative="1">
+      <w:start w:val="1"/>
+      <w:numFmt w:val="bullet"/>
+      <w:lvlText w:val=""/>
+      <w:lvlJc w:val="left"/>
+      <w:pPr>
+        <w:tabs>
+          <w:tab w:val="num" w:pos="4320"/>
+        </w:tabs>
+        <w:ind w:left="4320" w:hanging="360"/>
+      </w:pPr>
+      <w:rPr>
+        <w:rFonts w:ascii="Wingdings" w:hAnsi="Wingdings" w:hint="default"/>
+        <w:sz w:val="20"/>
+      </w:rPr>
+    </w:lvl>
+    <w:lvl w:ilvl="6" w:tentative="1">
+      <w:start w:val="1"/>
+      <w:numFmt w:val="bullet"/>
+      <w:lvlText w:val=""/>
+      <w:lvlJc w:val="left"/>
+      <w:pPr>
+        <w:tabs>
+          <w:tab w:val="num" w:pos="5040"/>
+        </w:tabs>
+        <w:ind w:left="5040" w:hanging="360"/>
+      </w:pPr>
+      <w:rPr>
+        <w:rFonts w:ascii="Wingdings" w:hAnsi="Wingdings" w:hint="default"/>
+        <w:sz w:val="20"/>
+      </w:rPr>
+    </w:lvl>
+    <w:lvl w:ilvl="7" w:tentative="1">
+      <w:start w:val="1"/>
+      <w:numFmt w:val="bullet"/>
+      <w:lvlText w:val=""/>
+      <w:lvlJc w:val="left"/>
+      <w:pPr>
+        <w:tabs>
+          <w:tab w:val="num" w:pos="5760"/>
+        </w:tabs>
+        <w:ind w:left="5760" w:hanging="360"/>
+      </w:pPr>
+      <w:rPr>
+        <w:rFonts w:ascii="Wingdings" w:hAnsi="Wingdings" w:hint="default"/>
+        <w:sz w:val="20"/>
+      </w:rPr>
+    </w:lvl>
+    <w:lvl w:ilvl="8" w:tentative="1">
+      <w:start w:val="1"/>
+      <w:numFmt w:val="bullet"/>
+      <w:lvlText w:val=""/>
+      <w:lvlJc w:val="left"/>
+      <w:pPr>
+        <w:tabs>
+          <w:tab w:val="num" w:pos="6480"/>
+        </w:tabs>
+        <w:ind w:left="6480" w:hanging="360"/>
+      </w:pPr>
+      <w:rPr>
+        <w:rFonts w:ascii="Wingdings" w:hAnsi="Wingdings" w:hint="default"/>
+        <w:sz w:val="20"/>
+      </w:rPr>
+    </w:lvl>
+  </w:abstractNum>
   <w:num w:numId="1">
+    <w:abstractNumId w:val="10"/>
+  </w:num>
+  <w:num w:numId="2">
+    <w:abstractNumId w:val="19"/>
+  </w:num>
+  <w:num w:numId="3">
+    <w:abstractNumId w:val="16"/>
+  </w:num>
+  <w:num w:numId="4">
+    <w:abstractNumId w:val="5"/>
+  </w:num>
+  <w:num w:numId="5">
+    <w:abstractNumId w:val="2"/>
+  </w:num>
+  <w:num w:numId="6">
+    <w:abstractNumId w:val="0"/>
+  </w:num>
+  <w:num w:numId="7">
+    <w:abstractNumId w:val="8"/>
+  </w:num>
+  <w:num w:numId="8">
+    <w:abstractNumId w:val="20"/>
+  </w:num>
+  <w:num w:numId="9">
+    <w:abstractNumId w:val="27"/>
+  </w:num>
+  <w:num w:numId="10">
+    <w:abstractNumId w:val="13"/>
+  </w:num>
+  <w:num w:numId="11">
+    <w:abstractNumId w:val="3"/>
+  </w:num>
+  <w:num w:numId="12">
+    <w:abstractNumId w:val="11"/>
+  </w:num>
+  <w:num w:numId="13">
+    <w:abstractNumId w:val="4"/>
+  </w:num>
+  <w:num w:numId="14">
+    <w:abstractNumId w:val="12"/>
+  </w:num>
+  <w:num w:numId="15">
     <w:abstractNumId w:val="1"/>
   </w:num>
-  <w:num w:numId="2">
-    <w:abstractNumId w:val="3"/>
+  <w:num w:numId="16">
+    <w:abstractNumId w:val="26"/>
   </w:num>
-  <w:num w:numId="3">
-    <w:abstractNumId w:val="2"/>
+  <w:num w:numId="17">
+    <w:abstractNumId w:val="7"/>
   </w:num>
-  <w:num w:numId="4">
-    <w:abstractNumId w:val="0"/>
+  <w:num w:numId="18">
+    <w:abstractNumId w:val="18"/>
+  </w:num>
+  <w:num w:numId="19">
+    <w:abstractNumId w:val="6"/>
+  </w:num>
+  <w:num w:numId="20">
+    <w:abstractNumId w:val="14"/>
+  </w:num>
+  <w:num w:numId="21">
+    <w:abstractNumId w:val="21"/>
+  </w:num>
+  <w:num w:numId="22">
+    <w:abstractNumId w:val="15"/>
+  </w:num>
+  <w:num w:numId="23">
+    <w:abstractNumId w:val="9"/>
+  </w:num>
+  <w:num w:numId="24">
+    <w:abstractNumId w:val="25"/>
+  </w:num>
+  <w:num w:numId="25">
+    <w:abstractNumId w:val="22"/>
+  </w:num>
+  <w:num w:numId="26">
+    <w:abstractNumId w:val="17"/>
+  </w:num>
+  <w:num w:numId="27">
+    <w:abstractNumId w:val="23"/>
+  </w:num>
+  <w:num w:numId="28">
+    <w:abstractNumId w:val="24"/>
   </w:num>
 </w:numbering>
 </file>
@@ -1260,10 +8798,30 @@
     <w:name w:val="Normal"/>
     <w:qFormat/>
   </w:style>
+  <w:style w:type="paragraph" w:styleId="Heading1">
+    <w:name w:val="heading 1"/>
+    <w:basedOn w:val="Normal"/>
+    <w:next w:val="Normal"/>
+    <w:link w:val="Heading1Char"/>
+    <w:uiPriority w:val="9"/>
+    <w:qFormat/>
+    <w:rsid w:val="00995C82"/>
+    <w:pPr>
+      <w:keepNext/>
+      <w:keepLines/>
+      <w:spacing w:before="240" w:after="0"/>
+      <w:outlineLvl w:val="0"/>
+    </w:pPr>
+    <w:rPr>
+      <w:rFonts w:asciiTheme="majorHAnsi" w:eastAsiaTheme="majorEastAsia" w:hAnsiTheme="majorHAnsi" w:cstheme="majorBidi"/>
+      <w:color w:val="2F5496" w:themeColor="accent1" w:themeShade="BF"/>
+      <w:sz w:val="32"/>
+      <w:szCs w:val="32"/>
+    </w:rPr>
+  </w:style>
   <w:style w:type="character" w:default="1" w:styleId="DefaultParagraphFont">
     <w:name w:val="Default Paragraph Font"/>
     <w:uiPriority w:val="1"/>
-    <w:semiHidden/>
     <w:unhideWhenUsed/>
   </w:style>
   <w:style w:type="table" w:default="1" w:styleId="TableNormal">
@@ -1297,6 +8855,54 @@
       <w:ind w:left="720"/>
       <w:contextualSpacing/>
     </w:pPr>
+  </w:style>
+  <w:style w:type="character" w:customStyle="1" w:styleId="Heading1Char">
+    <w:name w:val="Heading 1 Char"/>
+    <w:basedOn w:val="DefaultParagraphFont"/>
+    <w:link w:val="Heading1"/>
+    <w:uiPriority w:val="9"/>
+    <w:rsid w:val="00995C82"/>
+    <w:rPr>
+      <w:rFonts w:asciiTheme="majorHAnsi" w:eastAsiaTheme="majorEastAsia" w:hAnsiTheme="majorHAnsi" w:cstheme="majorBidi"/>
+      <w:color w:val="2F5496" w:themeColor="accent1" w:themeShade="BF"/>
+      <w:sz w:val="32"/>
+      <w:szCs w:val="32"/>
+    </w:rPr>
+  </w:style>
+  <w:style w:type="paragraph" w:styleId="TOCHeading">
+    <w:name w:val="TOC Heading"/>
+    <w:basedOn w:val="Heading1"/>
+    <w:next w:val="Normal"/>
+    <w:uiPriority w:val="39"/>
+    <w:unhideWhenUsed/>
+    <w:qFormat/>
+    <w:rsid w:val="00995C82"/>
+    <w:pPr>
+      <w:outlineLvl w:val="9"/>
+    </w:pPr>
+  </w:style>
+  <w:style w:type="paragraph" w:styleId="TOC1">
+    <w:name w:val="toc 1"/>
+    <w:basedOn w:val="Normal"/>
+    <w:next w:val="Normal"/>
+    <w:autoRedefine/>
+    <w:uiPriority w:val="39"/>
+    <w:unhideWhenUsed/>
+    <w:rsid w:val="00995C82"/>
+    <w:pPr>
+      <w:spacing w:after="100"/>
+    </w:pPr>
+  </w:style>
+  <w:style w:type="character" w:styleId="Hyperlink">
+    <w:name w:val="Hyperlink"/>
+    <w:basedOn w:val="DefaultParagraphFont"/>
+    <w:uiPriority w:val="99"/>
+    <w:unhideWhenUsed/>
+    <w:rsid w:val="00995C82"/>
+    <w:rPr>
+      <w:color w:val="0563C1" w:themeColor="hyperlink"/>
+      <w:u w:val="single"/>
+    </w:rPr>
   </w:style>
 </w:styles>
 </file>
